--- a/Hyperscience_OCI_POC_Infrastructure_Build_Runbook.docx
+++ b/Hyperscience_OCI_POC_Infrastructure_Build_Runbook.docx
@@ -4,6 +4,7 @@
   <w:body>
     <w:p>
       <w:pPr>
+        <w:pStyle w:val="Title"/>
         <w:spacing w:before="1400"/>
         <w:jc w:val="center"/>
       </w:pPr>
@@ -52,6 +53,14 @@
         <w:tblW w:type="auto" w:w="0"/>
         <w:jc w:val="center"/>
         <w:tblLook w:firstColumn="1" w:firstRow="1" w:lastColumn="0" w:lastRow="0" w:noHBand="0" w:noVBand="1" w:val="04A0"/>
+        <w:tblBorders>
+          <w:top w:val="single" w:sz="4" w:color="D9D9D9"/>
+          <w:left w:val="single" w:sz="4" w:color="D9D9D9"/>
+          <w:bottom w:val="single" w:sz="4" w:color="D9D9D9"/>
+          <w:right w:val="single" w:sz="4" w:color="D9D9D9"/>
+          <w:insideH w:val="single" w:sz="4" w:color="D9D9D9"/>
+          <w:insideV w:val="single" w:sz="4" w:color="D9D9D9"/>
+        </w:tblBorders>
       </w:tblPr>
       <w:tblGrid>
         <w:gridCol w:w="5112"/>
@@ -147,7 +156,7 @@
                 <w:b w:val="0"/>
                 <w:sz w:val="17"/>
               </w:rPr>
-              <w:t>2.1 - corrected VM-only architecture</w:t>
+              <w:t>2.2 - October 14 discovery update</w:t>
             </w:r>
           </w:p>
         </w:tc>
@@ -194,7 +203,7 @@
                 <w:b w:val="0"/>
                 <w:sz w:val="17"/>
               </w:rPr>
-              <w:t>October 8, 2026</w:t>
+              <w:t>October 14, 2026</w:t>
             </w:r>
           </w:p>
         </w:tc>
@@ -434,46 +443,16 @@
         <w:spacing w:after="0"/>
       </w:pPr>
     </w:p>
-    <w:tbl>
-      <w:tblPr>
-        <w:tblStyle w:val="TableGrid"/>
-        <w:tblW w:type="auto" w:w="0"/>
-        <w:tblLook w:firstColumn="1" w:firstRow="1" w:lastColumn="0" w:lastRow="0" w:noHBand="0" w:noVBand="1" w:val="04A0"/>
-      </w:tblPr>
-      <w:tblGrid>
-        <w:gridCol w:w="10224"/>
-      </w:tblGrid>
-      <w:tr>
-        <w:trPr>
-          <w:cantSplit/>
-        </w:trPr>
-        <w:tc>
-          <w:tcPr>
-            <w:tcW w:type="dxa" w:w="10224"/>
-            <w:shd w:fill="FFF2CC"/>
-          </w:tcPr>
-          <w:p>
-            <w:pPr>
-              <w:spacing w:after="0"/>
-            </w:pPr>
-            <w:r>
-              <w:rPr>
-                <w:b/>
-                <w:color w:val="1F4E78"/>
-              </w:rPr>
-              <w:t xml:space="preserve">POC BOUNDARY  </w:t>
-            </w:r>
-            <w:r>
-              <w:t>This runbook builds the Hyperscience infrastructure foundation on standalone OCI Compute VMs. It excludes production, DataWalk, OKE, self-managed Kubernetes, Helm, production data, and an Authority to Operate.</w:t>
-            </w:r>
-          </w:p>
-        </w:tc>
-      </w:tr>
-    </w:tbl>
     <w:p>
-      <w:pPr>
-        <w:spacing w:after="0"/>
-      </w:pPr>
+      <w:r>
+        <w:rPr>
+          <w:b/>
+        </w:rPr>
+        <w:t xml:space="preserve">POC BOUNDARY  </w:t>
+      </w:r>
+      <w:r>
+        <w:t>Build a new Hyperscience nonproduction environment on standalone OCI Compute with Podman, then import application assets and test them. Production, DataWalk integration, OKE, Kubernetes, Helm and ATO approval are excluded. Target technical completion is November 24, 2026, ahead of the November 25 funding deadline. No execution or approval is implied by this document.</w:t>
+      </w:r>
     </w:p>
     <w:p>
       <w:r>
@@ -486,7 +465,7 @@
         <w:keepNext/>
       </w:pPr>
       <w:r>
-        <w:t>1. Purpose and fixed POC architecture</w:t>
+        <w:t>1 Purpose and fixed POC architecture</w:t>
       </w:r>
     </w:p>
     <w:p>
@@ -500,7 +479,7 @@
         <w:keepNext/>
       </w:pPr>
       <w:r>
-        <w:t>1.1 Included and excluded</w:t>
+        <w:t>1 1 Included and excluded</w:t>
       </w:r>
     </w:p>
     <w:tbl>
@@ -508,7 +487,16 @@
         <w:tblStyle w:val="TableGrid"/>
         <w:tblW w:type="auto" w:w="0"/>
         <w:jc w:val="center"/>
+        <w:tblLayout w:type="fixed"/>
         <w:tblLook w:firstColumn="1" w:firstRow="1" w:lastColumn="0" w:lastRow="0" w:noHBand="0" w:noVBand="1" w:val="04A0"/>
+        <w:tblBorders>
+          <w:top w:val="single" w:sz="4" w:color="D9D9D9"/>
+          <w:left w:val="single" w:sz="4" w:color="D9D9D9"/>
+          <w:bottom w:val="single" w:sz="4" w:color="D9D9D9"/>
+          <w:right w:val="single" w:sz="4" w:color="D9D9D9"/>
+          <w:insideH w:val="single" w:sz="4" w:color="D9D9D9"/>
+          <w:insideV w:val="single" w:sz="4" w:color="D9D9D9"/>
+        </w:tblBorders>
       </w:tblPr>
       <w:tblGrid>
         <w:gridCol w:w="5112"/>
@@ -521,7 +509,7 @@
         </w:trPr>
         <w:tc>
           <w:tcPr>
-            <w:tcW w:type="dxa" w:w="5256"/>
+            <w:tcW w:type="dxa" w:w="5112"/>
             <w:vAlign w:val="center"/>
             <w:shd w:fill="1F4E78"/>
           </w:tcPr>
@@ -543,7 +531,7 @@
         </w:tc>
         <w:tc>
           <w:tcPr>
-            <w:tcW w:type="dxa" w:w="5256"/>
+            <w:tcW w:type="dxa" w:w="5112"/>
             <w:vAlign w:val="center"/>
             <w:shd w:fill="1F4E78"/>
           </w:tcPr>
@@ -570,7 +558,7 @@
         </w:trPr>
         <w:tc>
           <w:tcPr>
-            <w:tcW w:type="dxa" w:w="5256"/>
+            <w:tcW w:type="dxa" w:w="5112"/>
             <w:vAlign w:val="center"/>
           </w:tcPr>
           <w:p>
@@ -590,7 +578,7 @@
         </w:tc>
         <w:tc>
           <w:tcPr>
-            <w:tcW w:type="dxa" w:w="5256"/>
+            <w:tcW w:type="dxa" w:w="5112"/>
             <w:vAlign w:val="center"/>
           </w:tcPr>
           <w:p>
@@ -615,7 +603,7 @@
         </w:trPr>
         <w:tc>
           <w:tcPr>
-            <w:tcW w:type="dxa" w:w="5256"/>
+            <w:tcW w:type="dxa" w:w="5112"/>
             <w:vAlign w:val="center"/>
             <w:shd w:fill="F2F2F2"/>
           </w:tcPr>
@@ -630,13 +618,13 @@
                 <w:b w:val="0"/>
                 <w:sz w:val="17"/>
               </w:rPr>
-              <w:t>One A10.2 application VM and one separate A10.2 trainer VM</w:t>
-            </w:r>
-          </w:p>
-        </w:tc>
-        <w:tc>
-          <w:tcPr>
-            <w:tcW w:type="dxa" w:w="5256"/>
+              <w:t>One A10.2 application VM as the discovery baseline; trainer only if confirmed</w:t>
+            </w:r>
+          </w:p>
+        </w:tc>
+        <w:tc>
+          <w:tcPr>
+            <w:tcW w:type="dxa" w:w="5112"/>
             <w:vAlign w:val="center"/>
             <w:shd w:fill="F2F2F2"/>
           </w:tcPr>
@@ -651,7 +639,7 @@
                 <w:b w:val="0"/>
                 <w:sz w:val="17"/>
               </w:rPr>
-              <w:t>Co-location with DataWalk or shared state</w:t>
+              <w:t>Unapproved mandatory second GPU VM or co-location with DataWalk</w:t>
             </w:r>
           </w:p>
         </w:tc>
@@ -662,7 +650,7 @@
         </w:trPr>
         <w:tc>
           <w:tcPr>
-            <w:tcW w:type="dxa" w:w="5256"/>
+            <w:tcW w:type="dxa" w:w="5112"/>
             <w:vAlign w:val="center"/>
           </w:tcPr>
           <w:p>
@@ -682,7 +670,7 @@
         </w:tc>
         <w:tc>
           <w:tcPr>
-            <w:tcW w:type="dxa" w:w="5256"/>
+            <w:tcW w:type="dxa" w:w="5112"/>
             <w:vAlign w:val="center"/>
           </w:tcPr>
           <w:p>
@@ -707,7 +695,7 @@
         </w:trPr>
         <w:tc>
           <w:tcPr>
-            <w:tcW w:type="dxa" w:w="5256"/>
+            <w:tcW w:type="dxa" w:w="5112"/>
             <w:vAlign w:val="center"/>
             <w:shd w:fill="F2F2F2"/>
           </w:tcPr>
@@ -728,7 +716,7 @@
         </w:tc>
         <w:tc>
           <w:tcPr>
-            <w:tcW w:type="dxa" w:w="5256"/>
+            <w:tcW w:type="dxa" w:w="5112"/>
             <w:vAlign w:val="center"/>
             <w:shd w:fill="F2F2F2"/>
           </w:tcPr>
@@ -754,7 +742,7 @@
         </w:trPr>
         <w:tc>
           <w:tcPr>
-            <w:tcW w:type="dxa" w:w="5256"/>
+            <w:tcW w:type="dxa" w:w="5112"/>
             <w:vAlign w:val="center"/>
           </w:tcPr>
           <w:p>
@@ -768,13 +756,13 @@
                 <w:b w:val="0"/>
                 <w:sz w:val="17"/>
               </w:rPr>
-              <w:t>Local POC PostgreSQL and local file stores supplied by the vendor bundle</w:t>
-            </w:r>
-          </w:p>
-        </w:tc>
-        <w:tc>
-          <w:tcPr>
-            <w:tcW w:type="dxa" w:w="5256"/>
+              <w:t>Database and file store documented from the existing deployment and approved bundle</w:t>
+            </w:r>
+          </w:p>
+        </w:tc>
+        <w:tc>
+          <w:tcPr>
+            <w:tcW w:type="dxa" w:w="5112"/>
             <w:vAlign w:val="center"/>
           </w:tcPr>
           <w:p>
@@ -788,7 +776,7 @@
                 <w:b w:val="0"/>
                 <w:sz w:val="17"/>
               </w:rPr>
-              <w:t>Production external database or enterprise HA file store</w:t>
+              <w:t>Assuming the standard bundle is identical to a TVE bundle</w:t>
             </w:r>
           </w:p>
         </w:tc>
@@ -799,7 +787,7 @@
         </w:trPr>
         <w:tc>
           <w:tcPr>
-            <w:tcW w:type="dxa" w:w="5256"/>
+            <w:tcW w:type="dxa" w:w="5112"/>
             <w:vAlign w:val="center"/>
             <w:shd w:fill="F2F2F2"/>
           </w:tcPr>
@@ -820,7 +808,7 @@
         </w:tc>
         <w:tc>
           <w:tcPr>
-            <w:tcW w:type="dxa" w:w="5256"/>
+            <w:tcW w:type="dxa" w:w="5112"/>
             <w:vAlign w:val="center"/>
             <w:shd w:fill="F2F2F2"/>
           </w:tcPr>
@@ -852,7 +840,7 @@
         <w:keepNext/>
       </w:pPr>
       <w:r>
-        <w:t>1.2 Target topology</w:t>
+        <w:t>1 2 Target topology</w:t>
       </w:r>
     </w:p>
     <w:tbl>
@@ -860,11 +848,20 @@
         <w:tblStyle w:val="TableGrid"/>
         <w:tblW w:type="auto" w:w="0"/>
         <w:jc w:val="center"/>
+        <w:tblLayout w:type="fixed"/>
         <w:tblLook w:firstColumn="1" w:firstRow="1" w:lastColumn="0" w:lastRow="0" w:noHBand="0" w:noVBand="1" w:val="04A0"/>
+        <w:tblBorders>
+          <w:top w:val="single" w:sz="4" w:color="D9D9D9"/>
+          <w:left w:val="single" w:sz="4" w:color="D9D9D9"/>
+          <w:bottom w:val="single" w:sz="4" w:color="D9D9D9"/>
+          <w:right w:val="single" w:sz="4" w:color="D9D9D9"/>
+          <w:insideH w:val="single" w:sz="4" w:color="D9D9D9"/>
+          <w:insideV w:val="single" w:sz="4" w:color="D9D9D9"/>
+        </w:tblBorders>
       </w:tblPr>
       <w:tblGrid>
-        <w:gridCol w:w="5112"/>
-        <w:gridCol w:w="5112"/>
+        <w:gridCol w:w="2171"/>
+        <w:gridCol w:w="8053"/>
       </w:tblGrid>
       <w:tr>
         <w:trPr>
@@ -873,7 +870,7 @@
         </w:trPr>
         <w:tc>
           <w:tcPr>
-            <w:tcW w:type="dxa" w:w="2232"/>
+            <w:tcW w:type="dxa" w:w="2171"/>
             <w:vAlign w:val="center"/>
             <w:shd w:fill="1F4E78"/>
           </w:tcPr>
@@ -895,7 +892,7 @@
         </w:tc>
         <w:tc>
           <w:tcPr>
-            <w:tcW w:type="dxa" w:w="8280"/>
+            <w:tcW w:type="dxa" w:w="8053"/>
             <w:vAlign w:val="center"/>
             <w:shd w:fill="1F4E78"/>
           </w:tcPr>
@@ -922,7 +919,7 @@
         </w:trPr>
         <w:tc>
           <w:tcPr>
-            <w:tcW w:type="dxa" w:w="2232"/>
+            <w:tcW w:type="dxa" w:w="2171"/>
             <w:vAlign w:val="center"/>
           </w:tcPr>
           <w:p>
@@ -942,7 +939,7 @@
         </w:tc>
         <w:tc>
           <w:tcPr>
-            <w:tcW w:type="dxa" w:w="8280"/>
+            <w:tcW w:type="dxa" w:w="8053"/>
             <w:vAlign w:val="center"/>
           </w:tcPr>
           <w:p>
@@ -967,7 +964,7 @@
         </w:trPr>
         <w:tc>
           <w:tcPr>
-            <w:tcW w:type="dxa" w:w="2232"/>
+            <w:tcW w:type="dxa" w:w="2171"/>
             <w:vAlign w:val="center"/>
             <w:shd w:fill="F2F2F2"/>
           </w:tcPr>
@@ -988,7 +985,7 @@
         </w:tc>
         <w:tc>
           <w:tcPr>
-            <w:tcW w:type="dxa" w:w="8280"/>
+            <w:tcW w:type="dxa" w:w="8053"/>
             <w:vAlign w:val="center"/>
             <w:shd w:fill="F2F2F2"/>
           </w:tcPr>
@@ -1014,7 +1011,7 @@
         </w:trPr>
         <w:tc>
           <w:tcPr>
-            <w:tcW w:type="dxa" w:w="2232"/>
+            <w:tcW w:type="dxa" w:w="2171"/>
             <w:vAlign w:val="center"/>
           </w:tcPr>
           <w:p>
@@ -1034,7 +1031,7 @@
         </w:tc>
         <w:tc>
           <w:tcPr>
-            <w:tcW w:type="dxa" w:w="8280"/>
+            <w:tcW w:type="dxa" w:w="8053"/>
             <w:vAlign w:val="center"/>
           </w:tcPr>
           <w:p>
@@ -1059,7 +1056,7 @@
         </w:trPr>
         <w:tc>
           <w:tcPr>
-            <w:tcW w:type="dxa" w:w="2232"/>
+            <w:tcW w:type="dxa" w:w="2171"/>
             <w:vAlign w:val="center"/>
             <w:shd w:fill="F2F2F2"/>
           </w:tcPr>
@@ -1074,13 +1071,13 @@
                 <w:b w:val="0"/>
                 <w:sz w:val="17"/>
               </w:rPr>
-              <w:t>Trainer VM</w:t>
-            </w:r>
-          </w:p>
-        </w:tc>
-        <w:tc>
-          <w:tcPr>
-            <w:tcW w:type="dxa" w:w="8280"/>
+              <w:t>Optional trainer</w:t>
+            </w:r>
+          </w:p>
+        </w:tc>
+        <w:tc>
+          <w:tcPr>
+            <w:tcW w:type="dxa" w:w="8053"/>
             <w:vAlign w:val="center"/>
             <w:shd w:fill="F2F2F2"/>
           </w:tcPr>
@@ -1095,7 +1092,7 @@
                 <w:b w:val="0"/>
                 <w:sz w:val="17"/>
               </w:rPr>
-              <w:t>hs-poc-trn01 — VM.GPU.A10.2; separate trainer, local trainer database and local trainer storage</w:t>
+              <w:t>Provision a separate trainer only after Chase and the MSS team confirm the use case, topology and sizing; do not Apply the old two-VM plan by default</w:t>
             </w:r>
           </w:p>
         </w:tc>
@@ -1106,7 +1103,7 @@
         </w:trPr>
         <w:tc>
           <w:tcPr>
-            <w:tcW w:type="dxa" w:w="2232"/>
+            <w:tcW w:type="dxa" w:w="2171"/>
             <w:vAlign w:val="center"/>
           </w:tcPr>
           <w:p>
@@ -1126,7 +1123,7 @@
         </w:tc>
         <w:tc>
           <w:tcPr>
-            <w:tcW w:type="dxa" w:w="8280"/>
+            <w:tcW w:type="dxa" w:w="8053"/>
             <w:vAlign w:val="center"/>
           </w:tcPr>
           <w:p>
@@ -1151,46 +1148,16 @@
         <w:spacing w:after="0"/>
       </w:pPr>
     </w:p>
-    <w:tbl>
-      <w:tblPr>
-        <w:tblStyle w:val="TableGrid"/>
-        <w:tblW w:type="auto" w:w="0"/>
-        <w:tblLook w:firstColumn="1" w:firstRow="1" w:lastColumn="0" w:lastRow="0" w:noHBand="0" w:noVBand="1" w:val="04A0"/>
-      </w:tblPr>
-      <w:tblGrid>
-        <w:gridCol w:w="10224"/>
-      </w:tblGrid>
-      <w:tr>
-        <w:trPr>
-          <w:cantSplit/>
-        </w:trPr>
-        <w:tc>
-          <w:tcPr>
-            <w:tcW w:type="dxa" w:w="10224"/>
-            <w:shd w:fill="E2F0D9"/>
-          </w:tcPr>
-          <w:p>
-            <w:pPr>
-              <w:spacing w:after="0"/>
-            </w:pPr>
-            <w:r>
-              <w:rPr>
-                <w:b/>
-                <w:color w:val="1F4E78"/>
-              </w:rPr>
-              <w:t xml:space="preserve">DESIGN POSITION  </w:t>
-            </w:r>
-            <w:r>
-              <w:t>The application and trainer remain on separate VMs. The A10.2 shape exposes two discrete 24 GB A10 GPUs per VM; it is not one pooled 48 GB GPU. The exact Hyperscience release and GPU use cases must be approved before build.</w:t>
-            </w:r>
-          </w:p>
-        </w:tc>
-      </w:tr>
-    </w:tbl>
     <w:p>
-      <w:pPr>
-        <w:spacing w:after="0"/>
-      </w:pPr>
+      <w:r>
+        <w:rPr>
+          <w:b/>
+        </w:rPr>
+        <w:t xml:space="preserve">DESIGN POSITION  </w:t>
+      </w:r>
+      <w:r>
+        <w:t>The October 14 call selected Podman on a standalone GPU VM. A separate trainer was not approved on this call. Retain the earlier trainer design only as a conditional option. A10.2 is a VM shape, not bare metal; its two discrete 24 GB GPUs do not form one pooled 48 GB GPU.</w:t>
+      </w:r>
     </w:p>
     <w:p>
       <w:r>
@@ -1203,7 +1170,7 @@
         <w:keepNext/>
       </w:pPr>
       <w:r>
-        <w:t>2. Decisions and sizing</w:t>
+        <w:t>2 Decisions and sizing</w:t>
       </w:r>
     </w:p>
     <w:p>
@@ -1212,7 +1179,7 @@
         <w:keepNext/>
       </w:pPr>
       <w:r>
-        <w:t>2.1 Build record</w:t>
+        <w:t>2 1 Build record</w:t>
       </w:r>
     </w:p>
     <w:tbl>
@@ -1220,11 +1187,20 @@
         <w:tblStyle w:val="TableGrid"/>
         <w:tblW w:type="auto" w:w="0"/>
         <w:jc w:val="center"/>
+        <w:tblLayout w:type="fixed"/>
         <w:tblLook w:firstColumn="1" w:firstRow="1" w:lastColumn="0" w:lastRow="0" w:noHBand="0" w:noVBand="1" w:val="04A0"/>
+        <w:tblBorders>
+          <w:top w:val="single" w:sz="4" w:color="D9D9D9"/>
+          <w:left w:val="single" w:sz="4" w:color="D9D9D9"/>
+          <w:bottom w:val="single" w:sz="4" w:color="D9D9D9"/>
+          <w:right w:val="single" w:sz="4" w:color="D9D9D9"/>
+          <w:insideH w:val="single" w:sz="4" w:color="D9D9D9"/>
+          <w:insideV w:val="single" w:sz="4" w:color="D9D9D9"/>
+        </w:tblBorders>
       </w:tblPr>
       <w:tblGrid>
-        <w:gridCol w:w="5112"/>
-        <w:gridCol w:w="5112"/>
+        <w:gridCol w:w="3711"/>
+        <w:gridCol w:w="6513"/>
       </w:tblGrid>
       <w:tr>
         <w:trPr>
@@ -1233,7 +1209,7 @@
         </w:trPr>
         <w:tc>
           <w:tcPr>
-            <w:tcW w:type="dxa" w:w="3816"/>
+            <w:tcW w:type="dxa" w:w="3711"/>
             <w:vAlign w:val="center"/>
             <w:shd w:fill="1F4E78"/>
           </w:tcPr>
@@ -1255,7 +1231,7 @@
         </w:tc>
         <w:tc>
           <w:tcPr>
-            <w:tcW w:type="dxa" w:w="6696"/>
+            <w:tcW w:type="dxa" w:w="6513"/>
             <w:vAlign w:val="center"/>
             <w:shd w:fill="1F4E78"/>
           </w:tcPr>
@@ -1282,7 +1258,7 @@
         </w:trPr>
         <w:tc>
           <w:tcPr>
-            <w:tcW w:type="dxa" w:w="3816"/>
+            <w:tcW w:type="dxa" w:w="3711"/>
             <w:vAlign w:val="center"/>
           </w:tcPr>
           <w:p>
@@ -1302,7 +1278,7 @@
         </w:tc>
         <w:tc>
           <w:tcPr>
-            <w:tcW w:type="dxa" w:w="6696"/>
+            <w:tcW w:type="dxa" w:w="6513"/>
             <w:vAlign w:val="center"/>
           </w:tcPr>
           <w:p>
@@ -1327,7 +1303,7 @@
         </w:trPr>
         <w:tc>
           <w:tcPr>
-            <w:tcW w:type="dxa" w:w="3816"/>
+            <w:tcW w:type="dxa" w:w="3711"/>
             <w:vAlign w:val="center"/>
             <w:shd w:fill="F2F2F2"/>
           </w:tcPr>
@@ -1348,7 +1324,7 @@
         </w:tc>
         <w:tc>
           <w:tcPr>
-            <w:tcW w:type="dxa" w:w="6696"/>
+            <w:tcW w:type="dxa" w:w="6513"/>
             <w:vAlign w:val="center"/>
             <w:shd w:fill="F2F2F2"/>
           </w:tcPr>
@@ -1374,7 +1350,7 @@
         </w:trPr>
         <w:tc>
           <w:tcPr>
-            <w:tcW w:type="dxa" w:w="3816"/>
+            <w:tcW w:type="dxa" w:w="3711"/>
             <w:vAlign w:val="center"/>
           </w:tcPr>
           <w:p>
@@ -1394,7 +1370,7 @@
         </w:tc>
         <w:tc>
           <w:tcPr>
-            <w:tcW w:type="dxa" w:w="6696"/>
+            <w:tcW w:type="dxa" w:w="6513"/>
             <w:vAlign w:val="center"/>
           </w:tcPr>
           <w:p>
@@ -1419,7 +1395,7 @@
         </w:trPr>
         <w:tc>
           <w:tcPr>
-            <w:tcW w:type="dxa" w:w="3816"/>
+            <w:tcW w:type="dxa" w:w="3711"/>
             <w:vAlign w:val="center"/>
             <w:shd w:fill="F2F2F2"/>
           </w:tcPr>
@@ -1440,7 +1416,7 @@
         </w:tc>
         <w:tc>
           <w:tcPr>
-            <w:tcW w:type="dxa" w:w="6696"/>
+            <w:tcW w:type="dxa" w:w="6513"/>
             <w:vAlign w:val="center"/>
             <w:shd w:fill="F2F2F2"/>
           </w:tcPr>
@@ -1466,7 +1442,7 @@
         </w:trPr>
         <w:tc>
           <w:tcPr>
-            <w:tcW w:type="dxa" w:w="3816"/>
+            <w:tcW w:type="dxa" w:w="3711"/>
             <w:vAlign w:val="center"/>
           </w:tcPr>
           <w:p>
@@ -1486,7 +1462,7 @@
         </w:tc>
         <w:tc>
           <w:tcPr>
-            <w:tcW w:type="dxa" w:w="6696"/>
+            <w:tcW w:type="dxa" w:w="6513"/>
             <w:vAlign w:val="center"/>
           </w:tcPr>
           <w:p>
@@ -1511,7 +1487,7 @@
         </w:trPr>
         <w:tc>
           <w:tcPr>
-            <w:tcW w:type="dxa" w:w="3816"/>
+            <w:tcW w:type="dxa" w:w="3711"/>
             <w:vAlign w:val="center"/>
             <w:shd w:fill="F2F2F2"/>
           </w:tcPr>
@@ -1532,7 +1508,7 @@
         </w:tc>
         <w:tc>
           <w:tcPr>
-            <w:tcW w:type="dxa" w:w="6696"/>
+            <w:tcW w:type="dxa" w:w="6513"/>
             <w:vAlign w:val="center"/>
             <w:shd w:fill="F2F2F2"/>
           </w:tcPr>
@@ -1558,7 +1534,7 @@
         </w:trPr>
         <w:tc>
           <w:tcPr>
-            <w:tcW w:type="dxa" w:w="3816"/>
+            <w:tcW w:type="dxa" w:w="3711"/>
             <w:vAlign w:val="center"/>
           </w:tcPr>
           <w:p>
@@ -1578,7 +1554,7 @@
         </w:tc>
         <w:tc>
           <w:tcPr>
-            <w:tcW w:type="dxa" w:w="6696"/>
+            <w:tcW w:type="dxa" w:w="6513"/>
             <w:vAlign w:val="center"/>
           </w:tcPr>
           <w:p>
@@ -1592,7 +1568,7 @@
                 <w:b w:val="0"/>
                 <w:sz w:val="17"/>
               </w:rPr>
-              <w:t>____________________________________________</w:t>
+              <w:t>43.2 discussed; Chase to confirm exact release, bundle and checksum</w:t>
             </w:r>
           </w:p>
         </w:tc>
@@ -1603,7 +1579,7 @@
         </w:trPr>
         <w:tc>
           <w:tcPr>
-            <w:tcW w:type="dxa" w:w="3816"/>
+            <w:tcW w:type="dxa" w:w="3711"/>
             <w:vAlign w:val="center"/>
             <w:shd w:fill="F2F2F2"/>
           </w:tcPr>
@@ -1624,7 +1600,7 @@
         </w:tc>
         <w:tc>
           <w:tcPr>
-            <w:tcW w:type="dxa" w:w="6696"/>
+            <w:tcW w:type="dxa" w:w="6513"/>
             <w:vAlign w:val="center"/>
             <w:shd w:fill="F2F2F2"/>
           </w:tcPr>
@@ -1650,7 +1626,7 @@
         </w:trPr>
         <w:tc>
           <w:tcPr>
-            <w:tcW w:type="dxa" w:w="3816"/>
+            <w:tcW w:type="dxa" w:w="3711"/>
             <w:vAlign w:val="center"/>
           </w:tcPr>
           <w:p>
@@ -1670,7 +1646,7 @@
         </w:tc>
         <w:tc>
           <w:tcPr>
-            <w:tcW w:type="dxa" w:w="6696"/>
+            <w:tcW w:type="dxa" w:w="6513"/>
             <w:vAlign w:val="center"/>
           </w:tcPr>
           <w:p>
@@ -1695,7 +1671,7 @@
         </w:trPr>
         <w:tc>
           <w:tcPr>
-            <w:tcW w:type="dxa" w:w="3816"/>
+            <w:tcW w:type="dxa" w:w="3711"/>
             <w:vAlign w:val="center"/>
             <w:shd w:fill="F2F2F2"/>
           </w:tcPr>
@@ -1716,7 +1692,7 @@
         </w:tc>
         <w:tc>
           <w:tcPr>
-            <w:tcW w:type="dxa" w:w="6696"/>
+            <w:tcW w:type="dxa" w:w="6513"/>
             <w:vAlign w:val="center"/>
             <w:shd w:fill="F2F2F2"/>
           </w:tcPr>
@@ -1742,7 +1718,7 @@
         </w:trPr>
         <w:tc>
           <w:tcPr>
-            <w:tcW w:type="dxa" w:w="3816"/>
+            <w:tcW w:type="dxa" w:w="3711"/>
             <w:vAlign w:val="center"/>
           </w:tcPr>
           <w:p>
@@ -1762,7 +1738,7 @@
         </w:tc>
         <w:tc>
           <w:tcPr>
-            <w:tcW w:type="dxa" w:w="6696"/>
+            <w:tcW w:type="dxa" w:w="6513"/>
             <w:vAlign w:val="center"/>
           </w:tcPr>
           <w:p>
@@ -1793,7 +1769,7 @@
         <w:keepNext/>
       </w:pPr>
       <w:r>
-        <w:t>2.2 Provisional sizing</w:t>
+        <w:t>2 2 Provisional sizing</w:t>
       </w:r>
     </w:p>
     <w:tbl>
@@ -1801,12 +1777,21 @@
         <w:tblStyle w:val="TableGrid"/>
         <w:tblW w:type="auto" w:w="0"/>
         <w:jc w:val="center"/>
+        <w:tblLayout w:type="fixed"/>
         <w:tblLook w:firstColumn="1" w:firstRow="1" w:lastColumn="0" w:lastRow="0" w:noHBand="0" w:noVBand="1" w:val="04A0"/>
+        <w:tblBorders>
+          <w:top w:val="single" w:sz="4" w:color="D9D9D9"/>
+          <w:left w:val="single" w:sz="4" w:color="D9D9D9"/>
+          <w:bottom w:val="single" w:sz="4" w:color="D9D9D9"/>
+          <w:right w:val="single" w:sz="4" w:color="D9D9D9"/>
+          <w:insideH w:val="single" w:sz="4" w:color="D9D9D9"/>
+          <w:insideV w:val="single" w:sz="4" w:color="D9D9D9"/>
+        </w:tblBorders>
       </w:tblPr>
       <w:tblGrid>
-        <w:gridCol w:w="3408"/>
-        <w:gridCol w:w="3408"/>
-        <w:gridCol w:w="3408"/>
+        <w:gridCol w:w="1961"/>
+        <w:gridCol w:w="3151"/>
+        <w:gridCol w:w="5112"/>
       </w:tblGrid>
       <w:tr>
         <w:trPr>
@@ -1815,7 +1800,7 @@
         </w:trPr>
         <w:tc>
           <w:tcPr>
-            <w:tcW w:type="dxa" w:w="2016"/>
+            <w:tcW w:type="dxa" w:w="1961"/>
             <w:vAlign w:val="center"/>
             <w:shd w:fill="1F4E78"/>
           </w:tcPr>
@@ -1837,7 +1822,7 @@
         </w:tc>
         <w:tc>
           <w:tcPr>
-            <w:tcW w:type="dxa" w:w="3240"/>
+            <w:tcW w:type="dxa" w:w="3151"/>
             <w:vAlign w:val="center"/>
             <w:shd w:fill="1F4E78"/>
           </w:tcPr>
@@ -1859,7 +1844,7 @@
         </w:tc>
         <w:tc>
           <w:tcPr>
-            <w:tcW w:type="dxa" w:w="5256"/>
+            <w:tcW w:type="dxa" w:w="5112"/>
             <w:vAlign w:val="center"/>
             <w:shd w:fill="1F4E78"/>
           </w:tcPr>
@@ -1886,7 +1871,7 @@
         </w:trPr>
         <w:tc>
           <w:tcPr>
-            <w:tcW w:type="dxa" w:w="2016"/>
+            <w:tcW w:type="dxa" w:w="1961"/>
             <w:vAlign w:val="center"/>
           </w:tcPr>
           <w:p>
@@ -1906,7 +1891,7 @@
         </w:tc>
         <w:tc>
           <w:tcPr>
-            <w:tcW w:type="dxa" w:w="3240"/>
+            <w:tcW w:type="dxa" w:w="3151"/>
             <w:vAlign w:val="center"/>
           </w:tcPr>
           <w:p>
@@ -1926,7 +1911,7 @@
         </w:tc>
         <w:tc>
           <w:tcPr>
-            <w:tcW w:type="dxa" w:w="5256"/>
+            <w:tcW w:type="dxa" w:w="5112"/>
             <w:vAlign w:val="center"/>
           </w:tcPr>
           <w:p>
@@ -1940,7 +1925,7 @@
                 <w:b w:val="0"/>
                 <w:sz w:val="17"/>
               </w:rPr>
-              <w:t>30 OCPUs, 480 GB RAM, 2 × A10 24 GB; vendor confirms GPU-enabled application use</w:t>
+              <w:t>30 OCPUs, 480 GB RAM, 2 × A10 24 GB; fixed shape, not an 8/32 or 16/64 flex VM</w:t>
             </w:r>
           </w:p>
         </w:tc>
@@ -1951,7 +1936,7 @@
         </w:trPr>
         <w:tc>
           <w:tcPr>
-            <w:tcW w:type="dxa" w:w="2016"/>
+            <w:tcW w:type="dxa" w:w="1961"/>
             <w:vAlign w:val="center"/>
             <w:shd w:fill="F2F2F2"/>
           </w:tcPr>
@@ -1972,7 +1957,7 @@
         </w:tc>
         <w:tc>
           <w:tcPr>
-            <w:tcW w:type="dxa" w:w="3240"/>
+            <w:tcW w:type="dxa" w:w="3151"/>
             <w:vAlign w:val="center"/>
             <w:shd w:fill="F2F2F2"/>
           </w:tcPr>
@@ -1987,13 +1972,13 @@
                 <w:b w:val="0"/>
                 <w:sz w:val="17"/>
               </w:rPr>
-              <w:t>1 × VM.GPU.A10.2</w:t>
-            </w:r>
-          </w:p>
-        </w:tc>
-        <w:tc>
-          <w:tcPr>
-            <w:tcW w:type="dxa" w:w="5256"/>
+              <w:t>Conditional only</w:t>
+            </w:r>
+          </w:p>
+        </w:tc>
+        <w:tc>
+          <w:tcPr>
+            <w:tcW w:type="dxa" w:w="5112"/>
             <w:vAlign w:val="center"/>
             <w:shd w:fill="F2F2F2"/>
           </w:tcPr>
@@ -2008,7 +1993,7 @@
                 <w:b w:val="0"/>
                 <w:sz w:val="17"/>
               </w:rPr>
-              <w:t>Separate VM; required for the planned model-training POC; vendor confirms GPU training use</w:t>
+              <w:t>Confirm whether imported models and GPU inference meet the POC scope without new training; approve a separate trainer before adding capacity</w:t>
             </w:r>
           </w:p>
         </w:tc>
@@ -2019,7 +2004,7 @@
         </w:trPr>
         <w:tc>
           <w:tcPr>
-            <w:tcW w:type="dxa" w:w="2016"/>
+            <w:tcW w:type="dxa" w:w="1961"/>
             <w:vAlign w:val="center"/>
           </w:tcPr>
           <w:p>
@@ -2039,7 +2024,7 @@
         </w:tc>
         <w:tc>
           <w:tcPr>
-            <w:tcW w:type="dxa" w:w="3240"/>
+            <w:tcW w:type="dxa" w:w="3151"/>
             <w:vAlign w:val="center"/>
           </w:tcPr>
           <w:p>
@@ -2059,7 +2044,7 @@
         </w:tc>
         <w:tc>
           <w:tcPr>
-            <w:tcW w:type="dxa" w:w="5256"/>
+            <w:tcW w:type="dxa" w:w="5112"/>
             <w:vAlign w:val="center"/>
           </w:tcPr>
           <w:p>
@@ -2084,7 +2069,7 @@
         </w:trPr>
         <w:tc>
           <w:tcPr>
-            <w:tcW w:type="dxa" w:w="2016"/>
+            <w:tcW w:type="dxa" w:w="1961"/>
             <w:vAlign w:val="center"/>
             <w:shd w:fill="F2F2F2"/>
           </w:tcPr>
@@ -2105,7 +2090,7 @@
         </w:tc>
         <w:tc>
           <w:tcPr>
-            <w:tcW w:type="dxa" w:w="3240"/>
+            <w:tcW w:type="dxa" w:w="3151"/>
             <w:vAlign w:val="center"/>
             <w:shd w:fill="F2F2F2"/>
           </w:tcPr>
@@ -2120,13 +2105,13 @@
                 <w:b w:val="0"/>
                 <w:sz w:val="17"/>
               </w:rPr>
-              <w:t>600 GB per VM, 20 VPU/GB</w:t>
-            </w:r>
-          </w:p>
-        </w:tc>
-        <w:tc>
-          <w:tcPr>
-            <w:tcW w:type="dxa" w:w="5256"/>
+              <w:t>600 GB per VM, 20 VPU/GB provisional</w:t>
+            </w:r>
+          </w:p>
+        </w:tc>
+        <w:tc>
+          <w:tcPr>
+            <w:tcW w:type="dxa" w:w="5112"/>
             <w:vAlign w:val="center"/>
             <w:shd w:fill="F2F2F2"/>
           </w:tcPr>
@@ -2141,7 +2126,7 @@
                 <w:b w:val="0"/>
                 <w:sz w:val="17"/>
               </w:rPr>
-              <w:t>Provides the 400 GB application minimum plus POC file-store capacity and filesystem overhead</w:t>
+              <w:t>Validate against the approved 43.2 bundle, database/file-store layout and sample size before Apply</w:t>
             </w:r>
           </w:p>
         </w:tc>
@@ -2152,7 +2137,7 @@
         </w:trPr>
         <w:tc>
           <w:tcPr>
-            <w:tcW w:type="dxa" w:w="2016"/>
+            <w:tcW w:type="dxa" w:w="1961"/>
             <w:vAlign w:val="center"/>
           </w:tcPr>
           <w:p>
@@ -2172,7 +2157,7 @@
         </w:tc>
         <w:tc>
           <w:tcPr>
-            <w:tcW w:type="dxa" w:w="3240"/>
+            <w:tcW w:type="dxa" w:w="3151"/>
             <w:vAlign w:val="center"/>
           </w:tcPr>
           <w:p>
@@ -2186,13 +2171,13 @@
                 <w:b w:val="0"/>
                 <w:sz w:val="17"/>
               </w:rPr>
-              <w:t>Local PostgreSQL from bundle</w:t>
-            </w:r>
-          </w:p>
-        </w:tc>
-        <w:tc>
-          <w:tcPr>
-            <w:tcW w:type="dxa" w:w="5256"/>
+              <w:t>Confirm from current configuration</w:t>
+            </w:r>
+          </w:p>
+        </w:tc>
+        <w:tc>
+          <w:tcPr>
+            <w:tcW w:type="dxa" w:w="5112"/>
             <w:vAlign w:val="center"/>
           </w:tcPr>
           <w:p>
@@ -2206,7 +2191,7 @@
                 <w:b w:val="0"/>
                 <w:sz w:val="17"/>
               </w:rPr>
-              <w:t>POC/TVE only; no external DB required</w:t>
+              <w:t>Record supported engine/version and local versus external placement before installation</w:t>
             </w:r>
           </w:p>
         </w:tc>
@@ -2217,7 +2202,7 @@
         </w:trPr>
         <w:tc>
           <w:tcPr>
-            <w:tcW w:type="dxa" w:w="2016"/>
+            <w:tcW w:type="dxa" w:w="1961"/>
             <w:vAlign w:val="center"/>
             <w:shd w:fill="F2F2F2"/>
           </w:tcPr>
@@ -2238,7 +2223,7 @@
         </w:tc>
         <w:tc>
           <w:tcPr>
-            <w:tcW w:type="dxa" w:w="3240"/>
+            <w:tcW w:type="dxa" w:w="3151"/>
             <w:vAlign w:val="center"/>
             <w:shd w:fill="F2F2F2"/>
           </w:tcPr>
@@ -2253,13 +2238,13 @@
                 <w:b w:val="0"/>
                 <w:sz w:val="17"/>
               </w:rPr>
-              <w:t>Local under HS_PATH</w:t>
-            </w:r>
-          </w:p>
-        </w:tc>
-        <w:tc>
-          <w:tcPr>
-            <w:tcW w:type="dxa" w:w="5256"/>
+              <w:t>Confirm from current configuration</w:t>
+            </w:r>
+          </w:p>
+        </w:tc>
+        <w:tc>
+          <w:tcPr>
+            <w:tcW w:type="dxa" w:w="5112"/>
             <w:vAlign w:val="center"/>
             <w:shd w:fill="F2F2F2"/>
           </w:tcPr>
@@ -2274,7 +2259,7 @@
                 <w:b w:val="0"/>
                 <w:sz w:val="17"/>
               </w:rPr>
-              <w:t>POC/TVE only; do not share trainer storage</w:t>
+              <w:t>Record paths, permissions and capacity; local TVE layout applies only if that bundle is selected</w:t>
             </w:r>
           </w:p>
         </w:tc>
@@ -2285,7 +2270,7 @@
         </w:trPr>
         <w:tc>
           <w:tcPr>
-            <w:tcW w:type="dxa" w:w="2016"/>
+            <w:tcW w:type="dxa" w:w="1961"/>
             <w:vAlign w:val="center"/>
           </w:tcPr>
           <w:p>
@@ -2305,7 +2290,7 @@
         </w:tc>
         <w:tc>
           <w:tcPr>
-            <w:tcW w:type="dxa" w:w="3240"/>
+            <w:tcW w:type="dxa" w:w="3151"/>
             <w:vAlign w:val="center"/>
           </w:tcPr>
           <w:p>
@@ -2325,7 +2310,7 @@
         </w:tc>
         <w:tc>
           <w:tcPr>
-            <w:tcW w:type="dxa" w:w="5256"/>
+            <w:tcW w:type="dxa" w:w="5112"/>
             <w:vAlign w:val="center"/>
           </w:tcPr>
           <w:p>
@@ -2350,46 +2335,16 @@
         <w:spacing w:after="0"/>
       </w:pPr>
     </w:p>
-    <w:tbl>
-      <w:tblPr>
-        <w:tblStyle w:val="TableGrid"/>
-        <w:tblW w:type="auto" w:w="0"/>
-        <w:tblLook w:firstColumn="1" w:firstRow="1" w:lastColumn="0" w:lastRow="0" w:noHBand="0" w:noVBand="1" w:val="04A0"/>
-      </w:tblPr>
-      <w:tblGrid>
-        <w:gridCol w:w="10224"/>
-      </w:tblGrid>
-      <w:tr>
-        <w:trPr>
-          <w:cantSplit/>
-        </w:trPr>
-        <w:tc>
-          <w:tcPr>
-            <w:tcW w:type="dxa" w:w="10224"/>
-            <w:shd w:fill="FFF2CC"/>
-          </w:tcPr>
-          <w:p>
-            <w:pPr>
-              <w:spacing w:after="0"/>
-            </w:pPr>
-            <w:r>
-              <w:rPr>
-                <w:b/>
-                <w:color w:val="1F4E78"/>
-              </w:rPr>
-              <w:t xml:space="preserve">COST GATE  </w:t>
-            </w:r>
-            <w:r>
-              <w:t>VM.GPU.A10.2 is a fixed shape. ORM ignores flex_ocpus and flex_memory_gb. Confirm GPU service limits, regional capacity and the approved POC runtime before Apply.</w:t>
-            </w:r>
-          </w:p>
-        </w:tc>
-      </w:tr>
-    </w:tbl>
     <w:p>
-      <w:pPr>
-        <w:spacing w:after="0"/>
-      </w:pPr>
+      <w:r>
+        <w:rPr>
+          <w:b/>
+        </w:rPr>
+        <w:t xml:space="preserve">COST GATE  </w:t>
+      </w:r>
+      <w:r>
+        <w:t>VM.GPU.A10.2 is a fixed shape. ORM ignores flex_ocpus and flex_memory_gb. Confirm GPU service limits, regional capacity and the approved POC runtime before Apply.</w:t>
+      </w:r>
     </w:p>
     <w:p>
       <w:r>
@@ -2402,7 +2357,7 @@
         <w:keepNext/>
       </w:pPr>
       <w:r>
-        <w:t>3. Pre-build gates</w:t>
+        <w:t>3 Pre build gates</w:t>
       </w:r>
     </w:p>
     <w:p>
@@ -2411,7 +2366,7 @@
         <w:keepNext/>
       </w:pPr>
       <w:r>
-        <w:t>3.1 Mandatory stop conditions</w:t>
+        <w:t>3 1 Mandatory stop conditions</w:t>
       </w:r>
     </w:p>
     <w:p>
@@ -2435,7 +2390,7 @@
         <w:pStyle w:val="ListBullet"/>
       </w:pPr>
       <w:r>
-        <w:t>GPU quota or capacity for two VM.GPU.A10.2 instances is unavailable in the target region and availability domain.</w:t>
+        <w:t>GPU quota or capacity for the approved VM count is unavailable in the target region and availability domain. Baseline is one application VM; trainer capacity is conditional.</w:t>
       </w:r>
     </w:p>
     <w:p>
@@ -2468,7 +2423,7 @@
         <w:keepNext/>
       </w:pPr>
       <w:r>
-        <w:t>3.2 Required approvals and owners</w:t>
+        <w:t>3 2 Required approvals and owners</w:t>
       </w:r>
     </w:p>
     <w:tbl>
@@ -2476,11 +2431,20 @@
         <w:tblStyle w:val="TableGrid"/>
         <w:tblW w:type="auto" w:w="0"/>
         <w:jc w:val="center"/>
+        <w:tblLayout w:type="fixed"/>
         <w:tblLook w:firstColumn="1" w:firstRow="1" w:lastColumn="0" w:lastRow="0" w:noHBand="0" w:noVBand="1" w:val="04A0"/>
+        <w:tblBorders>
+          <w:top w:val="single" w:sz="4" w:color="D9D9D9"/>
+          <w:left w:val="single" w:sz="4" w:color="D9D9D9"/>
+          <w:bottom w:val="single" w:sz="4" w:color="D9D9D9"/>
+          <w:right w:val="single" w:sz="4" w:color="D9D9D9"/>
+          <w:insideH w:val="single" w:sz="4" w:color="D9D9D9"/>
+          <w:insideV w:val="single" w:sz="4" w:color="D9D9D9"/>
+        </w:tblBorders>
       </w:tblPr>
       <w:tblGrid>
-        <w:gridCol w:w="5112"/>
-        <w:gridCol w:w="5112"/>
+        <w:gridCol w:w="2101"/>
+        <w:gridCol w:w="8123"/>
       </w:tblGrid>
       <w:tr>
         <w:trPr>
@@ -2489,7 +2453,7 @@
         </w:trPr>
         <w:tc>
           <w:tcPr>
-            <w:tcW w:type="dxa" w:w="2160"/>
+            <w:tcW w:type="dxa" w:w="2101"/>
             <w:vAlign w:val="center"/>
             <w:shd w:fill="1F4E78"/>
           </w:tcPr>
@@ -2511,7 +2475,7 @@
         </w:tc>
         <w:tc>
           <w:tcPr>
-            <w:tcW w:type="dxa" w:w="8352"/>
+            <w:tcW w:type="dxa" w:w="8123"/>
             <w:vAlign w:val="center"/>
             <w:shd w:fill="1F4E78"/>
           </w:tcPr>
@@ -2538,7 +2502,7 @@
         </w:trPr>
         <w:tc>
           <w:tcPr>
-            <w:tcW w:type="dxa" w:w="2160"/>
+            <w:tcW w:type="dxa" w:w="2101"/>
             <w:vAlign w:val="center"/>
           </w:tcPr>
           <w:p>
@@ -2552,13 +2516,13 @@
                 <w:b w:val="0"/>
                 <w:sz w:val="17"/>
               </w:rPr>
-              <w:t>Hyperscience</w:t>
-            </w:r>
-          </w:p>
-        </w:tc>
-        <w:tc>
-          <w:tcPr>
-            <w:tcW w:type="dxa" w:w="8352"/>
+              <w:t>Chase / Hyperscience</w:t>
+            </w:r>
+          </w:p>
+        </w:tc>
+        <w:tc>
+          <w:tcPr>
+            <w:tcW w:type="dxa" w:w="8123"/>
             <w:vAlign w:val="center"/>
           </w:tcPr>
           <w:p>
@@ -2572,7 +2536,7 @@
                 <w:b w:val="0"/>
                 <w:sz w:val="17"/>
               </w:rPr>
-              <w:t>Version matrix; sizing; application/trainer roles; A10 support; driver/toolkit; ports; install bundle; license; success tests</w:t>
+              <w:t>Confirm 43.2, Podman instructions, ports, driver/toolkit and trainer decision; provide license and entitlement after receiving the application URL; remote guidance only</w:t>
             </w:r>
           </w:p>
         </w:tc>
@@ -2583,7 +2547,7 @@
         </w:trPr>
         <w:tc>
           <w:tcPr>
-            <w:tcW w:type="dxa" w:w="2160"/>
+            <w:tcW w:type="dxa" w:w="2101"/>
             <w:vAlign w:val="center"/>
             <w:shd w:fill="F2F2F2"/>
           </w:tcPr>
@@ -2598,13 +2562,13 @@
                 <w:b w:val="0"/>
                 <w:sz w:val="17"/>
               </w:rPr>
-              <w:t>OCI / capacity</w:t>
-            </w:r>
-          </w:p>
-        </w:tc>
-        <w:tc>
-          <w:tcPr>
-            <w:tcW w:type="dxa" w:w="8352"/>
+              <w:t>MSS application team</w:t>
+            </w:r>
+          </w:p>
+        </w:tc>
+        <w:tc>
+          <w:tcPr>
+            <w:tcW w:type="dxa" w:w="8123"/>
             <w:vAlign w:val="center"/>
             <w:shd w:fill="F2F2F2"/>
           </w:tcPr>
@@ -2619,7 +2583,7 @@
                 <w:b w:val="0"/>
                 <w:sz w:val="17"/>
               </w:rPr>
-              <w:t>A10.2 capacity, two-instance service limit, image compatibility and reservation decision</w:t>
+              <w:t>Named authorized operator installs and configures the application; Caitlin and the team validate flows and results; Chase supports through screen share</w:t>
             </w:r>
           </w:p>
         </w:tc>
@@ -2630,7 +2594,7 @@
         </w:trPr>
         <w:tc>
           <w:tcPr>
-            <w:tcW w:type="dxa" w:w="2160"/>
+            <w:tcW w:type="dxa" w:w="2101"/>
             <w:vAlign w:val="center"/>
           </w:tcPr>
           <w:p>
@@ -2644,13 +2608,13 @@
                 <w:b w:val="0"/>
                 <w:sz w:val="17"/>
               </w:rPr>
-              <w:t>Network</w:t>
-            </w:r>
-          </w:p>
-        </w:tc>
-        <w:tc>
-          <w:tcPr>
-            <w:tcW w:type="dxa" w:w="8352"/>
+              <w:t>OCI / capacity</w:t>
+            </w:r>
+          </w:p>
+        </w:tc>
+        <w:tc>
+          <w:tcPr>
+            <w:tcW w:type="dxa" w:w="8123"/>
             <w:vAlign w:val="center"/>
           </w:tcPr>
           <w:p>
@@ -2664,7 +2628,7 @@
                 <w:b w:val="0"/>
                 <w:sz w:val="17"/>
               </w:rPr>
-              <w:t>CIDRs, DRG attachment/route table, import/export, on-prem return routes, firewall rules, private DNS and MTU</w:t>
+              <w:t>A10.2 capacity for approved count, image compatibility and reservation decision; John and infrastructure staff operate the keyboard, Oracle advises</w:t>
             </w:r>
           </w:p>
         </w:tc>
@@ -2675,7 +2639,7 @@
         </w:trPr>
         <w:tc>
           <w:tcPr>
-            <w:tcW w:type="dxa" w:w="2160"/>
+            <w:tcW w:type="dxa" w:w="2101"/>
             <w:vAlign w:val="center"/>
             <w:shd w:fill="F2F2F2"/>
           </w:tcPr>
@@ -2690,13 +2654,13 @@
                 <w:b w:val="0"/>
                 <w:sz w:val="17"/>
               </w:rPr>
-              <w:t>Security</w:t>
-            </w:r>
-          </w:p>
-        </w:tc>
-        <w:tc>
-          <w:tcPr>
-            <w:tcW w:type="dxa" w:w="8352"/>
+              <w:t>Network</w:t>
+            </w:r>
+          </w:p>
+        </w:tc>
+        <w:tc>
+          <w:tcPr>
+            <w:tcW w:type="dxa" w:w="8123"/>
             <w:vAlign w:val="center"/>
             <w:shd w:fill="F2F2F2"/>
           </w:tcPr>
@@ -2711,7 +2675,7 @@
                 <w:b w:val="0"/>
                 <w:sz w:val="17"/>
               </w:rPr>
-              <w:t>RHEL baseline, Podman, SELinux, fapolicyd exception, vulnerability tools, TLS, privileged install window and evidence</w:t>
+              <w:t>CIDRs, DRG attachment/route table, import/export, on-prem return routes, firewall rules, private DNS and MTU</w:t>
             </w:r>
           </w:p>
         </w:tc>
@@ -2722,7 +2686,7 @@
         </w:trPr>
         <w:tc>
           <w:tcPr>
-            <w:tcW w:type="dxa" w:w="2160"/>
+            <w:tcW w:type="dxa" w:w="2101"/>
             <w:vAlign w:val="center"/>
           </w:tcPr>
           <w:p>
@@ -2736,13 +2700,13 @@
                 <w:b w:val="0"/>
                 <w:sz w:val="17"/>
               </w:rPr>
-              <w:t>Storage / backup</w:t>
-            </w:r>
-          </w:p>
-        </w:tc>
-        <w:tc>
-          <w:tcPr>
-            <w:tcW w:type="dxa" w:w="8352"/>
+              <w:t>Security</w:t>
+            </w:r>
+          </w:p>
+        </w:tc>
+        <w:tc>
+          <w:tcPr>
+            <w:tcW w:type="dxa" w:w="8123"/>
             <w:vAlign w:val="center"/>
           </w:tcPr>
           <w:p>
@@ -2756,7 +2720,7 @@
                 <w:b w:val="0"/>
                 <w:sz w:val="17"/>
               </w:rPr>
-              <w:t>Block-volume performance, backup policy, restore test and POC destruction</w:t>
+              <w:t>RHEL baseline, Podman, SELinux, fapolicyd exception, vulnerability tools, TLS, privileged install window and evidence</w:t>
             </w:r>
           </w:p>
         </w:tc>
@@ -2767,7 +2731,7 @@
         </w:trPr>
         <w:tc>
           <w:tcPr>
-            <w:tcW w:type="dxa" w:w="2160"/>
+            <w:tcW w:type="dxa" w:w="2101"/>
             <w:vAlign w:val="center"/>
             <w:shd w:fill="F2F2F2"/>
           </w:tcPr>
@@ -2782,15 +2746,60 @@
                 <w:b w:val="0"/>
                 <w:sz w:val="17"/>
               </w:rPr>
+              <w:t>Storage / backup</w:t>
+            </w:r>
+          </w:p>
+        </w:tc>
+        <w:tc>
+          <w:tcPr>
+            <w:tcW w:type="dxa" w:w="8123"/>
+            <w:vAlign w:val="center"/>
+            <w:shd w:fill="F2F2F2"/>
+          </w:tcPr>
+          <w:p>
+            <w:pPr>
+              <w:spacing w:after="0"/>
+            </w:pPr>
+            <w:r/>
+            <w:r>
+              <w:rPr>
+                <w:rFonts w:ascii="Aptos" w:hAnsi="Aptos"/>
+                <w:b w:val="0"/>
+                <w:sz w:val="17"/>
+              </w:rPr>
+              <w:t>Block-volume performance, backup policy, restore test and POC destruction</w:t>
+            </w:r>
+          </w:p>
+        </w:tc>
+      </w:tr>
+      <w:tr>
+        <w:trPr>
+          <w:cantSplit/>
+        </w:trPr>
+        <w:tc>
+          <w:tcPr>
+            <w:tcW w:type="dxa" w:w="2101"/>
+            <w:vAlign w:val="center"/>
+          </w:tcPr>
+          <w:p>
+            <w:pPr>
+              <w:spacing w:after="0"/>
+            </w:pPr>
+            <w:r/>
+            <w:r>
+              <w:rPr>
+                <w:rFonts w:ascii="Aptos" w:hAnsi="Aptos"/>
+                <w:b w:val="0"/>
+                <w:sz w:val="17"/>
+              </w:rPr>
               <w:t>Project owner</w:t>
             </w:r>
           </w:p>
         </w:tc>
         <w:tc>
           <w:tcPr>
-            <w:tcW w:type="dxa" w:w="8352"/>
-            <w:vAlign w:val="center"/>
-            <w:shd w:fill="F2F2F2"/>
+            <w:tcW w:type="dxa" w:w="8123"/>
+            <w:vAlign w:val="center"/>
           </w:tcPr>
           <w:p>
             <w:pPr>
@@ -2814,46 +2823,16 @@
         <w:spacing w:after="0"/>
       </w:pPr>
     </w:p>
-    <w:tbl>
-      <w:tblPr>
-        <w:tblStyle w:val="TableGrid"/>
-        <w:tblW w:type="auto" w:w="0"/>
-        <w:tblLook w:firstColumn="1" w:firstRow="1" w:lastColumn="0" w:lastRow="0" w:noHBand="0" w:noVBand="1" w:val="04A0"/>
-      </w:tblPr>
-      <w:tblGrid>
-        <w:gridCol w:w="10224"/>
-      </w:tblGrid>
-      <w:tr>
-        <w:trPr>
-          <w:cantSplit/>
-        </w:trPr>
-        <w:tc>
-          <w:tcPr>
-            <w:tcW w:type="dxa" w:w="10224"/>
-            <w:shd w:fill="FCE4D6"/>
-          </w:tcPr>
-          <w:p>
-            <w:pPr>
-              <w:spacing w:after="0"/>
-            </w:pPr>
-            <w:r>
-              <w:rPr>
-                <w:b/>
-                <w:color w:val="1F4E78"/>
-              </w:rPr>
-              <w:t xml:space="preserve">SECURITY EXCEPTION  </w:t>
-            </w:r>
-            <w:r>
-              <w:t>Hyperscience documents that fapolicyd is not supported for Podman deployments. Obtain a written exception or an approved compensating-control design before installation; retain SELinux and endpoint controls approved by security.</w:t>
-            </w:r>
-          </w:p>
-        </w:tc>
-      </w:tr>
-    </w:tbl>
     <w:p>
-      <w:pPr>
-        <w:spacing w:after="0"/>
-      </w:pPr>
+      <w:r>
+        <w:rPr>
+          <w:b/>
+        </w:rPr>
+        <w:t xml:space="preserve">SECURITY EXCEPTION  </w:t>
+      </w:r>
+      <w:r>
+        <w:t>Hyperscience documents that fapolicyd is not supported for Podman deployments. Obtain a written exception or an approved compensating-control design before installation; retain SELinux and endpoint controls approved by security.</w:t>
+      </w:r>
     </w:p>
     <w:p>
       <w:r>
@@ -2866,7 +2845,7 @@
         <w:keepNext/>
       </w:pPr>
       <w:r>
-        <w:t>4. Network, IAM and security preparation</w:t>
+        <w:t>4 Network IAM and security preparation</w:t>
       </w:r>
     </w:p>
     <w:p>
@@ -2875,7 +2854,7 @@
         <w:keepNext/>
       </w:pPr>
       <w:r>
-        <w:t>4.1 Network checklist</w:t>
+        <w:t>4 1 Network checklist</w:t>
       </w:r>
     </w:p>
     <w:tbl>
@@ -2883,12 +2862,21 @@
         <w:tblStyle w:val="TableGrid"/>
         <w:tblW w:type="auto" w:w="0"/>
         <w:jc w:val="center"/>
+        <w:tblLayout w:type="fixed"/>
         <w:tblLook w:firstColumn="1" w:firstRow="1" w:lastColumn="0" w:lastRow="0" w:noHBand="0" w:noVBand="1" w:val="04A0"/>
+        <w:tblBorders>
+          <w:top w:val="single" w:sz="4" w:color="D9D9D9"/>
+          <w:left w:val="single" w:sz="4" w:color="D9D9D9"/>
+          <w:bottom w:val="single" w:sz="4" w:color="D9D9D9"/>
+          <w:right w:val="single" w:sz="4" w:color="D9D9D9"/>
+          <w:insideH w:val="single" w:sz="4" w:color="D9D9D9"/>
+          <w:insideV w:val="single" w:sz="4" w:color="D9D9D9"/>
+        </w:tblBorders>
       </w:tblPr>
       <w:tblGrid>
-        <w:gridCol w:w="3408"/>
-        <w:gridCol w:w="3408"/>
-        <w:gridCol w:w="3408"/>
+        <w:gridCol w:w="755"/>
+        <w:gridCol w:w="7754"/>
+        <w:gridCol w:w="1715"/>
       </w:tblGrid>
       <w:tr>
         <w:trPr>
@@ -2897,7 +2885,7 @@
         </w:trPr>
         <w:tc>
           <w:tcPr>
-            <w:tcW w:type="dxa" w:w="792"/>
+            <w:tcW w:type="dxa" w:w="755"/>
             <w:vAlign w:val="center"/>
             <w:shd w:fill="1F4E78"/>
           </w:tcPr>
@@ -2913,13 +2901,13 @@
                 <w:color w:val="FFFFFF"/>
                 <w:sz w:val="18"/>
               </w:rPr>
-              <w:t>Status</w:t>
-            </w:r>
-          </w:p>
-        </w:tc>
-        <w:tc>
-          <w:tcPr>
-            <w:tcW w:type="dxa" w:w="8136"/>
+              <w:t>Done</w:t>
+            </w:r>
+          </w:p>
+        </w:tc>
+        <w:tc>
+          <w:tcPr>
+            <w:tcW w:type="dxa" w:w="7754"/>
             <w:vAlign w:val="center"/>
             <w:shd w:fill="1F4E78"/>
           </w:tcPr>
@@ -2941,7 +2929,7 @@
         </w:tc>
         <w:tc>
           <w:tcPr>
-            <w:tcW w:type="dxa" w:w="1800"/>
+            <w:tcW w:type="dxa" w:w="1715"/>
             <w:vAlign w:val="center"/>
             <w:shd w:fill="1F4E78"/>
           </w:tcPr>
@@ -2968,7 +2956,7 @@
         </w:trPr>
         <w:tc>
           <w:tcPr>
-            <w:tcW w:type="dxa" w:w="792"/>
+            <w:tcW w:type="dxa" w:w="755"/>
             <w:vAlign w:val="center"/>
           </w:tcPr>
           <w:p>
@@ -2988,7 +2976,7 @@
         </w:tc>
         <w:tc>
           <w:tcPr>
-            <w:tcW w:type="dxa" w:w="8136"/>
+            <w:tcW w:type="dxa" w:w="7754"/>
             <w:vAlign w:val="center"/>
           </w:tcPr>
           <w:p>
@@ -3008,7 +2996,7 @@
         </w:tc>
         <w:tc>
           <w:tcPr>
-            <w:tcW w:type="dxa" w:w="1800"/>
+            <w:tcW w:type="dxa" w:w="1715"/>
             <w:vAlign w:val="center"/>
           </w:tcPr>
           <w:p>
@@ -3032,7 +3020,7 @@
         </w:trPr>
         <w:tc>
           <w:tcPr>
-            <w:tcW w:type="dxa" w:w="792"/>
+            <w:tcW w:type="dxa" w:w="755"/>
             <w:vAlign w:val="center"/>
             <w:shd w:fill="F2F2F2"/>
           </w:tcPr>
@@ -3053,7 +3041,7 @@
         </w:tc>
         <w:tc>
           <w:tcPr>
-            <w:tcW w:type="dxa" w:w="8136"/>
+            <w:tcW w:type="dxa" w:w="7754"/>
             <w:vAlign w:val="center"/>
             <w:shd w:fill="F2F2F2"/>
           </w:tcPr>
@@ -3074,7 +3062,7 @@
         </w:tc>
         <w:tc>
           <w:tcPr>
-            <w:tcW w:type="dxa" w:w="1800"/>
+            <w:tcW w:type="dxa" w:w="1715"/>
             <w:vAlign w:val="center"/>
             <w:shd w:fill="F2F2F2"/>
           </w:tcPr>
@@ -3099,7 +3087,7 @@
         </w:trPr>
         <w:tc>
           <w:tcPr>
-            <w:tcW w:type="dxa" w:w="792"/>
+            <w:tcW w:type="dxa" w:w="755"/>
             <w:vAlign w:val="center"/>
           </w:tcPr>
           <w:p>
@@ -3119,7 +3107,7 @@
         </w:tc>
         <w:tc>
           <w:tcPr>
-            <w:tcW w:type="dxa" w:w="8136"/>
+            <w:tcW w:type="dxa" w:w="7754"/>
             <w:vAlign w:val="center"/>
           </w:tcPr>
           <w:p>
@@ -3139,7 +3127,7 @@
         </w:tc>
         <w:tc>
           <w:tcPr>
-            <w:tcW w:type="dxa" w:w="1800"/>
+            <w:tcW w:type="dxa" w:w="1715"/>
             <w:vAlign w:val="center"/>
           </w:tcPr>
           <w:p>
@@ -3163,7 +3151,7 @@
         </w:trPr>
         <w:tc>
           <w:tcPr>
-            <w:tcW w:type="dxa" w:w="792"/>
+            <w:tcW w:type="dxa" w:w="755"/>
             <w:vAlign w:val="center"/>
             <w:shd w:fill="F2F2F2"/>
           </w:tcPr>
@@ -3184,7 +3172,7 @@
         </w:tc>
         <w:tc>
           <w:tcPr>
-            <w:tcW w:type="dxa" w:w="8136"/>
+            <w:tcW w:type="dxa" w:w="7754"/>
             <w:vAlign w:val="center"/>
             <w:shd w:fill="F2F2F2"/>
           </w:tcPr>
@@ -3199,13 +3187,13 @@
                 <w:b w:val="0"/>
                 <w:sz w:val="16"/>
               </w:rPr>
-              <w:t>Create private DNS records for hs-poc-app01, hs-poc-trn01 and the application URL; obtain the TLS certificate and CA chain.</w:t>
-            </w:r>
-          </w:p>
-        </w:tc>
-        <w:tc>
-          <w:tcPr>
-            <w:tcW w:type="dxa" w:w="1800"/>
+              <w:t>John and Tony finalize the private application URL and send it to Chase for licensing. Add trainer DNS only if a trainer is approved. Obtain the TLS certificate and CA chain.</w:t>
+            </w:r>
+          </w:p>
+        </w:tc>
+        <w:tc>
+          <w:tcPr>
+            <w:tcW w:type="dxa" w:w="1715"/>
             <w:vAlign w:val="center"/>
             <w:shd w:fill="F2F2F2"/>
           </w:tcPr>
@@ -3230,7 +3218,7 @@
         </w:trPr>
         <w:tc>
           <w:tcPr>
-            <w:tcW w:type="dxa" w:w="792"/>
+            <w:tcW w:type="dxa" w:w="755"/>
             <w:vAlign w:val="center"/>
           </w:tcPr>
           <w:p>
@@ -3250,7 +3238,7 @@
         </w:tc>
         <w:tc>
           <w:tcPr>
-            <w:tcW w:type="dxa" w:w="8136"/>
+            <w:tcW w:type="dxa" w:w="7754"/>
             <w:vAlign w:val="center"/>
           </w:tcPr>
           <w:p>
@@ -3270,7 +3258,7 @@
         </w:tc>
         <w:tc>
           <w:tcPr>
-            <w:tcW w:type="dxa" w:w="1800"/>
+            <w:tcW w:type="dxa" w:w="1715"/>
             <w:vAlign w:val="center"/>
           </w:tcPr>
           <w:p>
@@ -3294,7 +3282,7 @@
         </w:trPr>
         <w:tc>
           <w:tcPr>
-            <w:tcW w:type="dxa" w:w="792"/>
+            <w:tcW w:type="dxa" w:w="755"/>
             <w:vAlign w:val="center"/>
             <w:shd w:fill="F2F2F2"/>
           </w:tcPr>
@@ -3315,7 +3303,7 @@
         </w:tc>
         <w:tc>
           <w:tcPr>
-            <w:tcW w:type="dxa" w:w="8136"/>
+            <w:tcW w:type="dxa" w:w="7754"/>
             <w:vAlign w:val="center"/>
             <w:shd w:fill="F2F2F2"/>
           </w:tcPr>
@@ -3336,7 +3324,7 @@
         </w:tc>
         <w:tc>
           <w:tcPr>
-            <w:tcW w:type="dxa" w:w="1800"/>
+            <w:tcW w:type="dxa" w:w="1715"/>
             <w:vAlign w:val="center"/>
             <w:shd w:fill="F2F2F2"/>
           </w:tcPr>
@@ -3367,7 +3355,7 @@
         <w:keepNext/>
       </w:pPr>
       <w:r>
-        <w:t>4.2 Minimum traffic matrix</w:t>
+        <w:t>4 2 Minimum traffic matrix</w:t>
       </w:r>
     </w:p>
     <w:tbl>
@@ -3375,13 +3363,22 @@
         <w:tblStyle w:val="TableGrid"/>
         <w:tblW w:type="auto" w:w="0"/>
         <w:jc w:val="center"/>
+        <w:tblLayout w:type="fixed"/>
         <w:tblLook w:firstColumn="1" w:firstRow="1" w:lastColumn="0" w:lastRow="0" w:noHBand="0" w:noVBand="1" w:val="04A0"/>
+        <w:tblBorders>
+          <w:top w:val="single" w:sz="4" w:color="D9D9D9"/>
+          <w:left w:val="single" w:sz="4" w:color="D9D9D9"/>
+          <w:bottom w:val="single" w:sz="4" w:color="D9D9D9"/>
+          <w:right w:val="single" w:sz="4" w:color="D9D9D9"/>
+          <w:insideH w:val="single" w:sz="4" w:color="D9D9D9"/>
+          <w:insideV w:val="single" w:sz="4" w:color="D9D9D9"/>
+        </w:tblBorders>
       </w:tblPr>
       <w:tblGrid>
-        <w:gridCol w:w="2556"/>
-        <w:gridCol w:w="2556"/>
-        <w:gridCol w:w="2556"/>
-        <w:gridCol w:w="2556"/>
+        <w:gridCol w:w="2211"/>
+        <w:gridCol w:w="3040"/>
+        <w:gridCol w:w="1865"/>
+        <w:gridCol w:w="3109"/>
       </w:tblGrid>
       <w:tr>
         <w:trPr>
@@ -3390,7 +3387,7 @@
         </w:trPr>
         <w:tc>
           <w:tcPr>
-            <w:tcW w:type="dxa" w:w="2304"/>
+            <w:tcW w:type="dxa" w:w="2211"/>
             <w:vAlign w:val="center"/>
             <w:shd w:fill="1F4E78"/>
           </w:tcPr>
@@ -3412,7 +3409,7 @@
         </w:tc>
         <w:tc>
           <w:tcPr>
-            <w:tcW w:type="dxa" w:w="3168"/>
+            <w:tcW w:type="dxa" w:w="3040"/>
             <w:vAlign w:val="center"/>
             <w:shd w:fill="1F4E78"/>
           </w:tcPr>
@@ -3434,7 +3431,7 @@
         </w:tc>
         <w:tc>
           <w:tcPr>
-            <w:tcW w:type="dxa" w:w="1944"/>
+            <w:tcW w:type="dxa" w:w="1865"/>
             <w:vAlign w:val="center"/>
             <w:shd w:fill="1F4E78"/>
           </w:tcPr>
@@ -3456,7 +3453,7 @@
         </w:tc>
         <w:tc>
           <w:tcPr>
-            <w:tcW w:type="dxa" w:w="3240"/>
+            <w:tcW w:type="dxa" w:w="3109"/>
             <w:vAlign w:val="center"/>
             <w:shd w:fill="1F4E78"/>
           </w:tcPr>
@@ -3483,7 +3480,7 @@
         </w:trPr>
         <w:tc>
           <w:tcPr>
-            <w:tcW w:type="dxa" w:w="2304"/>
+            <w:tcW w:type="dxa" w:w="2211"/>
             <w:vAlign w:val="center"/>
           </w:tcPr>
           <w:p>
@@ -3503,7 +3500,7 @@
         </w:tc>
         <w:tc>
           <w:tcPr>
-            <w:tcW w:type="dxa" w:w="3168"/>
+            <w:tcW w:type="dxa" w:w="3040"/>
             <w:vAlign w:val="center"/>
           </w:tcPr>
           <w:p>
@@ -3523,7 +3520,7 @@
         </w:tc>
         <w:tc>
           <w:tcPr>
-            <w:tcW w:type="dxa" w:w="1944"/>
+            <w:tcW w:type="dxa" w:w="1865"/>
             <w:vAlign w:val="center"/>
           </w:tcPr>
           <w:p>
@@ -3543,7 +3540,7 @@
         </w:tc>
         <w:tc>
           <w:tcPr>
-            <w:tcW w:type="dxa" w:w="3240"/>
+            <w:tcW w:type="dxa" w:w="3109"/>
             <w:vAlign w:val="center"/>
           </w:tcPr>
           <w:p>
@@ -3568,7 +3565,7 @@
         </w:trPr>
         <w:tc>
           <w:tcPr>
-            <w:tcW w:type="dxa" w:w="2304"/>
+            <w:tcW w:type="dxa" w:w="2211"/>
             <w:vAlign w:val="center"/>
             <w:shd w:fill="F2F2F2"/>
           </w:tcPr>
@@ -3589,7 +3586,7 @@
         </w:tc>
         <w:tc>
           <w:tcPr>
-            <w:tcW w:type="dxa" w:w="3168"/>
+            <w:tcW w:type="dxa" w:w="3040"/>
             <w:vAlign w:val="center"/>
             <w:shd w:fill="F2F2F2"/>
           </w:tcPr>
@@ -3610,7 +3607,7 @@
         </w:tc>
         <w:tc>
           <w:tcPr>
-            <w:tcW w:type="dxa" w:w="1944"/>
+            <w:tcW w:type="dxa" w:w="1865"/>
             <w:vAlign w:val="center"/>
             <w:shd w:fill="F2F2F2"/>
           </w:tcPr>
@@ -3631,7 +3628,7 @@
         </w:tc>
         <w:tc>
           <w:tcPr>
-            <w:tcW w:type="dxa" w:w="3240"/>
+            <w:tcW w:type="dxa" w:w="3109"/>
             <w:vAlign w:val="center"/>
             <w:shd w:fill="F2F2F2"/>
           </w:tcPr>
@@ -3657,7 +3654,7 @@
         </w:trPr>
         <w:tc>
           <w:tcPr>
-            <w:tcW w:type="dxa" w:w="2304"/>
+            <w:tcW w:type="dxa" w:w="2211"/>
             <w:vAlign w:val="center"/>
           </w:tcPr>
           <w:p>
@@ -3671,13 +3668,13 @@
                 <w:b w:val="0"/>
                 <w:sz w:val="16"/>
               </w:rPr>
-              <w:t>Trainer VM</w:t>
-            </w:r>
-          </w:p>
-        </w:tc>
-        <w:tc>
-          <w:tcPr>
-            <w:tcW w:type="dxa" w:w="3168"/>
+              <w:t>Optional trainer</w:t>
+            </w:r>
+          </w:p>
+        </w:tc>
+        <w:tc>
+          <w:tcPr>
+            <w:tcW w:type="dxa" w:w="3040"/>
             <w:vAlign w:val="center"/>
           </w:tcPr>
           <w:p>
@@ -3697,7 +3694,7 @@
         </w:tc>
         <w:tc>
           <w:tcPr>
-            <w:tcW w:type="dxa" w:w="1944"/>
+            <w:tcW w:type="dxa" w:w="1865"/>
             <w:vAlign w:val="center"/>
           </w:tcPr>
           <w:p>
@@ -3717,7 +3714,7 @@
         </w:tc>
         <w:tc>
           <w:tcPr>
-            <w:tcW w:type="dxa" w:w="3240"/>
+            <w:tcW w:type="dxa" w:w="3109"/>
             <w:vAlign w:val="center"/>
           </w:tcPr>
           <w:p>
@@ -3731,7 +3728,7 @@
                 <w:b w:val="0"/>
                 <w:sz w:val="16"/>
               </w:rPr>
-              <w:t>Trainer-to-application API</w:t>
+              <w:t>Only if trainer deployment is approved</w:t>
             </w:r>
           </w:p>
         </w:tc>
@@ -3742,7 +3739,7 @@
         </w:trPr>
         <w:tc>
           <w:tcPr>
-            <w:tcW w:type="dxa" w:w="2304"/>
+            <w:tcW w:type="dxa" w:w="2211"/>
             <w:vAlign w:val="center"/>
             <w:shd w:fill="F2F2F2"/>
           </w:tcPr>
@@ -3763,7 +3760,7 @@
         </w:tc>
         <w:tc>
           <w:tcPr>
-            <w:tcW w:type="dxa" w:w="3168"/>
+            <w:tcW w:type="dxa" w:w="3040"/>
             <w:vAlign w:val="center"/>
             <w:shd w:fill="F2F2F2"/>
           </w:tcPr>
@@ -3784,7 +3781,7 @@
         </w:tc>
         <w:tc>
           <w:tcPr>
-            <w:tcW w:type="dxa" w:w="1944"/>
+            <w:tcW w:type="dxa" w:w="1865"/>
             <w:vAlign w:val="center"/>
             <w:shd w:fill="F2F2F2"/>
           </w:tcPr>
@@ -3805,7 +3802,7 @@
         </w:tc>
         <w:tc>
           <w:tcPr>
-            <w:tcW w:type="dxa" w:w="3240"/>
+            <w:tcW w:type="dxa" w:w="3109"/>
             <w:vAlign w:val="center"/>
             <w:shd w:fill="F2F2F2"/>
           </w:tcPr>
@@ -3831,7 +3828,7 @@
         </w:trPr>
         <w:tc>
           <w:tcPr>
-            <w:tcW w:type="dxa" w:w="2304"/>
+            <w:tcW w:type="dxa" w:w="2211"/>
             <w:vAlign w:val="center"/>
           </w:tcPr>
           <w:p>
@@ -3851,7 +3848,7 @@
         </w:tc>
         <w:tc>
           <w:tcPr>
-            <w:tcW w:type="dxa" w:w="3168"/>
+            <w:tcW w:type="dxa" w:w="3040"/>
             <w:vAlign w:val="center"/>
           </w:tcPr>
           <w:p>
@@ -3871,7 +3868,7 @@
         </w:tc>
         <w:tc>
           <w:tcPr>
-            <w:tcW w:type="dxa" w:w="1944"/>
+            <w:tcW w:type="dxa" w:w="1865"/>
             <w:vAlign w:val="center"/>
           </w:tcPr>
           <w:p>
@@ -3891,7 +3888,7 @@
         </w:tc>
         <w:tc>
           <w:tcPr>
-            <w:tcW w:type="dxa" w:w="3240"/>
+            <w:tcW w:type="dxa" w:w="3109"/>
             <w:vAlign w:val="center"/>
           </w:tcPr>
           <w:p>
@@ -3916,7 +3913,7 @@
         </w:trPr>
         <w:tc>
           <w:tcPr>
-            <w:tcW w:type="dxa" w:w="2304"/>
+            <w:tcW w:type="dxa" w:w="2211"/>
             <w:vAlign w:val="center"/>
             <w:shd w:fill="F2F2F2"/>
           </w:tcPr>
@@ -3937,7 +3934,7 @@
         </w:tc>
         <w:tc>
           <w:tcPr>
-            <w:tcW w:type="dxa" w:w="3168"/>
+            <w:tcW w:type="dxa" w:w="3040"/>
             <w:vAlign w:val="center"/>
             <w:shd w:fill="F2F2F2"/>
           </w:tcPr>
@@ -3958,7 +3955,7 @@
         </w:tc>
         <w:tc>
           <w:tcPr>
-            <w:tcW w:type="dxa" w:w="1944"/>
+            <w:tcW w:type="dxa" w:w="1865"/>
             <w:vAlign w:val="center"/>
             <w:shd w:fill="F2F2F2"/>
           </w:tcPr>
@@ -3979,7 +3976,7 @@
         </w:tc>
         <w:tc>
           <w:tcPr>
-            <w:tcW w:type="dxa" w:w="3240"/>
+            <w:tcW w:type="dxa" w:w="3109"/>
             <w:vAlign w:val="center"/>
             <w:shd w:fill="F2F2F2"/>
           </w:tcPr>
@@ -4011,7 +4008,7 @@
         <w:keepNext/>
       </w:pPr>
       <w:r>
-        <w:t>4.3 IAM and governance</w:t>
+        <w:t>4 3 IAM and governance</w:t>
       </w:r>
     </w:p>
     <w:p>
@@ -4057,7 +4054,7 @@
         <w:keepNext/>
       </w:pPr>
       <w:r>
-        <w:t>5. Procedure A — Deploy the OCI foundation with ORM</w:t>
+        <w:t>5 Procedure A Deploy the OCI foundation with ORM</w:t>
       </w:r>
     </w:p>
     <w:p>
@@ -4066,7 +4063,7 @@
         <w:keepNext/>
       </w:pPr>
       <w:r>
-        <w:t>5.1 Create the stack</w:t>
+        <w:t>5 1 Create the stack</w:t>
       </w:r>
     </w:p>
     <w:p>
@@ -4131,7 +4128,7 @@
         <w:keepNext/>
       </w:pPr>
       <w:r>
-        <w:t>5.2 ORM input sheet</w:t>
+        <w:t>5 2 ORM input sheet</w:t>
       </w:r>
     </w:p>
     <w:tbl>
@@ -4139,11 +4136,20 @@
         <w:tblStyle w:val="TableGrid"/>
         <w:tblW w:type="auto" w:w="0"/>
         <w:jc w:val="center"/>
+        <w:tblLayout w:type="fixed"/>
         <w:tblLook w:firstColumn="1" w:firstRow="1" w:lastColumn="0" w:lastRow="0" w:noHBand="0" w:noVBand="1" w:val="04A0"/>
+        <w:tblBorders>
+          <w:top w:val="single" w:sz="4" w:color="D9D9D9"/>
+          <w:left w:val="single" w:sz="4" w:color="D9D9D9"/>
+          <w:bottom w:val="single" w:sz="4" w:color="D9D9D9"/>
+          <w:right w:val="single" w:sz="4" w:color="D9D9D9"/>
+          <w:insideH w:val="single" w:sz="4" w:color="D9D9D9"/>
+          <w:insideV w:val="single" w:sz="4" w:color="D9D9D9"/>
+        </w:tblBorders>
       </w:tblPr>
       <w:tblGrid>
-        <w:gridCol w:w="5112"/>
-        <w:gridCol w:w="5112"/>
+        <w:gridCol w:w="3081"/>
+        <w:gridCol w:w="7143"/>
       </w:tblGrid>
       <w:tr>
         <w:trPr>
@@ -4152,7 +4158,7 @@
         </w:trPr>
         <w:tc>
           <w:tcPr>
-            <w:tcW w:type="dxa" w:w="3168"/>
+            <w:tcW w:type="dxa" w:w="3081"/>
             <w:vAlign w:val="center"/>
             <w:shd w:fill="1F4E78"/>
           </w:tcPr>
@@ -4174,7 +4180,7 @@
         </w:tc>
         <w:tc>
           <w:tcPr>
-            <w:tcW w:type="dxa" w:w="7344"/>
+            <w:tcW w:type="dxa" w:w="7143"/>
             <w:vAlign w:val="center"/>
             <w:shd w:fill="1F4E78"/>
           </w:tcPr>
@@ -4201,7 +4207,7 @@
         </w:trPr>
         <w:tc>
           <w:tcPr>
-            <w:tcW w:type="dxa" w:w="3168"/>
+            <w:tcW w:type="dxa" w:w="3081"/>
             <w:vAlign w:val="center"/>
           </w:tcPr>
           <w:p>
@@ -4221,7 +4227,7 @@
         </w:tc>
         <w:tc>
           <w:tcPr>
-            <w:tcW w:type="dxa" w:w="7344"/>
+            <w:tcW w:type="dxa" w:w="7143"/>
             <w:vAlign w:val="center"/>
           </w:tcPr>
           <w:p>
@@ -4246,7 +4252,7 @@
         </w:trPr>
         <w:tc>
           <w:tcPr>
-            <w:tcW w:type="dxa" w:w="3168"/>
+            <w:tcW w:type="dxa" w:w="3081"/>
             <w:vAlign w:val="center"/>
             <w:shd w:fill="F2F2F2"/>
           </w:tcPr>
@@ -4267,7 +4273,7 @@
         </w:tc>
         <w:tc>
           <w:tcPr>
-            <w:tcW w:type="dxa" w:w="7344"/>
+            <w:tcW w:type="dxa" w:w="7143"/>
             <w:vAlign w:val="center"/>
             <w:shd w:fill="F2F2F2"/>
           </w:tcPr>
@@ -4293,7 +4299,7 @@
         </w:trPr>
         <w:tc>
           <w:tcPr>
-            <w:tcW w:type="dxa" w:w="3168"/>
+            <w:tcW w:type="dxa" w:w="3081"/>
             <w:vAlign w:val="center"/>
           </w:tcPr>
           <w:p>
@@ -4313,7 +4319,7 @@
         </w:tc>
         <w:tc>
           <w:tcPr>
-            <w:tcW w:type="dxa" w:w="7344"/>
+            <w:tcW w:type="dxa" w:w="7143"/>
             <w:vAlign w:val="center"/>
           </w:tcPr>
           <w:p>
@@ -4327,7 +4333,7 @@
                 <w:b w:val="0"/>
                 <w:sz w:val="16"/>
               </w:rPr>
-              <w:t>2 — application and trainer</w:t>
+              <w:t>1 for application baseline; change to 2 only after trainer approval</w:t>
             </w:r>
           </w:p>
         </w:tc>
@@ -4338,7 +4344,7 @@
         </w:trPr>
         <w:tc>
           <w:tcPr>
-            <w:tcW w:type="dxa" w:w="3168"/>
+            <w:tcW w:type="dxa" w:w="3081"/>
             <w:vAlign w:val="center"/>
             <w:shd w:fill="F2F2F2"/>
           </w:tcPr>
@@ -4359,7 +4365,7 @@
         </w:tc>
         <w:tc>
           <w:tcPr>
-            <w:tcW w:type="dxa" w:w="7344"/>
+            <w:tcW w:type="dxa" w:w="7143"/>
             <w:vAlign w:val="center"/>
             <w:shd w:fill="F2F2F2"/>
           </w:tcPr>
@@ -4385,7 +4391,7 @@
         </w:trPr>
         <w:tc>
           <w:tcPr>
-            <w:tcW w:type="dxa" w:w="3168"/>
+            <w:tcW w:type="dxa" w:w="3081"/>
             <w:vAlign w:val="center"/>
           </w:tcPr>
           <w:p>
@@ -4405,7 +4411,7 @@
         </w:tc>
         <w:tc>
           <w:tcPr>
-            <w:tcW w:type="dxa" w:w="7344"/>
+            <w:tcW w:type="dxa" w:w="7143"/>
             <w:vAlign w:val="center"/>
           </w:tcPr>
           <w:p>
@@ -4430,7 +4436,7 @@
         </w:trPr>
         <w:tc>
           <w:tcPr>
-            <w:tcW w:type="dxa" w:w="3168"/>
+            <w:tcW w:type="dxa" w:w="3081"/>
             <w:vAlign w:val="center"/>
             <w:shd w:fill="F2F2F2"/>
           </w:tcPr>
@@ -4451,7 +4457,7 @@
         </w:tc>
         <w:tc>
           <w:tcPr>
-            <w:tcW w:type="dxa" w:w="7344"/>
+            <w:tcW w:type="dxa" w:w="7143"/>
             <w:vAlign w:val="center"/>
             <w:shd w:fill="F2F2F2"/>
           </w:tcPr>
@@ -4477,7 +4483,7 @@
         </w:trPr>
         <w:tc>
           <w:tcPr>
-            <w:tcW w:type="dxa" w:w="3168"/>
+            <w:tcW w:type="dxa" w:w="3081"/>
             <w:vAlign w:val="center"/>
           </w:tcPr>
           <w:p>
@@ -4497,7 +4503,7 @@
         </w:tc>
         <w:tc>
           <w:tcPr>
-            <w:tcW w:type="dxa" w:w="7344"/>
+            <w:tcW w:type="dxa" w:w="7143"/>
             <w:vAlign w:val="center"/>
           </w:tcPr>
           <w:p>
@@ -4522,7 +4528,7 @@
         </w:trPr>
         <w:tc>
           <w:tcPr>
-            <w:tcW w:type="dxa" w:w="3168"/>
+            <w:tcW w:type="dxa" w:w="3081"/>
             <w:vAlign w:val="center"/>
             <w:shd w:fill="F2F2F2"/>
           </w:tcPr>
@@ -4543,7 +4549,7 @@
         </w:tc>
         <w:tc>
           <w:tcPr>
-            <w:tcW w:type="dxa" w:w="7344"/>
+            <w:tcW w:type="dxa" w:w="7143"/>
             <w:vAlign w:val="center"/>
             <w:shd w:fill="F2F2F2"/>
           </w:tcPr>
@@ -4569,7 +4575,7 @@
         </w:trPr>
         <w:tc>
           <w:tcPr>
-            <w:tcW w:type="dxa" w:w="3168"/>
+            <w:tcW w:type="dxa" w:w="3081"/>
             <w:vAlign w:val="center"/>
           </w:tcPr>
           <w:p>
@@ -4589,7 +4595,7 @@
         </w:tc>
         <w:tc>
           <w:tcPr>
-            <w:tcW w:type="dxa" w:w="7344"/>
+            <w:tcW w:type="dxa" w:w="7143"/>
             <w:vAlign w:val="center"/>
           </w:tcPr>
           <w:p>
@@ -4614,7 +4620,7 @@
         </w:trPr>
         <w:tc>
           <w:tcPr>
-            <w:tcW w:type="dxa" w:w="3168"/>
+            <w:tcW w:type="dxa" w:w="3081"/>
             <w:vAlign w:val="center"/>
             <w:shd w:fill="F2F2F2"/>
           </w:tcPr>
@@ -4635,7 +4641,7 @@
         </w:tc>
         <w:tc>
           <w:tcPr>
-            <w:tcW w:type="dxa" w:w="7344"/>
+            <w:tcW w:type="dxa" w:w="7143"/>
             <w:vAlign w:val="center"/>
             <w:shd w:fill="F2F2F2"/>
           </w:tcPr>
@@ -4661,7 +4667,7 @@
         </w:trPr>
         <w:tc>
           <w:tcPr>
-            <w:tcW w:type="dxa" w:w="3168"/>
+            <w:tcW w:type="dxa" w:w="3081"/>
             <w:vAlign w:val="center"/>
           </w:tcPr>
           <w:p>
@@ -4681,7 +4687,7 @@
         </w:tc>
         <w:tc>
           <w:tcPr>
-            <w:tcW w:type="dxa" w:w="7344"/>
+            <w:tcW w:type="dxa" w:w="7143"/>
             <w:vAlign w:val="center"/>
           </w:tcPr>
           <w:p>
@@ -4706,7 +4712,7 @@
         </w:trPr>
         <w:tc>
           <w:tcPr>
-            <w:tcW w:type="dxa" w:w="3168"/>
+            <w:tcW w:type="dxa" w:w="3081"/>
             <w:vAlign w:val="center"/>
             <w:shd w:fill="F2F2F2"/>
           </w:tcPr>
@@ -4727,7 +4733,7 @@
         </w:tc>
         <w:tc>
           <w:tcPr>
-            <w:tcW w:type="dxa" w:w="7344"/>
+            <w:tcW w:type="dxa" w:w="7143"/>
             <w:vAlign w:val="center"/>
             <w:shd w:fill="F2F2F2"/>
           </w:tcPr>
@@ -4742,7 +4748,7 @@
                 <w:b w:val="0"/>
                 <w:sz w:val="16"/>
               </w:rPr>
-              <w:t>TCP/443 from user CIDR and subnet CIDR; approved egress to enterprise endpoints</w:t>
+              <w:t>TCP/443 from approved user CIDRs; add trainer-source access only if approved; egress only to approved enterprise endpoints</w:t>
             </w:r>
           </w:p>
         </w:tc>
@@ -4759,7 +4765,7 @@
         <w:keepNext/>
       </w:pPr>
       <w:r>
-        <w:t>5.3 Plan and Apply gates</w:t>
+        <w:t>5 3 Plan and Apply gates</w:t>
       </w:r>
     </w:p>
     <w:tbl>
@@ -4767,12 +4773,21 @@
         <w:tblStyle w:val="TableGrid"/>
         <w:tblW w:type="auto" w:w="0"/>
         <w:jc w:val="center"/>
+        <w:tblLayout w:type="fixed"/>
         <w:tblLook w:firstColumn="1" w:firstRow="1" w:lastColumn="0" w:lastRow="0" w:noHBand="0" w:noVBand="1" w:val="04A0"/>
+        <w:tblBorders>
+          <w:top w:val="single" w:sz="4" w:color="D9D9D9"/>
+          <w:left w:val="single" w:sz="4" w:color="D9D9D9"/>
+          <w:bottom w:val="single" w:sz="4" w:color="D9D9D9"/>
+          <w:right w:val="single" w:sz="4" w:color="D9D9D9"/>
+          <w:insideH w:val="single" w:sz="4" w:color="D9D9D9"/>
+          <w:insideV w:val="single" w:sz="4" w:color="D9D9D9"/>
+        </w:tblBorders>
       </w:tblPr>
       <w:tblGrid>
-        <w:gridCol w:w="3408"/>
-        <w:gridCol w:w="3408"/>
-        <w:gridCol w:w="3408"/>
+        <w:gridCol w:w="755"/>
+        <w:gridCol w:w="7754"/>
+        <w:gridCol w:w="1715"/>
       </w:tblGrid>
       <w:tr>
         <w:trPr>
@@ -4781,7 +4796,7 @@
         </w:trPr>
         <w:tc>
           <w:tcPr>
-            <w:tcW w:type="dxa" w:w="792"/>
+            <w:tcW w:type="dxa" w:w="755"/>
             <w:vAlign w:val="center"/>
             <w:shd w:fill="1F4E78"/>
           </w:tcPr>
@@ -4797,13 +4812,13 @@
                 <w:color w:val="FFFFFF"/>
                 <w:sz w:val="18"/>
               </w:rPr>
-              <w:t>Status</w:t>
-            </w:r>
-          </w:p>
-        </w:tc>
-        <w:tc>
-          <w:tcPr>
-            <w:tcW w:type="dxa" w:w="8136"/>
+              <w:t>Done</w:t>
+            </w:r>
+          </w:p>
+        </w:tc>
+        <w:tc>
+          <w:tcPr>
+            <w:tcW w:type="dxa" w:w="7754"/>
             <w:vAlign w:val="center"/>
             <w:shd w:fill="1F4E78"/>
           </w:tcPr>
@@ -4825,7 +4840,7 @@
         </w:tc>
         <w:tc>
           <w:tcPr>
-            <w:tcW w:type="dxa" w:w="1800"/>
+            <w:tcW w:type="dxa" w:w="1715"/>
             <w:vAlign w:val="center"/>
             <w:shd w:fill="1F4E78"/>
           </w:tcPr>
@@ -4852,7 +4867,7 @@
         </w:trPr>
         <w:tc>
           <w:tcPr>
-            <w:tcW w:type="dxa" w:w="792"/>
+            <w:tcW w:type="dxa" w:w="755"/>
             <w:vAlign w:val="center"/>
           </w:tcPr>
           <w:p>
@@ -4872,7 +4887,7 @@
         </w:tc>
         <w:tc>
           <w:tcPr>
-            <w:tcW w:type="dxa" w:w="8136"/>
+            <w:tcW w:type="dxa" w:w="7754"/>
             <w:vAlign w:val="center"/>
           </w:tcPr>
           <w:p>
@@ -4886,13 +4901,13 @@
                 <w:b w:val="0"/>
                 <w:sz w:val="16"/>
               </w:rPr>
-              <w:t>Run Plan; confirm exactly two A10.2 VMs, two 600 GB data volumes, private VNICs, one VCN/private subnet, NSG, Service Gateway and approved DRG routes.</w:t>
-            </w:r>
-          </w:p>
-        </w:tc>
-        <w:tc>
-          <w:tcPr>
-            <w:tcW w:type="dxa" w:w="1800"/>
+              <w:t>Run Plan; confirm one A10.2 application VM and one 600 GB data volume for the baseline. A second trainer VM must have explicit approval. Verify private VNICs, network, Service Gateway and DRG routes.</w:t>
+            </w:r>
+          </w:p>
+        </w:tc>
+        <w:tc>
+          <w:tcPr>
+            <w:tcW w:type="dxa" w:w="1715"/>
             <w:vAlign w:val="center"/>
           </w:tcPr>
           <w:p>
@@ -4916,7 +4931,7 @@
         </w:trPr>
         <w:tc>
           <w:tcPr>
-            <w:tcW w:type="dxa" w:w="792"/>
+            <w:tcW w:type="dxa" w:w="755"/>
             <w:vAlign w:val="center"/>
             <w:shd w:fill="F2F2F2"/>
           </w:tcPr>
@@ -4937,7 +4952,7 @@
         </w:tc>
         <w:tc>
           <w:tcPr>
-            <w:tcW w:type="dxa" w:w="8136"/>
+            <w:tcW w:type="dxa" w:w="7754"/>
             <w:vAlign w:val="center"/>
             <w:shd w:fill="F2F2F2"/>
           </w:tcPr>
@@ -4958,7 +4973,7 @@
         </w:tc>
         <w:tc>
           <w:tcPr>
-            <w:tcW w:type="dxa" w:w="1800"/>
+            <w:tcW w:type="dxa" w:w="1715"/>
             <w:vAlign w:val="center"/>
             <w:shd w:fill="F2F2F2"/>
           </w:tcPr>
@@ -4983,7 +4998,7 @@
         </w:trPr>
         <w:tc>
           <w:tcPr>
-            <w:tcW w:type="dxa" w:w="792"/>
+            <w:tcW w:type="dxa" w:w="755"/>
             <w:vAlign w:val="center"/>
           </w:tcPr>
           <w:p>
@@ -5003,7 +5018,7 @@
         </w:tc>
         <w:tc>
           <w:tcPr>
-            <w:tcW w:type="dxa" w:w="8136"/>
+            <w:tcW w:type="dxa" w:w="7754"/>
             <w:vAlign w:val="center"/>
           </w:tcPr>
           <w:p>
@@ -5023,7 +5038,7 @@
         </w:tc>
         <w:tc>
           <w:tcPr>
-            <w:tcW w:type="dxa" w:w="1800"/>
+            <w:tcW w:type="dxa" w:w="1715"/>
             <w:vAlign w:val="center"/>
           </w:tcPr>
           <w:p>
@@ -5047,7 +5062,7 @@
         </w:trPr>
         <w:tc>
           <w:tcPr>
-            <w:tcW w:type="dxa" w:w="792"/>
+            <w:tcW w:type="dxa" w:w="755"/>
             <w:vAlign w:val="center"/>
             <w:shd w:fill="F2F2F2"/>
           </w:tcPr>
@@ -5068,7 +5083,7 @@
         </w:tc>
         <w:tc>
           <w:tcPr>
-            <w:tcW w:type="dxa" w:w="8136"/>
+            <w:tcW w:type="dxa" w:w="7754"/>
             <w:vAlign w:val="center"/>
             <w:shd w:fill="F2F2F2"/>
           </w:tcPr>
@@ -5089,7 +5104,7 @@
         </w:tc>
         <w:tc>
           <w:tcPr>
-            <w:tcW w:type="dxa" w:w="1800"/>
+            <w:tcW w:type="dxa" w:w="1715"/>
             <w:vAlign w:val="center"/>
             <w:shd w:fill="F2F2F2"/>
           </w:tcPr>
@@ -5125,7 +5140,7 @@
         <w:keepNext/>
       </w:pPr>
       <w:r>
-        <w:t>6. Procedure B — Validate RHEL, storage and GPU</w:t>
+        <w:t>6 Procedure B Validate RHEL storage and GPU</w:t>
       </w:r>
     </w:p>
     <w:p>
@@ -5134,12 +5149,12 @@
         <w:keepNext/>
       </w:pPr>
       <w:r>
-        <w:t>6.1 Identify and name the instances</w:t>
+        <w:t>6 1 Identify and name the instances</w:t>
       </w:r>
     </w:p>
     <w:p>
       <w:r>
-        <w:t>Record the ORM private IPs. Assign node 1 to hs-poc-app01 and node 2 to hs-poc-trn01, then create the private DNS records.</w:t>
+        <w:t>Record the ORM private IP and name the baseline application VM hs-poc-app01. If a separate trainer is approved, record it as hs-poc-trn01. In this runbook, checks referring to both VMs apply only when the trainer exists; otherwise run them on the application VM.</w:t>
       </w:r>
     </w:p>
     <w:p>
@@ -5148,7 +5163,7 @@
         <w:keepNext/>
       </w:pPr>
       <w:r>
-        <w:t>6.2 Baseline validation on both VMs</w:t>
+        <w:t>6 2 Baseline validation on both VMs</w:t>
       </w:r>
     </w:p>
     <w:p>
@@ -5176,12 +5191,21 @@
         <w:tblStyle w:val="TableGrid"/>
         <w:tblW w:type="auto" w:w="0"/>
         <w:jc w:val="center"/>
+        <w:tblLayout w:type="fixed"/>
         <w:tblLook w:firstColumn="1" w:firstRow="1" w:lastColumn="0" w:lastRow="0" w:noHBand="0" w:noVBand="1" w:val="04A0"/>
+        <w:tblBorders>
+          <w:top w:val="single" w:sz="4" w:color="D9D9D9"/>
+          <w:left w:val="single" w:sz="4" w:color="D9D9D9"/>
+          <w:bottom w:val="single" w:sz="4" w:color="D9D9D9"/>
+          <w:right w:val="single" w:sz="4" w:color="D9D9D9"/>
+          <w:insideH w:val="single" w:sz="4" w:color="D9D9D9"/>
+          <w:insideV w:val="single" w:sz="4" w:color="D9D9D9"/>
+        </w:tblBorders>
       </w:tblPr>
       <w:tblGrid>
-        <w:gridCol w:w="3408"/>
-        <w:gridCol w:w="3408"/>
-        <w:gridCol w:w="3408"/>
+        <w:gridCol w:w="755"/>
+        <w:gridCol w:w="7754"/>
+        <w:gridCol w:w="1715"/>
       </w:tblGrid>
       <w:tr>
         <w:trPr>
@@ -5190,7 +5214,7 @@
         </w:trPr>
         <w:tc>
           <w:tcPr>
-            <w:tcW w:type="dxa" w:w="792"/>
+            <w:tcW w:type="dxa" w:w="755"/>
             <w:vAlign w:val="center"/>
             <w:shd w:fill="1F4E78"/>
           </w:tcPr>
@@ -5206,13 +5230,13 @@
                 <w:color w:val="FFFFFF"/>
                 <w:sz w:val="18"/>
               </w:rPr>
-              <w:t>Status</w:t>
-            </w:r>
-          </w:p>
-        </w:tc>
-        <w:tc>
-          <w:tcPr>
-            <w:tcW w:type="dxa" w:w="8136"/>
+              <w:t>Done</w:t>
+            </w:r>
+          </w:p>
+        </w:tc>
+        <w:tc>
+          <w:tcPr>
+            <w:tcW w:type="dxa" w:w="7754"/>
             <w:vAlign w:val="center"/>
             <w:shd w:fill="1F4E78"/>
           </w:tcPr>
@@ -5234,7 +5258,7 @@
         </w:tc>
         <w:tc>
           <w:tcPr>
-            <w:tcW w:type="dxa" w:w="1800"/>
+            <w:tcW w:type="dxa" w:w="1715"/>
             <w:vAlign w:val="center"/>
             <w:shd w:fill="1F4E78"/>
           </w:tcPr>
@@ -5261,7 +5285,7 @@
         </w:trPr>
         <w:tc>
           <w:tcPr>
-            <w:tcW w:type="dxa" w:w="792"/>
+            <w:tcW w:type="dxa" w:w="755"/>
             <w:vAlign w:val="center"/>
           </w:tcPr>
           <w:p>
@@ -5281,7 +5305,7 @@
         </w:tc>
         <w:tc>
           <w:tcPr>
-            <w:tcW w:type="dxa" w:w="8136"/>
+            <w:tcW w:type="dxa" w:w="7754"/>
             <w:vAlign w:val="center"/>
           </w:tcPr>
           <w:p>
@@ -5301,7 +5325,7 @@
         </w:tc>
         <w:tc>
           <w:tcPr>
-            <w:tcW w:type="dxa" w:w="1800"/>
+            <w:tcW w:type="dxa" w:w="1715"/>
             <w:vAlign w:val="center"/>
           </w:tcPr>
           <w:p>
@@ -5325,7 +5349,7 @@
         </w:trPr>
         <w:tc>
           <w:tcPr>
-            <w:tcW w:type="dxa" w:w="792"/>
+            <w:tcW w:type="dxa" w:w="755"/>
             <w:vAlign w:val="center"/>
             <w:shd w:fill="F2F2F2"/>
           </w:tcPr>
@@ -5346,7 +5370,7 @@
         </w:tc>
         <w:tc>
           <w:tcPr>
-            <w:tcW w:type="dxa" w:w="8136"/>
+            <w:tcW w:type="dxa" w:w="7754"/>
             <w:vAlign w:val="center"/>
             <w:shd w:fill="F2F2F2"/>
           </w:tcPr>
@@ -5367,7 +5391,7 @@
         </w:tc>
         <w:tc>
           <w:tcPr>
-            <w:tcW w:type="dxa" w:w="1800"/>
+            <w:tcW w:type="dxa" w:w="1715"/>
             <w:vAlign w:val="center"/>
             <w:shd w:fill="F2F2F2"/>
           </w:tcPr>
@@ -5392,7 +5416,7 @@
         </w:trPr>
         <w:tc>
           <w:tcPr>
-            <w:tcW w:type="dxa" w:w="792"/>
+            <w:tcW w:type="dxa" w:w="755"/>
             <w:vAlign w:val="center"/>
           </w:tcPr>
           <w:p>
@@ -5412,7 +5436,7 @@
         </w:tc>
         <w:tc>
           <w:tcPr>
-            <w:tcW w:type="dxa" w:w="8136"/>
+            <w:tcW w:type="dxa" w:w="7754"/>
             <w:vAlign w:val="center"/>
           </w:tcPr>
           <w:p>
@@ -5432,7 +5456,7 @@
         </w:tc>
         <w:tc>
           <w:tcPr>
-            <w:tcW w:type="dxa" w:w="1800"/>
+            <w:tcW w:type="dxa" w:w="1715"/>
             <w:vAlign w:val="center"/>
           </w:tcPr>
           <w:p>
@@ -5462,7 +5486,7 @@
         <w:keepNext/>
       </w:pPr>
       <w:r>
-        <w:t>6.3 Prepare the attached block volume</w:t>
+        <w:t>6 3 Prepare the attached block volume</w:t>
       </w:r>
     </w:p>
     <w:p>
@@ -5475,12 +5499,21 @@
         <w:tblStyle w:val="TableGrid"/>
         <w:tblW w:type="auto" w:w="0"/>
         <w:jc w:val="center"/>
+        <w:tblLayout w:type="fixed"/>
         <w:tblLook w:firstColumn="1" w:firstRow="1" w:lastColumn="0" w:lastRow="0" w:noHBand="0" w:noVBand="1" w:val="04A0"/>
+        <w:tblBorders>
+          <w:top w:val="single" w:sz="4" w:color="D9D9D9"/>
+          <w:left w:val="single" w:sz="4" w:color="D9D9D9"/>
+          <w:bottom w:val="single" w:sz="4" w:color="D9D9D9"/>
+          <w:right w:val="single" w:sz="4" w:color="D9D9D9"/>
+          <w:insideH w:val="single" w:sz="4" w:color="D9D9D9"/>
+          <w:insideV w:val="single" w:sz="4" w:color="D9D9D9"/>
+        </w:tblBorders>
       </w:tblPr>
       <w:tblGrid>
-        <w:gridCol w:w="3408"/>
-        <w:gridCol w:w="3408"/>
-        <w:gridCol w:w="3408"/>
+        <w:gridCol w:w="2801"/>
+        <w:gridCol w:w="2801"/>
+        <w:gridCol w:w="4622"/>
       </w:tblGrid>
       <w:tr>
         <w:trPr>
@@ -5489,7 +5522,7 @@
         </w:trPr>
         <w:tc>
           <w:tcPr>
-            <w:tcW w:type="dxa" w:w="2880"/>
+            <w:tcW w:type="dxa" w:w="2801"/>
             <w:vAlign w:val="center"/>
             <w:shd w:fill="1F4E78"/>
           </w:tcPr>
@@ -5511,7 +5544,7 @@
         </w:tc>
         <w:tc>
           <w:tcPr>
-            <w:tcW w:type="dxa" w:w="2880"/>
+            <w:tcW w:type="dxa" w:w="2801"/>
             <w:vAlign w:val="center"/>
             <w:shd w:fill="1F4E78"/>
           </w:tcPr>
@@ -5533,7 +5566,7 @@
         </w:tc>
         <w:tc>
           <w:tcPr>
-            <w:tcW w:type="dxa" w:w="4752"/>
+            <w:tcW w:type="dxa" w:w="4622"/>
             <w:vAlign w:val="center"/>
             <w:shd w:fill="1F4E78"/>
           </w:tcPr>
@@ -5560,7 +5593,7 @@
         </w:trPr>
         <w:tc>
           <w:tcPr>
-            <w:tcW w:type="dxa" w:w="2880"/>
+            <w:tcW w:type="dxa" w:w="2801"/>
             <w:vAlign w:val="center"/>
           </w:tcPr>
           <w:p>
@@ -5580,7 +5613,7 @@
         </w:tc>
         <w:tc>
           <w:tcPr>
-            <w:tcW w:type="dxa" w:w="2880"/>
+            <w:tcW w:type="dxa" w:w="2801"/>
             <w:vAlign w:val="center"/>
           </w:tcPr>
           <w:p>
@@ -5600,7 +5633,7 @@
         </w:tc>
         <w:tc>
           <w:tcPr>
-            <w:tcW w:type="dxa" w:w="4752"/>
+            <w:tcW w:type="dxa" w:w="4622"/>
             <w:vAlign w:val="center"/>
           </w:tcPr>
           <w:p>
@@ -5625,7 +5658,7 @@
         </w:trPr>
         <w:tc>
           <w:tcPr>
-            <w:tcW w:type="dxa" w:w="2880"/>
+            <w:tcW w:type="dxa" w:w="2801"/>
             <w:vAlign w:val="center"/>
             <w:shd w:fill="F2F2F2"/>
           </w:tcPr>
@@ -5646,7 +5679,7 @@
         </w:tc>
         <w:tc>
           <w:tcPr>
-            <w:tcW w:type="dxa" w:w="2880"/>
+            <w:tcW w:type="dxa" w:w="2801"/>
             <w:vAlign w:val="center"/>
             <w:shd w:fill="F2F2F2"/>
           </w:tcPr>
@@ -5667,7 +5700,7 @@
         </w:tc>
         <w:tc>
           <w:tcPr>
-            <w:tcW w:type="dxa" w:w="4752"/>
+            <w:tcW w:type="dxa" w:w="4622"/>
             <w:vAlign w:val="center"/>
             <w:shd w:fill="F2F2F2"/>
           </w:tcPr>
@@ -5693,7 +5726,7 @@
         </w:trPr>
         <w:tc>
           <w:tcPr>
-            <w:tcW w:type="dxa" w:w="2880"/>
+            <w:tcW w:type="dxa" w:w="2801"/>
             <w:vAlign w:val="center"/>
           </w:tcPr>
           <w:p>
@@ -5713,7 +5746,7 @@
         </w:tc>
         <w:tc>
           <w:tcPr>
-            <w:tcW w:type="dxa" w:w="2880"/>
+            <w:tcW w:type="dxa" w:w="2801"/>
             <w:vAlign w:val="center"/>
           </w:tcPr>
           <w:p>
@@ -5733,7 +5766,7 @@
         </w:tc>
         <w:tc>
           <w:tcPr>
-            <w:tcW w:type="dxa" w:w="4752"/>
+            <w:tcW w:type="dxa" w:w="4622"/>
             <w:vAlign w:val="center"/>
           </w:tcPr>
           <w:p>
@@ -5748,47 +5781,6 @@
                 <w:sz w:val="17"/>
               </w:rPr>
               <w:t>Remaining capacity after filesystem overhead; application media or trainer_media, local to each VM</w:t>
-            </w:r>
-          </w:p>
-        </w:tc>
-      </w:tr>
-    </w:tbl>
-    <w:p>
-      <w:pPr>
-        <w:spacing w:after="0"/>
-      </w:pPr>
-    </w:p>
-    <w:tbl>
-      <w:tblPr>
-        <w:tblStyle w:val="TableGrid"/>
-        <w:tblW w:type="auto" w:w="0"/>
-        <w:tblLook w:firstColumn="1" w:firstRow="1" w:lastColumn="0" w:lastRow="0" w:noHBand="0" w:noVBand="1" w:val="04A0"/>
-      </w:tblPr>
-      <w:tblGrid>
-        <w:gridCol w:w="10224"/>
-      </w:tblGrid>
-      <w:tr>
-        <w:trPr>
-          <w:cantSplit/>
-        </w:trPr>
-        <w:tc>
-          <w:tcPr>
-            <w:tcW w:type="dxa" w:w="10224"/>
-            <w:shd w:fill="FCE4D6"/>
-          </w:tcPr>
-          <w:p>
-            <w:pPr>
-              <w:spacing w:after="0"/>
-            </w:pPr>
-            <w:r>
-              <w:rPr>
-                <w:b/>
-                <w:color w:val="1F4E78"/>
-              </w:rPr>
-              <w:t xml:space="preserve">DESTRUCTIVE STEP  </w:t>
-            </w:r>
-            <w:r>
-              <w:t>Partitioning and formatting erase the selected device. Require a second-person verification of the instance OCID, volume OCID and empty device path before executing the approved storage procedure.</w:t>
             </w:r>
           </w:p>
         </w:tc>
@@ -5800,12 +5792,23 @@
       </w:pPr>
     </w:p>
     <w:p>
+      <w:r>
+        <w:rPr>
+          <w:b/>
+        </w:rPr>
+        <w:t xml:space="preserve">DESTRUCTIVE STEP  </w:t>
+      </w:r>
+      <w:r>
+        <w:t>Partitioning and formatting erase the selected device. Require a second-person verification of the instance OCID, volume OCID and empty device path before executing the approved storage procedure.</w:t>
+      </w:r>
+    </w:p>
+    <w:p>
       <w:pPr>
         <w:pStyle w:val="Heading2"/>
         <w:keepNext/>
       </w:pPr>
       <w:r>
-        <w:t>6.4 GPU validation</w:t>
+        <w:t>6 4 GPU validation</w:t>
       </w:r>
     </w:p>
     <w:p>
@@ -5834,7 +5837,7 @@
         <w:pageBreakBefore/>
       </w:pPr>
       <w:r>
-        <w:t>7. Procedure C — Prepare Podman and GPU containers</w:t>
+        <w:t>7 Procedure C Prepare Podman and GPU containers</w:t>
       </w:r>
     </w:p>
     <w:p>
@@ -5843,7 +5846,7 @@
         <w:keepNext/>
       </w:pPr>
       <w:r>
-        <w:t>7.1 Install the supported RHEL container runtime</w:t>
+        <w:t>7 1 Install the supported RHEL container runtime</w:t>
       </w:r>
     </w:p>
     <w:p>
@@ -5875,7 +5878,7 @@
         <w:keepNext/>
       </w:pPr>
       <w:r>
-        <w:t>7.2 Install and configure NVIDIA support</w:t>
+        <w:t>7 2 Install and configure NVIDIA support</w:t>
       </w:r>
     </w:p>
     <w:p>
@@ -5889,7 +5892,7 @@
         <w:t xml:space="preserve">1.  </w:t>
       </w:r>
       <w:r>
-        <w:t>Confirm the Hyperscience release-specific driver floor. Application GPU support requires at least driver 525 for v41–v43.0 and at least 580 for v43.1 and later; the vendor's release matrix controls.</w:t>
+        <w:t>Chase confirms the exact 43.2 GPU driver, toolkit and kernel compatibility matrix before installation. Record the approved versions; do not reuse an older release's driver floor.</w:t>
       </w:r>
     </w:p>
     <w:p>
@@ -5954,7 +5957,7 @@
         <w:keepNext/>
       </w:pPr>
       <w:r>
-        <w:t>7.3 Create Hyperscience directories</w:t>
+        <w:t>7 3 Create Hyperscience directories</w:t>
       </w:r>
     </w:p>
     <w:p>
@@ -5974,12 +5977,21 @@
         <w:tblStyle w:val="TableGrid"/>
         <w:tblW w:type="auto" w:w="0"/>
         <w:jc w:val="center"/>
+        <w:tblLayout w:type="fixed"/>
         <w:tblLook w:firstColumn="1" w:firstRow="1" w:lastColumn="0" w:lastRow="0" w:noHBand="0" w:noVBand="1" w:val="04A0"/>
+        <w:tblBorders>
+          <w:top w:val="single" w:sz="4" w:color="D9D9D9"/>
+          <w:left w:val="single" w:sz="4" w:color="D9D9D9"/>
+          <w:bottom w:val="single" w:sz="4" w:color="D9D9D9"/>
+          <w:right w:val="single" w:sz="4" w:color="D9D9D9"/>
+          <w:insideH w:val="single" w:sz="4" w:color="D9D9D9"/>
+          <w:insideV w:val="single" w:sz="4" w:color="D9D9D9"/>
+        </w:tblBorders>
       </w:tblPr>
       <w:tblGrid>
-        <w:gridCol w:w="3408"/>
-        <w:gridCol w:w="3408"/>
-        <w:gridCol w:w="3408"/>
+        <w:gridCol w:w="2241"/>
+        <w:gridCol w:w="3361"/>
+        <w:gridCol w:w="4622"/>
       </w:tblGrid>
       <w:tr>
         <w:trPr>
@@ -5988,7 +6000,7 @@
         </w:trPr>
         <w:tc>
           <w:tcPr>
-            <w:tcW w:type="dxa" w:w="2304"/>
+            <w:tcW w:type="dxa" w:w="2241"/>
             <w:vAlign w:val="center"/>
             <w:shd w:fill="1F4E78"/>
           </w:tcPr>
@@ -6010,7 +6022,7 @@
         </w:tc>
         <w:tc>
           <w:tcPr>
-            <w:tcW w:type="dxa" w:w="3456"/>
+            <w:tcW w:type="dxa" w:w="3361"/>
             <w:vAlign w:val="center"/>
             <w:shd w:fill="1F4E78"/>
           </w:tcPr>
@@ -6032,7 +6044,7 @@
         </w:tc>
         <w:tc>
           <w:tcPr>
-            <w:tcW w:type="dxa" w:w="4752"/>
+            <w:tcW w:type="dxa" w:w="4622"/>
             <w:vAlign w:val="center"/>
             <w:shd w:fill="1F4E78"/>
           </w:tcPr>
@@ -6059,7 +6071,7 @@
         </w:trPr>
         <w:tc>
           <w:tcPr>
-            <w:tcW w:type="dxa" w:w="2304"/>
+            <w:tcW w:type="dxa" w:w="2241"/>
             <w:vAlign w:val="center"/>
           </w:tcPr>
           <w:p>
@@ -6079,7 +6091,7 @@
         </w:tc>
         <w:tc>
           <w:tcPr>
-            <w:tcW w:type="dxa" w:w="3456"/>
+            <w:tcW w:type="dxa" w:w="3361"/>
             <w:vAlign w:val="center"/>
           </w:tcPr>
           <w:p>
@@ -6099,7 +6111,7 @@
         </w:tc>
         <w:tc>
           <w:tcPr>
-            <w:tcW w:type="dxa" w:w="4752"/>
+            <w:tcW w:type="dxa" w:w="4622"/>
             <w:vAlign w:val="center"/>
           </w:tcPr>
           <w:p>
@@ -6124,7 +6136,7 @@
         </w:trPr>
         <w:tc>
           <w:tcPr>
-            <w:tcW w:type="dxa" w:w="2304"/>
+            <w:tcW w:type="dxa" w:w="2241"/>
             <w:vAlign w:val="center"/>
             <w:shd w:fill="F2F2F2"/>
           </w:tcPr>
@@ -6139,13 +6151,13 @@
                 <w:b w:val="0"/>
                 <w:sz w:val="17"/>
               </w:rPr>
-              <w:t>Trainer</w:t>
-            </w:r>
-          </w:p>
-        </w:tc>
-        <w:tc>
-          <w:tcPr>
-            <w:tcW w:type="dxa" w:w="3456"/>
+              <w:t>Optional trainer</w:t>
+            </w:r>
+          </w:p>
+        </w:tc>
+        <w:tc>
+          <w:tcPr>
+            <w:tcW w:type="dxa" w:w="3361"/>
             <w:vAlign w:val="center"/>
             <w:shd w:fill="F2F2F2"/>
           </w:tcPr>
@@ -6166,7 +6178,7 @@
         </w:tc>
         <w:tc>
           <w:tcPr>
-            <w:tcW w:type="dxa" w:w="4752"/>
+            <w:tcW w:type="dxa" w:w="4622"/>
             <w:vAlign w:val="center"/>
             <w:shd w:fill="F2F2F2"/>
           </w:tcPr>
@@ -6181,7 +6193,7 @@
                 <w:b w:val="0"/>
                 <w:sz w:val="17"/>
               </w:rPr>
-              <w:t>Trainer-only local storage and bundled local PostgreSQL</w:t>
+              <w:t>Conditional trainer-only path; database placement must match the approved bundle</w:t>
             </w:r>
           </w:p>
         </w:tc>
@@ -6198,7 +6210,7 @@
         <w:keepNext/>
       </w:pPr>
       <w:r>
-        <w:t>7.4 Platform readiness checkpoint</w:t>
+        <w:t>7 4 Platform readiness checkpoint</w:t>
       </w:r>
     </w:p>
     <w:tbl>
@@ -6206,12 +6218,21 @@
         <w:tblStyle w:val="TableGrid"/>
         <w:tblW w:type="auto" w:w="0"/>
         <w:jc w:val="center"/>
+        <w:tblLayout w:type="fixed"/>
         <w:tblLook w:firstColumn="1" w:firstRow="1" w:lastColumn="0" w:lastRow="0" w:noHBand="0" w:noVBand="1" w:val="04A0"/>
+        <w:tblBorders>
+          <w:top w:val="single" w:sz="4" w:color="D9D9D9"/>
+          <w:left w:val="single" w:sz="4" w:color="D9D9D9"/>
+          <w:bottom w:val="single" w:sz="4" w:color="D9D9D9"/>
+          <w:right w:val="single" w:sz="4" w:color="D9D9D9"/>
+          <w:insideH w:val="single" w:sz="4" w:color="D9D9D9"/>
+          <w:insideV w:val="single" w:sz="4" w:color="D9D9D9"/>
+        </w:tblBorders>
       </w:tblPr>
       <w:tblGrid>
-        <w:gridCol w:w="3408"/>
-        <w:gridCol w:w="3408"/>
-        <w:gridCol w:w="3408"/>
+        <w:gridCol w:w="755"/>
+        <w:gridCol w:w="7754"/>
+        <w:gridCol w:w="1715"/>
       </w:tblGrid>
       <w:tr>
         <w:trPr>
@@ -6220,7 +6241,7 @@
         </w:trPr>
         <w:tc>
           <w:tcPr>
-            <w:tcW w:type="dxa" w:w="792"/>
+            <w:tcW w:type="dxa" w:w="755"/>
             <w:vAlign w:val="center"/>
             <w:shd w:fill="1F4E78"/>
           </w:tcPr>
@@ -6236,13 +6257,13 @@
                 <w:color w:val="FFFFFF"/>
                 <w:sz w:val="18"/>
               </w:rPr>
-              <w:t>Status</w:t>
-            </w:r>
-          </w:p>
-        </w:tc>
-        <w:tc>
-          <w:tcPr>
-            <w:tcW w:type="dxa" w:w="8136"/>
+              <w:t>Done</w:t>
+            </w:r>
+          </w:p>
+        </w:tc>
+        <w:tc>
+          <w:tcPr>
+            <w:tcW w:type="dxa" w:w="7754"/>
             <w:vAlign w:val="center"/>
             <w:shd w:fill="1F4E78"/>
           </w:tcPr>
@@ -6264,7 +6285,7 @@
         </w:tc>
         <w:tc>
           <w:tcPr>
-            <w:tcW w:type="dxa" w:w="1800"/>
+            <w:tcW w:type="dxa" w:w="1715"/>
             <w:vAlign w:val="center"/>
             <w:shd w:fill="1F4E78"/>
           </w:tcPr>
@@ -6291,7 +6312,7 @@
         </w:trPr>
         <w:tc>
           <w:tcPr>
-            <w:tcW w:type="dxa" w:w="792"/>
+            <w:tcW w:type="dxa" w:w="755"/>
             <w:vAlign w:val="center"/>
           </w:tcPr>
           <w:p>
@@ -6311,7 +6332,7 @@
         </w:tc>
         <w:tc>
           <w:tcPr>
-            <w:tcW w:type="dxa" w:w="8136"/>
+            <w:tcW w:type="dxa" w:w="7754"/>
             <w:vAlign w:val="center"/>
           </w:tcPr>
           <w:p>
@@ -6331,7 +6352,7 @@
         </w:tc>
         <w:tc>
           <w:tcPr>
-            <w:tcW w:type="dxa" w:w="1800"/>
+            <w:tcW w:type="dxa" w:w="1715"/>
             <w:vAlign w:val="center"/>
           </w:tcPr>
           <w:p>
@@ -6355,7 +6376,7 @@
         </w:trPr>
         <w:tc>
           <w:tcPr>
-            <w:tcW w:type="dxa" w:w="792"/>
+            <w:tcW w:type="dxa" w:w="755"/>
             <w:vAlign w:val="center"/>
             <w:shd w:fill="F2F2F2"/>
           </w:tcPr>
@@ -6376,7 +6397,7 @@
         </w:tc>
         <w:tc>
           <w:tcPr>
-            <w:tcW w:type="dxa" w:w="8136"/>
+            <w:tcW w:type="dxa" w:w="7754"/>
             <w:vAlign w:val="center"/>
             <w:shd w:fill="F2F2F2"/>
           </w:tcPr>
@@ -6397,7 +6418,7 @@
         </w:tc>
         <w:tc>
           <w:tcPr>
-            <w:tcW w:type="dxa" w:w="1800"/>
+            <w:tcW w:type="dxa" w:w="1715"/>
             <w:vAlign w:val="center"/>
             <w:shd w:fill="F2F2F2"/>
           </w:tcPr>
@@ -6422,7 +6443,7 @@
         </w:trPr>
         <w:tc>
           <w:tcPr>
-            <w:tcW w:type="dxa" w:w="792"/>
+            <w:tcW w:type="dxa" w:w="755"/>
             <w:vAlign w:val="center"/>
           </w:tcPr>
           <w:p>
@@ -6442,7 +6463,7 @@
         </w:tc>
         <w:tc>
           <w:tcPr>
-            <w:tcW w:type="dxa" w:w="8136"/>
+            <w:tcW w:type="dxa" w:w="7754"/>
             <w:vAlign w:val="center"/>
           </w:tcPr>
           <w:p>
@@ -6462,7 +6483,7 @@
         </w:tc>
         <w:tc>
           <w:tcPr>
-            <w:tcW w:type="dxa" w:w="1800"/>
+            <w:tcW w:type="dxa" w:w="1715"/>
             <w:vAlign w:val="center"/>
           </w:tcPr>
           <w:p>
@@ -6486,7 +6507,7 @@
         </w:trPr>
         <w:tc>
           <w:tcPr>
-            <w:tcW w:type="dxa" w:w="792"/>
+            <w:tcW w:type="dxa" w:w="755"/>
             <w:vAlign w:val="center"/>
             <w:shd w:fill="F2F2F2"/>
           </w:tcPr>
@@ -6507,7 +6528,7 @@
         </w:tc>
         <w:tc>
           <w:tcPr>
-            <w:tcW w:type="dxa" w:w="8136"/>
+            <w:tcW w:type="dxa" w:w="7754"/>
             <w:vAlign w:val="center"/>
             <w:shd w:fill="F2F2F2"/>
           </w:tcPr>
@@ -6528,7 +6549,7 @@
         </w:tc>
         <w:tc>
           <w:tcPr>
-            <w:tcW w:type="dxa" w:w="1800"/>
+            <w:tcW w:type="dxa" w:w="1715"/>
             <w:vAlign w:val="center"/>
             <w:shd w:fill="F2F2F2"/>
           </w:tcPr>
@@ -6555,7 +6576,7 @@
         <w:pageBreakBefore/>
       </w:pPr>
       <w:r>
-        <w:t>8. Procedure D — Security, operations and vendor handoff</w:t>
+        <w:t>8 Procedure D Security operations and vendor handoff</w:t>
       </w:r>
     </w:p>
     <w:p>
@@ -6564,7 +6585,7 @@
         <w:keepNext/>
       </w:pPr>
       <w:r>
-        <w:t>8.1 TLS and access</w:t>
+        <w:t>8 1 TLS and access</w:t>
       </w:r>
     </w:p>
     <w:p>
@@ -6605,7 +6626,7 @@
         <w:keepNext/>
       </w:pPr>
       <w:r>
-        <w:t>8.2 Logging, monitoring and backup</w:t>
+        <w:t>8 2 Logging monitoring and backup</w:t>
       </w:r>
     </w:p>
     <w:tbl>
@@ -6613,11 +6634,20 @@
         <w:tblStyle w:val="TableGrid"/>
         <w:tblW w:type="auto" w:w="0"/>
         <w:jc w:val="center"/>
+        <w:tblLayout w:type="fixed"/>
         <w:tblLook w:firstColumn="1" w:firstRow="1" w:lastColumn="0" w:lastRow="0" w:noHBand="0" w:noVBand="1" w:val="04A0"/>
+        <w:tblBorders>
+          <w:top w:val="single" w:sz="4" w:color="D9D9D9"/>
+          <w:left w:val="single" w:sz="4" w:color="D9D9D9"/>
+          <w:bottom w:val="single" w:sz="4" w:color="D9D9D9"/>
+          <w:right w:val="single" w:sz="4" w:color="D9D9D9"/>
+          <w:insideH w:val="single" w:sz="4" w:color="D9D9D9"/>
+          <w:insideV w:val="single" w:sz="4" w:color="D9D9D9"/>
+        </w:tblBorders>
       </w:tblPr>
       <w:tblGrid>
-        <w:gridCol w:w="5112"/>
-        <w:gridCol w:w="5112"/>
+        <w:gridCol w:w="2031"/>
+        <w:gridCol w:w="8193"/>
       </w:tblGrid>
       <w:tr>
         <w:trPr>
@@ -6626,7 +6656,7 @@
         </w:trPr>
         <w:tc>
           <w:tcPr>
-            <w:tcW w:type="dxa" w:w="2088"/>
+            <w:tcW w:type="dxa" w:w="2031"/>
             <w:vAlign w:val="center"/>
             <w:shd w:fill="1F4E78"/>
           </w:tcPr>
@@ -6648,7 +6678,7 @@
         </w:tc>
         <w:tc>
           <w:tcPr>
-            <w:tcW w:type="dxa" w:w="8424"/>
+            <w:tcW w:type="dxa" w:w="8193"/>
             <w:vAlign w:val="center"/>
             <w:shd w:fill="1F4E78"/>
           </w:tcPr>
@@ -6675,7 +6705,7 @@
         </w:trPr>
         <w:tc>
           <w:tcPr>
-            <w:tcW w:type="dxa" w:w="2088"/>
+            <w:tcW w:type="dxa" w:w="2031"/>
             <w:vAlign w:val="center"/>
           </w:tcPr>
           <w:p>
@@ -6695,7 +6725,7 @@
         </w:tc>
         <w:tc>
           <w:tcPr>
-            <w:tcW w:type="dxa" w:w="8424"/>
+            <w:tcW w:type="dxa" w:w="8193"/>
             <w:vAlign w:val="center"/>
           </w:tcPr>
           <w:p>
@@ -6720,7 +6750,7 @@
         </w:trPr>
         <w:tc>
           <w:tcPr>
-            <w:tcW w:type="dxa" w:w="2088"/>
+            <w:tcW w:type="dxa" w:w="2031"/>
             <w:vAlign w:val="center"/>
             <w:shd w:fill="F2F2F2"/>
           </w:tcPr>
@@ -6741,7 +6771,7 @@
         </w:tc>
         <w:tc>
           <w:tcPr>
-            <w:tcW w:type="dxa" w:w="8424"/>
+            <w:tcW w:type="dxa" w:w="8193"/>
             <w:vAlign w:val="center"/>
             <w:shd w:fill="F2F2F2"/>
           </w:tcPr>
@@ -6767,7 +6797,7 @@
         </w:trPr>
         <w:tc>
           <w:tcPr>
-            <w:tcW w:type="dxa" w:w="2088"/>
+            <w:tcW w:type="dxa" w:w="2031"/>
             <w:vAlign w:val="center"/>
           </w:tcPr>
           <w:p>
@@ -6787,7 +6817,7 @@
         </w:tc>
         <w:tc>
           <w:tcPr>
-            <w:tcW w:type="dxa" w:w="8424"/>
+            <w:tcW w:type="dxa" w:w="8193"/>
             <w:vAlign w:val="center"/>
           </w:tcPr>
           <w:p>
@@ -6812,7 +6842,7 @@
         </w:trPr>
         <w:tc>
           <w:tcPr>
-            <w:tcW w:type="dxa" w:w="2088"/>
+            <w:tcW w:type="dxa" w:w="2031"/>
             <w:vAlign w:val="center"/>
             <w:shd w:fill="F2F2F2"/>
           </w:tcPr>
@@ -6833,7 +6863,7 @@
         </w:tc>
         <w:tc>
           <w:tcPr>
-            <w:tcW w:type="dxa" w:w="8424"/>
+            <w:tcW w:type="dxa" w:w="8193"/>
             <w:vAlign w:val="center"/>
             <w:shd w:fill="F2F2F2"/>
           </w:tcPr>
@@ -6859,7 +6889,7 @@
         </w:trPr>
         <w:tc>
           <w:tcPr>
-            <w:tcW w:type="dxa" w:w="2088"/>
+            <w:tcW w:type="dxa" w:w="2031"/>
             <w:vAlign w:val="center"/>
           </w:tcPr>
           <w:p>
@@ -6879,7 +6909,7 @@
         </w:tc>
         <w:tc>
           <w:tcPr>
-            <w:tcW w:type="dxa" w:w="8424"/>
+            <w:tcW w:type="dxa" w:w="8193"/>
             <w:vAlign w:val="center"/>
           </w:tcPr>
           <w:p>
@@ -6904,7 +6934,7 @@
         </w:trPr>
         <w:tc>
           <w:tcPr>
-            <w:tcW w:type="dxa" w:w="2088"/>
+            <w:tcW w:type="dxa" w:w="2031"/>
             <w:vAlign w:val="center"/>
             <w:shd w:fill="F2F2F2"/>
           </w:tcPr>
@@ -6925,7 +6955,7 @@
         </w:tc>
         <w:tc>
           <w:tcPr>
-            <w:tcW w:type="dxa" w:w="8424"/>
+            <w:tcW w:type="dxa" w:w="8193"/>
             <w:vAlign w:val="center"/>
             <w:shd w:fill="F2F2F2"/>
           </w:tcPr>
@@ -6957,7 +6987,7 @@
         <w:keepNext/>
       </w:pPr>
       <w:r>
-        <w:t>8.3 Vendor handoff package</w:t>
+        <w:t>8 3 Vendor handoff package</w:t>
       </w:r>
     </w:p>
     <w:tbl>
@@ -6965,12 +6995,21 @@
         <w:tblStyle w:val="TableGrid"/>
         <w:tblW w:type="auto" w:w="0"/>
         <w:jc w:val="center"/>
+        <w:tblLayout w:type="fixed"/>
         <w:tblLook w:firstColumn="1" w:firstRow="1" w:lastColumn="0" w:lastRow="0" w:noHBand="0" w:noVBand="1" w:val="04A0"/>
+        <w:tblBorders>
+          <w:top w:val="single" w:sz="4" w:color="D9D9D9"/>
+          <w:left w:val="single" w:sz="4" w:color="D9D9D9"/>
+          <w:bottom w:val="single" w:sz="4" w:color="D9D9D9"/>
+          <w:right w:val="single" w:sz="4" w:color="D9D9D9"/>
+          <w:insideH w:val="single" w:sz="4" w:color="D9D9D9"/>
+          <w:insideV w:val="single" w:sz="4" w:color="D9D9D9"/>
+        </w:tblBorders>
       </w:tblPr>
       <w:tblGrid>
-        <w:gridCol w:w="3408"/>
-        <w:gridCol w:w="3408"/>
-        <w:gridCol w:w="3408"/>
+        <w:gridCol w:w="755"/>
+        <w:gridCol w:w="7754"/>
+        <w:gridCol w:w="1715"/>
       </w:tblGrid>
       <w:tr>
         <w:trPr>
@@ -6979,7 +7018,7 @@
         </w:trPr>
         <w:tc>
           <w:tcPr>
-            <w:tcW w:type="dxa" w:w="792"/>
+            <w:tcW w:type="dxa" w:w="755"/>
             <w:vAlign w:val="center"/>
             <w:shd w:fill="1F4E78"/>
           </w:tcPr>
@@ -6995,13 +7034,13 @@
                 <w:color w:val="FFFFFF"/>
                 <w:sz w:val="18"/>
               </w:rPr>
-              <w:t>Status</w:t>
-            </w:r>
-          </w:p>
-        </w:tc>
-        <w:tc>
-          <w:tcPr>
-            <w:tcW w:type="dxa" w:w="8136"/>
+              <w:t>Done</w:t>
+            </w:r>
+          </w:p>
+        </w:tc>
+        <w:tc>
+          <w:tcPr>
+            <w:tcW w:type="dxa" w:w="7754"/>
             <w:vAlign w:val="center"/>
             <w:shd w:fill="1F4E78"/>
           </w:tcPr>
@@ -7023,7 +7062,7 @@
         </w:tc>
         <w:tc>
           <w:tcPr>
-            <w:tcW w:type="dxa" w:w="1800"/>
+            <w:tcW w:type="dxa" w:w="1715"/>
             <w:vAlign w:val="center"/>
             <w:shd w:fill="1F4E78"/>
           </w:tcPr>
@@ -7050,7 +7089,7 @@
         </w:trPr>
         <w:tc>
           <w:tcPr>
-            <w:tcW w:type="dxa" w:w="792"/>
+            <w:tcW w:type="dxa" w:w="755"/>
             <w:vAlign w:val="center"/>
           </w:tcPr>
           <w:p>
@@ -7070,7 +7109,7 @@
         </w:tc>
         <w:tc>
           <w:tcPr>
-            <w:tcW w:type="dxa" w:w="8136"/>
+            <w:tcW w:type="dxa" w:w="7754"/>
             <w:vAlign w:val="center"/>
           </w:tcPr>
           <w:p>
@@ -7084,13 +7123,13 @@
                 <w:b w:val="0"/>
                 <w:sz w:val="16"/>
               </w:rPr>
-              <w:t>Private application and trainer DNS names/IPs; approved admin path; no public endpoints.</w:t>
-            </w:r>
-          </w:p>
-        </w:tc>
-        <w:tc>
-          <w:tcPr>
-            <w:tcW w:type="dxa" w:w="1800"/>
+              <w:t>Private application DNS/IP and optional trainer endpoint; approved admin path; no public endpoints.</w:t>
+            </w:r>
+          </w:p>
+        </w:tc>
+        <w:tc>
+          <w:tcPr>
+            <w:tcW w:type="dxa" w:w="1715"/>
             <w:vAlign w:val="center"/>
           </w:tcPr>
           <w:p>
@@ -7114,7 +7153,7 @@
         </w:trPr>
         <w:tc>
           <w:tcPr>
-            <w:tcW w:type="dxa" w:w="792"/>
+            <w:tcW w:type="dxa" w:w="755"/>
             <w:vAlign w:val="center"/>
             <w:shd w:fill="F2F2F2"/>
           </w:tcPr>
@@ -7135,7 +7174,7 @@
         </w:tc>
         <w:tc>
           <w:tcPr>
-            <w:tcW w:type="dxa" w:w="8136"/>
+            <w:tcW w:type="dxa" w:w="7754"/>
             <w:vAlign w:val="center"/>
             <w:shd w:fill="F2F2F2"/>
           </w:tcPr>
@@ -7156,7 +7195,7 @@
         </w:tc>
         <w:tc>
           <w:tcPr>
-            <w:tcW w:type="dxa" w:w="1800"/>
+            <w:tcW w:type="dxa" w:w="1715"/>
             <w:vAlign w:val="center"/>
             <w:shd w:fill="F2F2F2"/>
           </w:tcPr>
@@ -7181,7 +7220,7 @@
         </w:trPr>
         <w:tc>
           <w:tcPr>
-            <w:tcW w:type="dxa" w:w="792"/>
+            <w:tcW w:type="dxa" w:w="755"/>
             <w:vAlign w:val="center"/>
           </w:tcPr>
           <w:p>
@@ -7201,7 +7240,7 @@
         </w:tc>
         <w:tc>
           <w:tcPr>
-            <w:tcW w:type="dxa" w:w="8136"/>
+            <w:tcW w:type="dxa" w:w="7754"/>
             <w:vAlign w:val="center"/>
           </w:tcPr>
           <w:p>
@@ -7221,7 +7260,7 @@
         </w:tc>
         <w:tc>
           <w:tcPr>
-            <w:tcW w:type="dxa" w:w="1800"/>
+            <w:tcW w:type="dxa" w:w="1715"/>
             <w:vAlign w:val="center"/>
           </w:tcPr>
           <w:p>
@@ -7245,7 +7284,7 @@
         </w:trPr>
         <w:tc>
           <w:tcPr>
-            <w:tcW w:type="dxa" w:w="792"/>
+            <w:tcW w:type="dxa" w:w="755"/>
             <w:vAlign w:val="center"/>
             <w:shd w:fill="F2F2F2"/>
           </w:tcPr>
@@ -7266,7 +7305,7 @@
         </w:tc>
         <w:tc>
           <w:tcPr>
-            <w:tcW w:type="dxa" w:w="8136"/>
+            <w:tcW w:type="dxa" w:w="7754"/>
             <w:vAlign w:val="center"/>
             <w:shd w:fill="F2F2F2"/>
           </w:tcPr>
@@ -7287,7 +7326,7 @@
         </w:tc>
         <w:tc>
           <w:tcPr>
-            <w:tcW w:type="dxa" w:w="1800"/>
+            <w:tcW w:type="dxa" w:w="1715"/>
             <w:vAlign w:val="center"/>
             <w:shd w:fill="F2F2F2"/>
           </w:tcPr>
@@ -7312,7 +7351,7 @@
         </w:trPr>
         <w:tc>
           <w:tcPr>
-            <w:tcW w:type="dxa" w:w="792"/>
+            <w:tcW w:type="dxa" w:w="755"/>
             <w:vAlign w:val="center"/>
           </w:tcPr>
           <w:p>
@@ -7332,7 +7371,7 @@
         </w:tc>
         <w:tc>
           <w:tcPr>
-            <w:tcW w:type="dxa" w:w="8136"/>
+            <w:tcW w:type="dxa" w:w="7754"/>
             <w:vAlign w:val="center"/>
           </w:tcPr>
           <w:p>
@@ -7346,13 +7385,13 @@
                 <w:b w:val="0"/>
                 <w:sz w:val="16"/>
               </w:rPr>
-              <w:t>POC data classification, local PostgreSQL/file-store design, backup/restore responsibility and destruction date.</w:t>
-            </w:r>
-          </w:p>
-        </w:tc>
-        <w:tc>
-          <w:tcPr>
-            <w:tcW w:type="dxa" w:w="1800"/>
+              <w:t>POC data classification, approved database/file-store design, backup/restore responsibility and destruction date.</w:t>
+            </w:r>
+          </w:p>
+        </w:tc>
+        <w:tc>
+          <w:tcPr>
+            <w:tcW w:type="dxa" w:w="1715"/>
             <w:vAlign w:val="center"/>
           </w:tcPr>
           <w:p>
@@ -7376,37 +7415,396 @@
         <w:spacing w:after="0"/>
       </w:pPr>
     </w:p>
+    <w:p>
+      <w:r>
+        <w:rPr>
+          <w:b/>
+        </w:rPr>
+        <w:t xml:space="preserve">HANDOFF BOUNDARY  </w:t>
+      </w:r>
+      <w:r>
+        <w:t>Infrastructure readiness does not equal application acceptance. The authorized MSS operator performs the installation. Chase has no DOJ system access and provides instructions and screen-share support. MSS and Hyperscience confirm licensing, imported assets and workload results; trainer connectivity is conditional.</w:t>
+      </w:r>
+    </w:p>
+    <w:p>
+      <w:pPr>
+        <w:pStyle w:val="Heading2"/>
+        <w:keepNext/>
+        <w:pageBreakBefore/>
+      </w:pPr>
+      <w:r>
+        <w:t>8 4 Discovery update and application installation</w:t>
+      </w:r>
+    </w:p>
+    <w:p>
+      <w:r>
+        <w:t>The October 14 discovery session selected Podman rather than Kubernetes. Hyperscience 43.2 was discussed; Chase must confirm the exact release and supported download bundle. Retain RHEL 8.10 as the prior planning baseline and obtain written release approval before building.</w:t>
+      </w:r>
+    </w:p>
+    <w:p>
+      <w:pPr>
+        <w:pStyle w:val="Heading3"/>
+        <w:keepNext/>
+      </w:pPr>
+      <w:r>
+        <w:t>Access and installation responsibilities</w:t>
+      </w:r>
+    </w:p>
     <w:tbl>
       <w:tblPr>
         <w:tblStyle w:val="TableGrid"/>
         <w:tblW w:type="auto" w:w="0"/>
+        <w:jc w:val="center"/>
+        <w:tblLayout w:type="fixed"/>
         <w:tblLook w:firstColumn="1" w:firstRow="1" w:lastColumn="0" w:lastRow="0" w:noHBand="0" w:noVBand="1" w:val="04A0"/>
+        <w:tblBorders>
+          <w:top w:val="single" w:sz="4" w:color="D9D9D9"/>
+          <w:left w:val="single" w:sz="4" w:color="D9D9D9"/>
+          <w:bottom w:val="single" w:sz="4" w:color="D9D9D9"/>
+          <w:right w:val="single" w:sz="4" w:color="D9D9D9"/>
+          <w:insideH w:val="single" w:sz="4" w:color="D9D9D9"/>
+          <w:insideV w:val="single" w:sz="4" w:color="D9D9D9"/>
+        </w:tblBorders>
       </w:tblPr>
       <w:tblGrid>
-        <w:gridCol w:w="10224"/>
+        <w:gridCol w:w="2031"/>
+        <w:gridCol w:w="3221"/>
+        <w:gridCol w:w="4972"/>
       </w:tblGrid>
+      <w:tr>
+        <w:trPr>
+          <w:tblHeader w:val="true"/>
+          <w:cantSplit/>
+        </w:trPr>
+        <w:tc>
+          <w:tcPr>
+            <w:tcW w:type="dxa" w:w="2031"/>
+            <w:vAlign w:val="center"/>
+            <w:shd w:fill="1F4E78"/>
+          </w:tcPr>
+          <w:p>
+            <w:pPr>
+              <w:spacing w:after="0"/>
+            </w:pPr>
+            <w:r/>
+            <w:r>
+              <w:rPr>
+                <w:rFonts w:ascii="Aptos" w:hAnsi="Aptos"/>
+                <w:b/>
+                <w:color w:val="FFFFFF"/>
+                <w:sz w:val="18"/>
+              </w:rPr>
+              <w:t>Item</w:t>
+            </w:r>
+          </w:p>
+        </w:tc>
+        <w:tc>
+          <w:tcPr>
+            <w:tcW w:type="dxa" w:w="3221"/>
+            <w:vAlign w:val="center"/>
+            <w:shd w:fill="1F4E78"/>
+          </w:tcPr>
+          <w:p>
+            <w:pPr>
+              <w:spacing w:after="0"/>
+            </w:pPr>
+            <w:r/>
+            <w:r>
+              <w:rPr>
+                <w:rFonts w:ascii="Aptos" w:hAnsi="Aptos"/>
+                <w:b/>
+                <w:color w:val="FFFFFF"/>
+                <w:sz w:val="18"/>
+              </w:rPr>
+              <w:t>Discovery status</w:t>
+            </w:r>
+          </w:p>
+        </w:tc>
+        <w:tc>
+          <w:tcPr>
+            <w:tcW w:type="dxa" w:w="4972"/>
+            <w:vAlign w:val="center"/>
+            <w:shd w:fill="1F4E78"/>
+          </w:tcPr>
+          <w:p>
+            <w:pPr>
+              <w:spacing w:after="0"/>
+            </w:pPr>
+            <w:r/>
+            <w:r>
+              <w:rPr>
+                <w:rFonts w:ascii="Aptos" w:hAnsi="Aptos"/>
+                <w:b/>
+                <w:color w:val="FFFFFF"/>
+                <w:sz w:val="18"/>
+              </w:rPr>
+              <w:t>Next action</w:t>
+            </w:r>
+          </w:p>
+        </w:tc>
+      </w:tr>
       <w:tr>
         <w:trPr>
           <w:cantSplit/>
         </w:trPr>
         <w:tc>
           <w:tcPr>
-            <w:tcW w:type="dxa" w:w="10224"/>
-            <w:shd w:fill="FFF2CC"/>
-          </w:tcPr>
-          <w:p>
-            <w:pPr>
-              <w:spacing w:after="0"/>
-            </w:pPr>
-            <w:r>
-              <w:rPr>
-                <w:b/>
-                <w:color w:val="1F4E78"/>
-              </w:rPr>
-              <w:t xml:space="preserve">HANDOFF BOUNDARY  </w:t>
-            </w:r>
-            <w:r>
-              <w:t>Infrastructure readiness does not equal application acceptance. Hyperscience owns the supported installation/configuration procedure and must confirm application-to-trainer connectivity, licensing and workload behavior.</w:t>
+            <w:tcW w:type="dxa" w:w="2031"/>
+            <w:vAlign w:val="center"/>
+          </w:tcPr>
+          <w:p>
+            <w:pPr>
+              <w:spacing w:after="0"/>
+            </w:pPr>
+            <w:r/>
+            <w:r>
+              <w:rPr>
+                <w:rFonts w:ascii="Aptos" w:hAnsi="Aptos"/>
+                <w:b w:val="0"/>
+                <w:sz w:val="17"/>
+              </w:rPr>
+              <w:t>Michael and Renato</w:t>
+            </w:r>
+          </w:p>
+        </w:tc>
+        <w:tc>
+          <w:tcPr>
+            <w:tcW w:type="dxa" w:w="3221"/>
+            <w:vAlign w:val="center"/>
+          </w:tcPr>
+          <w:p>
+            <w:pPr>
+              <w:spacing w:after="0"/>
+            </w:pPr>
+            <w:r/>
+            <w:r>
+              <w:rPr>
+                <w:rFonts w:ascii="Aptos" w:hAnsi="Aptos"/>
+                <w:b w:val="0"/>
+                <w:sz w:val="17"/>
+              </w:rPr>
+              <w:t>Access requests seen by Keith</w:t>
+            </w:r>
+          </w:p>
+        </w:tc>
+        <w:tc>
+          <w:tcPr>
+            <w:tcW w:type="dxa" w:w="4972"/>
+            <w:vAlign w:val="center"/>
+          </w:tcPr>
+          <w:p>
+            <w:pPr>
+              <w:spacing w:after="0"/>
+            </w:pPr>
+            <w:r/>
+            <w:r>
+              <w:rPr>
+                <w:rFonts w:ascii="Aptos" w:hAnsi="Aptos"/>
+                <w:b w:val="0"/>
+                <w:sz w:val="17"/>
+              </w:rPr>
+              <w:t>Confirm ticket approval, admin-account activation and YubiKey delivery; request submission is not working access</w:t>
+            </w:r>
+          </w:p>
+        </w:tc>
+      </w:tr>
+      <w:tr>
+        <w:trPr>
+          <w:cantSplit/>
+        </w:trPr>
+        <w:tc>
+          <w:tcPr>
+            <w:tcW w:type="dxa" w:w="2031"/>
+            <w:vAlign w:val="center"/>
+            <w:shd w:fill="F2F2F2"/>
+          </w:tcPr>
+          <w:p>
+            <w:pPr>
+              <w:spacing w:after="0"/>
+            </w:pPr>
+            <w:r/>
+            <w:r>
+              <w:rPr>
+                <w:rFonts w:ascii="Aptos" w:hAnsi="Aptos"/>
+                <w:b w:val="0"/>
+                <w:sz w:val="17"/>
+              </w:rPr>
+              <w:t>Adam and Vincent or Vinny</w:t>
+            </w:r>
+          </w:p>
+        </w:tc>
+        <w:tc>
+          <w:tcPr>
+            <w:tcW w:type="dxa" w:w="3221"/>
+            <w:vAlign w:val="center"/>
+            <w:shd w:fill="F2F2F2"/>
+          </w:tcPr>
+          <w:p>
+            <w:pPr>
+              <w:spacing w:after="0"/>
+            </w:pPr>
+            <w:r/>
+            <w:r>
+              <w:rPr>
+                <w:rFonts w:ascii="Aptos" w:hAnsi="Aptos"/>
+                <w:b w:val="0"/>
+                <w:sz w:val="17"/>
+              </w:rPr>
+              <w:t>Ticket numbers not yet received by Keith</w:t>
+            </w:r>
+          </w:p>
+        </w:tc>
+        <w:tc>
+          <w:tcPr>
+            <w:tcW w:type="dxa" w:w="4972"/>
+            <w:vAlign w:val="center"/>
+            <w:shd w:fill="F2F2F2"/>
+          </w:tcPr>
+          <w:p>
+            <w:pPr>
+              <w:spacing w:after="0"/>
+            </w:pPr>
+            <w:r/>
+            <w:r>
+              <w:rPr>
+                <w:rFonts w:ascii="Aptos" w:hAnsi="Aptos"/>
+                <w:b w:val="0"/>
+                <w:sz w:val="17"/>
+              </w:rPr>
+              <w:t>Mark obtains and forwards both request numbers; Keith processes account and key requirements</w:t>
+            </w:r>
+          </w:p>
+        </w:tc>
+      </w:tr>
+      <w:tr>
+        <w:trPr>
+          <w:cantSplit/>
+        </w:trPr>
+        <w:tc>
+          <w:tcPr>
+            <w:tcW w:type="dxa" w:w="2031"/>
+            <w:vAlign w:val="center"/>
+          </w:tcPr>
+          <w:p>
+            <w:pPr>
+              <w:spacing w:after="0"/>
+            </w:pPr>
+            <w:r/>
+            <w:r>
+              <w:rPr>
+                <w:rFonts w:ascii="Aptos" w:hAnsi="Aptos"/>
+                <w:b w:val="0"/>
+                <w:sz w:val="17"/>
+              </w:rPr>
+              <w:t>Chase</w:t>
+            </w:r>
+          </w:p>
+        </w:tc>
+        <w:tc>
+          <w:tcPr>
+            <w:tcW w:type="dxa" w:w="3221"/>
+            <w:vAlign w:val="center"/>
+          </w:tcPr>
+          <w:p>
+            <w:pPr>
+              <w:spacing w:after="0"/>
+            </w:pPr>
+            <w:r/>
+            <w:r>
+              <w:rPr>
+                <w:rFonts w:ascii="Aptos" w:hAnsi="Aptos"/>
+                <w:b w:val="0"/>
+                <w:sz w:val="17"/>
+              </w:rPr>
+              <w:t>No DOJ infrastructure access</w:t>
+            </w:r>
+          </w:p>
+        </w:tc>
+        <w:tc>
+          <w:tcPr>
+            <w:tcW w:type="dxa" w:w="4972"/>
+            <w:vAlign w:val="center"/>
+          </w:tcPr>
+          <w:p>
+            <w:pPr>
+              <w:spacing w:after="0"/>
+            </w:pPr>
+            <w:r/>
+            <w:r>
+              <w:rPr>
+                <w:rFonts w:ascii="Aptos" w:hAnsi="Aptos"/>
+                <w:b w:val="0"/>
+                <w:sz w:val="17"/>
+              </w:rPr>
+              <w:t>Provide license, entitlement, install instructions and screen-share guidance; an authorized MSS operator executes commands</w:t>
+            </w:r>
+          </w:p>
+        </w:tc>
+      </w:tr>
+      <w:tr>
+        <w:trPr>
+          <w:cantSplit/>
+        </w:trPr>
+        <w:tc>
+          <w:tcPr>
+            <w:tcW w:type="dxa" w:w="2031"/>
+            <w:vAlign w:val="center"/>
+            <w:shd w:fill="F2F2F2"/>
+          </w:tcPr>
+          <w:p>
+            <w:pPr>
+              <w:spacing w:after="0"/>
+            </w:pPr>
+            <w:r/>
+            <w:r>
+              <w:rPr>
+                <w:rFonts w:ascii="Aptos" w:hAnsi="Aptos"/>
+                <w:b w:val="0"/>
+                <w:sz w:val="17"/>
+              </w:rPr>
+              <w:t>Application URL</w:t>
+            </w:r>
+          </w:p>
+        </w:tc>
+        <w:tc>
+          <w:tcPr>
+            <w:tcW w:type="dxa" w:w="3221"/>
+            <w:vAlign w:val="center"/>
+            <w:shd w:fill="F2F2F2"/>
+          </w:tcPr>
+          <w:p>
+            <w:pPr>
+              <w:spacing w:after="0"/>
+            </w:pPr>
+            <w:r/>
+            <w:r>
+              <w:rPr>
+                <w:rFonts w:ascii="Aptos" w:hAnsi="Aptos"/>
+                <w:b w:val="0"/>
+                <w:sz w:val="17"/>
+              </w:rPr>
+              <w:t>Not finalized</w:t>
+            </w:r>
+          </w:p>
+        </w:tc>
+        <w:tc>
+          <w:tcPr>
+            <w:tcW w:type="dxa" w:w="4972"/>
+            <w:vAlign w:val="center"/>
+            <w:shd w:fill="F2F2F2"/>
+          </w:tcPr>
+          <w:p>
+            <w:pPr>
+              <w:spacing w:after="0"/>
+            </w:pPr>
+            <w:r/>
+            <w:r>
+              <w:rPr>
+                <w:rFonts w:ascii="Aptos" w:hAnsi="Aptos"/>
+                <w:b w:val="0"/>
+                <w:sz w:val="17"/>
+              </w:rPr>
+              <w:t>John and Tony supply the exact private browser URL to Chase before license generation</w:t>
             </w:r>
           </w:p>
         </w:tc>
@@ -7419,12 +7817,1049 @@
     </w:p>
     <w:p>
       <w:pPr>
+        <w:ind w:left="346" w:hanging="346"/>
+      </w:pPr>
+      <w:r>
+        <w:rPr>
+          <w:b/>
+        </w:rPr>
+        <w:t xml:space="preserve">1.  </w:t>
+      </w:r>
+      <w:r>
+        <w:t>Name the MSS installation operator and deputy. Test Windows jump-box sign-in with the approved admin identity and YubiKey, SSH to the private application VM, and sudo -l. Do not assume a submitted form grants sudo.</w:t>
+      </w:r>
+    </w:p>
+    <w:p>
+      <w:pPr>
+        <w:ind w:left="346" w:hanging="346"/>
+      </w:pPr>
+      <w:r>
+        <w:rPr>
+          <w:b/>
+        </w:rPr>
+        <w:t xml:space="preserve">2.  </w:t>
+      </w:r>
+      <w:r>
+        <w:t>Record the approved private application hostname and TLS configuration. Chase issues the URL-bound license key and entitlement token. Store them only in the approved secret location. The call did not identify a need for online license activation; downloading the bundle is a separate controlled transfer.</w:t>
+      </w:r>
+    </w:p>
+    <w:p>
+      <w:pPr>
+        <w:ind w:left="346" w:hanging="346"/>
+      </w:pPr>
+      <w:r>
+        <w:rPr>
+          <w:b/>
+        </w:rPr>
+        <w:t xml:space="preserve">3.  </w:t>
+      </w:r>
+      <w:r>
+        <w:t>With Charles or the infrastructure transfer team, obtain, scan and checksum the approved 43.2 bundle and dependencies. Stage through the approved jump-box path. Record version, image digests and transfer evidence; do not enable unrestricted Internet egress.</w:t>
+      </w:r>
+    </w:p>
+    <w:p>
+      <w:pPr>
+        <w:ind w:left="346" w:hanging="346"/>
+      </w:pPr>
+      <w:r>
+        <w:rPr>
+          <w:b/>
+        </w:rPr>
+        <w:t xml:space="preserve">4.  </w:t>
+      </w:r>
+      <w:r>
+        <w:t>Document the existing database connection, file-store paths, permissions, certificates and application settings. Apply the supported POC configuration for the selected bundle; do not assume a local TVE database or file store is mandatory.</w:t>
+      </w:r>
+    </w:p>
+    <w:p>
+      <w:pPr>
+        <w:ind w:left="346" w:hanging="346"/>
+      </w:pPr>
+      <w:r>
+        <w:rPr>
+          <w:b/>
+        </w:rPr>
+        <w:t xml:space="preserve">5.  </w:t>
+      </w:r>
+      <w:r>
+        <w:t>The MSS operator follows Chase's release-specific Podman installation procedure under approved sudo. Record the exact working directory, commands and output. Confirm application health, private UI/API reachability, license acceptance and container restart behavior.</w:t>
+      </w:r>
+    </w:p>
+    <w:p>
+      <w:pPr>
+        <w:ind w:left="346" w:hanging="346"/>
+      </w:pPr>
+      <w:r>
+        <w:rPr>
+          <w:b/>
+        </w:rPr>
+        <w:t xml:space="preserve">6.  </w:t>
+      </w:r>
+      <w:r>
+        <w:t>Export existing flows, layouts and already-built models through Hyperscience, then import them into the new POC UI. Record identifiers, counts and any release-compatibility issues. This is application-asset migration, not VMware image or VMDK migration.</w:t>
+      </w:r>
+    </w:p>
+    <w:p>
+      <w:pPr>
+        <w:ind w:left="346" w:hanging="346"/>
+      </w:pPr>
+      <w:r>
+        <w:rPr>
+          <w:b/>
+        </w:rPr>
+        <w:t xml:space="preserve">7.  </w:t>
+      </w:r>
+      <w:r>
+        <w:t>Add an approved GPU-enabled model to the selected flow, verify the container can see the GPU, and capture utilization while a test job runs. Resolve the trainer decision before scheduling new model training.</w:t>
+      </w:r>
+    </w:p>
+    <w:p>
+      <w:pPr>
+        <w:pStyle w:val="Heading2"/>
+        <w:keepNext/>
+        <w:pageBreakBefore/>
+      </w:pPr>
+      <w:r>
+        <w:t>8 5 Application test plan and completion</w:t>
+      </w:r>
+    </w:p>
+    <w:p>
+      <w:r>
+        <w:t>Caitlin and the MSS Hyperscience team execute and review the tests, with Chase advising. Mark must re-forward the written success criteria discussed as having been sent around October 7. John, Charles and Mo reconcile those criteria with this matrix before acceptance. No numerical accuracy or performance thresholds were approved in the call.</w:t>
+      </w:r>
+    </w:p>
+    <w:tbl>
+      <w:tblPr>
+        <w:tblStyle w:val="TableGrid"/>
+        <w:tblW w:type="auto" w:w="0"/>
+        <w:jc w:val="center"/>
+        <w:tblLayout w:type="fixed"/>
+        <w:tblLook w:firstColumn="1" w:firstRow="1" w:lastColumn="0" w:lastRow="0" w:noHBand="0" w:noVBand="1" w:val="04A0"/>
+        <w:tblBorders>
+          <w:top w:val="single" w:sz="4" w:color="D9D9D9"/>
+          <w:left w:val="single" w:sz="4" w:color="D9D9D9"/>
+          <w:bottom w:val="single" w:sz="4" w:color="D9D9D9"/>
+          <w:right w:val="single" w:sz="4" w:color="D9D9D9"/>
+          <w:insideH w:val="single" w:sz="4" w:color="D9D9D9"/>
+          <w:insideV w:val="single" w:sz="4" w:color="D9D9D9"/>
+        </w:tblBorders>
+      </w:tblPr>
+      <w:tblGrid>
+        <w:gridCol w:w="980"/>
+        <w:gridCol w:w="2661"/>
+        <w:gridCol w:w="6583"/>
+      </w:tblGrid>
+      <w:tr>
+        <w:trPr>
+          <w:tblHeader w:val="true"/>
+          <w:cantSplit/>
+        </w:trPr>
+        <w:tc>
+          <w:tcPr>
+            <w:tcW w:type="dxa" w:w="980"/>
+            <w:vAlign w:val="center"/>
+            <w:shd w:fill="1F4E78"/>
+          </w:tcPr>
+          <w:p>
+            <w:pPr>
+              <w:spacing w:after="0"/>
+            </w:pPr>
+            <w:r/>
+            <w:r>
+              <w:rPr>
+                <w:rFonts w:ascii="Aptos" w:hAnsi="Aptos"/>
+                <w:b/>
+                <w:color w:val="FFFFFF"/>
+                <w:sz w:val="18"/>
+              </w:rPr>
+              <w:t>ID</w:t>
+            </w:r>
+          </w:p>
+        </w:tc>
+        <w:tc>
+          <w:tcPr>
+            <w:tcW w:type="dxa" w:w="2661"/>
+            <w:vAlign w:val="center"/>
+            <w:shd w:fill="1F4E78"/>
+          </w:tcPr>
+          <w:p>
+            <w:pPr>
+              <w:spacing w:after="0"/>
+            </w:pPr>
+            <w:r/>
+            <w:r>
+              <w:rPr>
+                <w:rFonts w:ascii="Aptos" w:hAnsi="Aptos"/>
+                <w:b/>
+                <w:color w:val="FFFFFF"/>
+                <w:sz w:val="18"/>
+              </w:rPr>
+              <w:t>Scenario</w:t>
+            </w:r>
+          </w:p>
+        </w:tc>
+        <w:tc>
+          <w:tcPr>
+            <w:tcW w:type="dxa" w:w="6583"/>
+            <w:vAlign w:val="center"/>
+            <w:shd w:fill="1F4E78"/>
+          </w:tcPr>
+          <w:p>
+            <w:pPr>
+              <w:spacing w:after="0"/>
+            </w:pPr>
+            <w:r/>
+            <w:r>
+              <w:rPr>
+                <w:rFonts w:ascii="Aptos" w:hAnsi="Aptos"/>
+                <w:b/>
+                <w:color w:val="FFFFFF"/>
+                <w:sz w:val="18"/>
+              </w:rPr>
+              <w:t>Evidence required</w:t>
+            </w:r>
+          </w:p>
+        </w:tc>
+      </w:tr>
+      <w:tr>
+        <w:trPr>
+          <w:cantSplit/>
+        </w:trPr>
+        <w:tc>
+          <w:tcPr>
+            <w:tcW w:type="dxa" w:w="980"/>
+            <w:vAlign w:val="center"/>
+          </w:tcPr>
+          <w:p>
+            <w:pPr>
+              <w:spacing w:after="0"/>
+            </w:pPr>
+            <w:r/>
+            <w:r>
+              <w:rPr>
+                <w:rFonts w:ascii="Aptos" w:hAnsi="Aptos"/>
+                <w:b w:val="0"/>
+                <w:sz w:val="17"/>
+              </w:rPr>
+              <w:t>HS-A01</w:t>
+            </w:r>
+          </w:p>
+        </w:tc>
+        <w:tc>
+          <w:tcPr>
+            <w:tcW w:type="dxa" w:w="2661"/>
+            <w:vAlign w:val="center"/>
+          </w:tcPr>
+          <w:p>
+            <w:pPr>
+              <w:spacing w:after="0"/>
+            </w:pPr>
+            <w:r/>
+            <w:r>
+              <w:rPr>
+                <w:rFonts w:ascii="Aptos" w:hAnsi="Aptos"/>
+                <w:b w:val="0"/>
+                <w:sz w:val="17"/>
+              </w:rPr>
+              <w:t>Check</w:t>
+            </w:r>
+          </w:p>
+        </w:tc>
+        <w:tc>
+          <w:tcPr>
+            <w:tcW w:type="dxa" w:w="6583"/>
+            <w:vAlign w:val="center"/>
+          </w:tcPr>
+          <w:p>
+            <w:pPr>
+              <w:spacing w:after="0"/>
+            </w:pPr>
+            <w:r/>
+            <w:r>
+              <w:rPr>
+                <w:rFonts w:ascii="Aptos" w:hAnsi="Aptos"/>
+                <w:b w:val="0"/>
+                <w:sz w:val="17"/>
+              </w:rPr>
+              <w:t>Classification, expected field extraction, correct output and error log</w:t>
+            </w:r>
+          </w:p>
+        </w:tc>
+      </w:tr>
+      <w:tr>
+        <w:trPr>
+          <w:cantSplit/>
+        </w:trPr>
+        <w:tc>
+          <w:tcPr>
+            <w:tcW w:type="dxa" w:w="980"/>
+            <w:vAlign w:val="center"/>
+            <w:shd w:fill="F2F2F2"/>
+          </w:tcPr>
+          <w:p>
+            <w:pPr>
+              <w:spacing w:after="0"/>
+            </w:pPr>
+            <w:r/>
+            <w:r>
+              <w:rPr>
+                <w:rFonts w:ascii="Aptos" w:hAnsi="Aptos"/>
+                <w:b w:val="0"/>
+                <w:sz w:val="17"/>
+              </w:rPr>
+              <w:t>HS-A02</w:t>
+            </w:r>
+          </w:p>
+        </w:tc>
+        <w:tc>
+          <w:tcPr>
+            <w:tcW w:type="dxa" w:w="2661"/>
+            <w:vAlign w:val="center"/>
+            <w:shd w:fill="F2F2F2"/>
+          </w:tcPr>
+          <w:p>
+            <w:pPr>
+              <w:spacing w:after="0"/>
+            </w:pPr>
+            <w:r/>
+            <w:r>
+              <w:rPr>
+                <w:rFonts w:ascii="Aptos" w:hAnsi="Aptos"/>
+                <w:b w:val="0"/>
+                <w:sz w:val="17"/>
+              </w:rPr>
+              <w:t>Deposit slip</w:t>
+            </w:r>
+          </w:p>
+        </w:tc>
+        <w:tc>
+          <w:tcPr>
+            <w:tcW w:type="dxa" w:w="6583"/>
+            <w:vAlign w:val="center"/>
+            <w:shd w:fill="F2F2F2"/>
+          </w:tcPr>
+          <w:p>
+            <w:pPr>
+              <w:spacing w:after="0"/>
+            </w:pPr>
+            <w:r/>
+            <w:r>
+              <w:rPr>
+                <w:rFonts w:ascii="Aptos" w:hAnsi="Aptos"/>
+                <w:b w:val="0"/>
+                <w:sz w:val="17"/>
+              </w:rPr>
+              <w:t>Layout/model selection and expected extracted values</w:t>
+            </w:r>
+          </w:p>
+        </w:tc>
+      </w:tr>
+      <w:tr>
+        <w:trPr>
+          <w:cantSplit/>
+        </w:trPr>
+        <w:tc>
+          <w:tcPr>
+            <w:tcW w:type="dxa" w:w="980"/>
+            <w:vAlign w:val="center"/>
+          </w:tcPr>
+          <w:p>
+            <w:pPr>
+              <w:spacing w:after="0"/>
+            </w:pPr>
+            <w:r/>
+            <w:r>
+              <w:rPr>
+                <w:rFonts w:ascii="Aptos" w:hAnsi="Aptos"/>
+                <w:b w:val="0"/>
+                <w:sz w:val="17"/>
+              </w:rPr>
+              <w:t>HS-A03</w:t>
+            </w:r>
+          </w:p>
+        </w:tc>
+        <w:tc>
+          <w:tcPr>
+            <w:tcW w:type="dxa" w:w="2661"/>
+            <w:vAlign w:val="center"/>
+          </w:tcPr>
+          <w:p>
+            <w:pPr>
+              <w:spacing w:after="0"/>
+            </w:pPr>
+            <w:r/>
+            <w:r>
+              <w:rPr>
+                <w:rFonts w:ascii="Aptos" w:hAnsi="Aptos"/>
+                <w:b w:val="0"/>
+                <w:sz w:val="17"/>
+              </w:rPr>
+              <w:t>Wire record</w:t>
+            </w:r>
+          </w:p>
+        </w:tc>
+        <w:tc>
+          <w:tcPr>
+            <w:tcW w:type="dxa" w:w="6583"/>
+            <w:vAlign w:val="center"/>
+          </w:tcPr>
+          <w:p>
+            <w:pPr>
+              <w:spacing w:after="0"/>
+            </w:pPr>
+            <w:r/>
+            <w:r>
+              <w:rPr>
+                <w:rFonts w:ascii="Aptos" w:hAnsi="Aptos"/>
+                <w:b w:val="0"/>
+                <w:sz w:val="17"/>
+              </w:rPr>
+              <w:t>Business flow completion and expected output fields</w:t>
+            </w:r>
+          </w:p>
+        </w:tc>
+      </w:tr>
+      <w:tr>
+        <w:trPr>
+          <w:cantSplit/>
+        </w:trPr>
+        <w:tc>
+          <w:tcPr>
+            <w:tcW w:type="dxa" w:w="980"/>
+            <w:vAlign w:val="center"/>
+            <w:shd w:fill="F2F2F2"/>
+          </w:tcPr>
+          <w:p>
+            <w:pPr>
+              <w:spacing w:after="0"/>
+            </w:pPr>
+            <w:r/>
+            <w:r>
+              <w:rPr>
+                <w:rFonts w:ascii="Aptos" w:hAnsi="Aptos"/>
+                <w:b w:val="0"/>
+                <w:sz w:val="17"/>
+              </w:rPr>
+              <w:t>HS-A04</w:t>
+            </w:r>
+          </w:p>
+        </w:tc>
+        <w:tc>
+          <w:tcPr>
+            <w:tcW w:type="dxa" w:w="2661"/>
+            <w:vAlign w:val="center"/>
+            <w:shd w:fill="F2F2F2"/>
+          </w:tcPr>
+          <w:p>
+            <w:pPr>
+              <w:spacing w:after="0"/>
+            </w:pPr>
+            <w:r/>
+            <w:r>
+              <w:rPr>
+                <w:rFonts w:ascii="Aptos" w:hAnsi="Aptos"/>
+                <w:b w:val="0"/>
+                <w:sz w:val="17"/>
+              </w:rPr>
+              <w:t>Bank statement</w:t>
+            </w:r>
+          </w:p>
+        </w:tc>
+        <w:tc>
+          <w:tcPr>
+            <w:tcW w:type="dxa" w:w="6583"/>
+            <w:vAlign w:val="center"/>
+            <w:shd w:fill="F2F2F2"/>
+          </w:tcPr>
+          <w:p>
+            <w:pPr>
+              <w:spacing w:after="0"/>
+            </w:pPr>
+            <w:r/>
+            <w:r>
+              <w:rPr>
+                <w:rFonts w:ascii="Aptos" w:hAnsi="Aptos"/>
+                <w:b w:val="0"/>
+                <w:sz w:val="17"/>
+              </w:rPr>
+              <w:t>Expected document/field results with elapsed time</w:t>
+            </w:r>
+          </w:p>
+        </w:tc>
+      </w:tr>
+      <w:tr>
+        <w:trPr>
+          <w:cantSplit/>
+        </w:trPr>
+        <w:tc>
+          <w:tcPr>
+            <w:tcW w:type="dxa" w:w="980"/>
+            <w:vAlign w:val="center"/>
+          </w:tcPr>
+          <w:p>
+            <w:pPr>
+              <w:spacing w:after="0"/>
+            </w:pPr>
+            <w:r/>
+            <w:r>
+              <w:rPr>
+                <w:rFonts w:ascii="Aptos" w:hAnsi="Aptos"/>
+                <w:b w:val="0"/>
+                <w:sz w:val="17"/>
+              </w:rPr>
+              <w:t>HS-A05</w:t>
+            </w:r>
+          </w:p>
+        </w:tc>
+        <w:tc>
+          <w:tcPr>
+            <w:tcW w:type="dxa" w:w="2661"/>
+            <w:vAlign w:val="center"/>
+          </w:tcPr>
+          <w:p>
+            <w:pPr>
+              <w:spacing w:after="0"/>
+            </w:pPr>
+            <w:r/>
+            <w:r>
+              <w:rPr>
+                <w:rFonts w:ascii="Aptos" w:hAnsi="Aptos"/>
+                <w:b w:val="0"/>
+                <w:sz w:val="17"/>
+              </w:rPr>
+              <w:t>Multi-document checks</w:t>
+            </w:r>
+          </w:p>
+        </w:tc>
+        <w:tc>
+          <w:tcPr>
+            <w:tcW w:type="dxa" w:w="6583"/>
+            <w:vAlign w:val="center"/>
+          </w:tcPr>
+          <w:p>
+            <w:pPr>
+              <w:spacing w:after="0"/>
+            </w:pPr>
+            <w:r/>
+            <w:r>
+              <w:rPr>
+                <w:rFonts w:ascii="Aptos" w:hAnsi="Aptos"/>
+                <w:b w:val="0"/>
+                <w:sz w:val="17"/>
+              </w:rPr>
+              <w:t>Cropping/splitting produces individual check submissions; reconcile counts</w:t>
+            </w:r>
+          </w:p>
+        </w:tc>
+      </w:tr>
+      <w:tr>
+        <w:trPr>
+          <w:cantSplit/>
+        </w:trPr>
+        <w:tc>
+          <w:tcPr>
+            <w:tcW w:type="dxa" w:w="980"/>
+            <w:vAlign w:val="center"/>
+            <w:shd w:fill="F2F2F2"/>
+          </w:tcPr>
+          <w:p>
+            <w:pPr>
+              <w:spacing w:after="0"/>
+            </w:pPr>
+            <w:r/>
+            <w:r>
+              <w:rPr>
+                <w:rFonts w:ascii="Aptos" w:hAnsi="Aptos"/>
+                <w:b w:val="0"/>
+                <w:sz w:val="17"/>
+              </w:rPr>
+              <w:t>HS-A06</w:t>
+            </w:r>
+          </w:p>
+        </w:tc>
+        <w:tc>
+          <w:tcPr>
+            <w:tcW w:type="dxa" w:w="2661"/>
+            <w:vAlign w:val="center"/>
+            <w:shd w:fill="F2F2F2"/>
+          </w:tcPr>
+          <w:p>
+            <w:pPr>
+              <w:spacing w:after="0"/>
+            </w:pPr>
+            <w:r/>
+            <w:r>
+              <w:rPr>
+                <w:rFonts w:ascii="Aptos" w:hAnsi="Aptos"/>
+                <w:b w:val="0"/>
+                <w:sz w:val="17"/>
+              </w:rPr>
+              <w:t>GPU model</w:t>
+            </w:r>
+          </w:p>
+        </w:tc>
+        <w:tc>
+          <w:tcPr>
+            <w:tcW w:type="dxa" w:w="6583"/>
+            <w:vAlign w:val="center"/>
+            <w:shd w:fill="F2F2F2"/>
+          </w:tcPr>
+          <w:p>
+            <w:pPr>
+              <w:spacing w:after="0"/>
+            </w:pPr>
+            <w:r/>
+            <w:r>
+              <w:rPr>
+                <w:rFonts w:ascii="Aptos" w:hAnsi="Aptos"/>
+                <w:b w:val="0"/>
+                <w:sz w:val="17"/>
+              </w:rPr>
+              <w:t>Approved model uses the A10 during processing; retain metrics and errors</w:t>
+            </w:r>
+          </w:p>
+        </w:tc>
+      </w:tr>
+    </w:tbl>
+    <w:p>
+      <w:pPr>
+        <w:spacing w:after="0"/>
+      </w:pPr>
+    </w:p>
+    <w:p>
+      <w:pPr>
+        <w:ind w:left="346" w:hanging="346"/>
+      </w:pPr>
+      <w:r>
+        <w:rPr>
+          <w:b/>
+        </w:rPr>
+        <w:t xml:space="preserve">1.  </w:t>
+      </w:r>
+      <w:r>
+        <w:t>Use approved sanitized or synthetic samples. Record the source, checksum, expected result, operator and date for each case; do not copy production PII without authorization.</w:t>
+      </w:r>
+    </w:p>
+    <w:p>
+      <w:pPr>
+        <w:ind w:left="346" w:hanging="346"/>
+      </w:pPr>
+      <w:r>
+        <w:rPr>
+          <w:b/>
+        </w:rPr>
+        <w:t xml:space="preserve">2.  </w:t>
+      </w:r>
+      <w:r>
+        <w:t>For each case, capture pass/fail, extracted values, elapsed time, CPU/memory/GPU measurements and blocking errors. Reconcile failures with Caitlin and Chase; retest fixes with the same input.</w:t>
+      </w:r>
+    </w:p>
+    <w:p>
+      <w:pPr>
+        <w:ind w:left="346" w:hanging="346"/>
+      </w:pPr>
+      <w:r>
+        <w:rPr>
+          <w:b/>
+        </w:rPr>
+        <w:t xml:space="preserve">3.  </w:t>
+      </w:r>
+      <w:r>
+        <w:t>Perform a controlled container/service restart and confirm settings and imported assets remain usable. Keep investigator authentication and authorization rollout outside this POC unless separately approved; retain basic admin and network security.</w:t>
+      </w:r>
+    </w:p>
+    <w:p>
+      <w:pPr>
+        <w:ind w:left="346" w:hanging="346"/>
+      </w:pPr>
+      <w:r>
+        <w:rPr>
+          <w:b/>
+        </w:rPr>
+        <w:t xml:space="preserve">4.  </w:t>
+      </w:r>
+      <w:r>
+        <w:t>Retain exported outputs as test evidence. Live Hyperscience-to-DataWalk integration and middleware redesign are deferred; independent app tests are the POC baseline.</w:t>
+      </w:r>
+    </w:p>
+    <w:tbl>
+      <w:tblPr>
+        <w:tblStyle w:val="TableGrid"/>
+        <w:tblW w:type="auto" w:w="0"/>
+        <w:jc w:val="center"/>
+        <w:tblLayout w:type="fixed"/>
+        <w:tblLook w:firstColumn="1" w:firstRow="1" w:lastColumn="0" w:lastRow="0" w:noHBand="0" w:noVBand="1" w:val="04A0"/>
+        <w:tblBorders>
+          <w:top w:val="single" w:sz="4" w:color="D9D9D9"/>
+          <w:left w:val="single" w:sz="4" w:color="D9D9D9"/>
+          <w:bottom w:val="single" w:sz="4" w:color="D9D9D9"/>
+          <w:right w:val="single" w:sz="4" w:color="D9D9D9"/>
+          <w:insideH w:val="single" w:sz="4" w:color="D9D9D9"/>
+          <w:insideV w:val="single" w:sz="4" w:color="D9D9D9"/>
+        </w:tblBorders>
+      </w:tblPr>
+      <w:tblGrid>
+        <w:gridCol w:w="2801"/>
+        <w:gridCol w:w="3081"/>
+        <w:gridCol w:w="4342"/>
+      </w:tblGrid>
+      <w:tr>
+        <w:trPr>
+          <w:tblHeader w:val="true"/>
+          <w:cantSplit/>
+        </w:trPr>
+        <w:tc>
+          <w:tcPr>
+            <w:tcW w:type="dxa" w:w="2801"/>
+            <w:vAlign w:val="center"/>
+            <w:shd w:fill="1F4E78"/>
+          </w:tcPr>
+          <w:p>
+            <w:pPr>
+              <w:spacing w:after="0"/>
+            </w:pPr>
+            <w:r/>
+            <w:r>
+              <w:rPr>
+                <w:rFonts w:ascii="Aptos" w:hAnsi="Aptos"/>
+                <w:b/>
+                <w:color w:val="FFFFFF"/>
+                <w:sz w:val="18"/>
+              </w:rPr>
+              <w:t>Milestone</w:t>
+            </w:r>
+          </w:p>
+        </w:tc>
+        <w:tc>
+          <w:tcPr>
+            <w:tcW w:type="dxa" w:w="3081"/>
+            <w:vAlign w:val="center"/>
+            <w:shd w:fill="1F4E78"/>
+          </w:tcPr>
+          <w:p>
+            <w:pPr>
+              <w:spacing w:after="0"/>
+            </w:pPr>
+            <w:r/>
+            <w:r>
+              <w:rPr>
+                <w:rFonts w:ascii="Aptos" w:hAnsi="Aptos"/>
+                <w:b/>
+                <w:color w:val="FFFFFF"/>
+                <w:sz w:val="18"/>
+              </w:rPr>
+              <w:t>Planning duration or date</w:t>
+            </w:r>
+          </w:p>
+        </w:tc>
+        <w:tc>
+          <w:tcPr>
+            <w:tcW w:type="dxa" w:w="4342"/>
+            <w:vAlign w:val="center"/>
+            <w:shd w:fill="1F4E78"/>
+          </w:tcPr>
+          <w:p>
+            <w:pPr>
+              <w:spacing w:after="0"/>
+            </w:pPr>
+            <w:r/>
+            <w:r>
+              <w:rPr>
+                <w:rFonts w:ascii="Aptos" w:hAnsi="Aptos"/>
+                <w:b/>
+                <w:color w:val="FFFFFF"/>
+                <w:sz w:val="18"/>
+              </w:rPr>
+              <w:t>Dependency</w:t>
+            </w:r>
+          </w:p>
+        </w:tc>
+      </w:tr>
+      <w:tr>
+        <w:trPr>
+          <w:cantSplit/>
+        </w:trPr>
+        <w:tc>
+          <w:tcPr>
+            <w:tcW w:type="dxa" w:w="2801"/>
+            <w:vAlign w:val="center"/>
+          </w:tcPr>
+          <w:p>
+            <w:pPr>
+              <w:spacing w:after="0"/>
+            </w:pPr>
+            <w:r/>
+            <w:r>
+              <w:rPr>
+                <w:rFonts w:ascii="Aptos" w:hAnsi="Aptos"/>
+                <w:b w:val="0"/>
+                <w:sz w:val="17"/>
+              </w:rPr>
+              <w:t>Basic installation and smoke tests</w:t>
+            </w:r>
+          </w:p>
+        </w:tc>
+        <w:tc>
+          <w:tcPr>
+            <w:tcW w:type="dxa" w:w="3081"/>
+            <w:vAlign w:val="center"/>
+          </w:tcPr>
+          <w:p>
+            <w:pPr>
+              <w:spacing w:after="0"/>
+            </w:pPr>
+            <w:r/>
+            <w:r>
+              <w:rPr>
+                <w:rFonts w:ascii="Aptos" w:hAnsi="Aptos"/>
+                <w:b w:val="0"/>
+                <w:sz w:val="17"/>
+              </w:rPr>
+              <w:t>About 2 working days as an initial allowance</w:t>
+            </w:r>
+          </w:p>
+        </w:tc>
+        <w:tc>
+          <w:tcPr>
+            <w:tcW w:type="dxa" w:w="4342"/>
+            <w:vAlign w:val="center"/>
+          </w:tcPr>
+          <w:p>
+            <w:pPr>
+              <w:spacing w:after="0"/>
+            </w:pPr>
+            <w:r/>
+            <w:r>
+              <w:rPr>
+                <w:rFonts w:ascii="Aptos" w:hAnsi="Aptos"/>
+                <w:b w:val="0"/>
+                <w:sz w:val="17"/>
+              </w:rPr>
+              <w:t>Working access, sudo, scanned bundle, license and infrastructure ready</w:t>
+            </w:r>
+          </w:p>
+        </w:tc>
+      </w:tr>
+      <w:tr>
+        <w:trPr>
+          <w:cantSplit/>
+        </w:trPr>
+        <w:tc>
+          <w:tcPr>
+            <w:tcW w:type="dxa" w:w="2801"/>
+            <w:vAlign w:val="center"/>
+            <w:shd w:fill="F2F2F2"/>
+          </w:tcPr>
+          <w:p>
+            <w:pPr>
+              <w:spacing w:after="0"/>
+            </w:pPr>
+            <w:r/>
+            <w:r>
+              <w:rPr>
+                <w:rFonts w:ascii="Aptos" w:hAnsi="Aptos"/>
+                <w:b w:val="0"/>
+                <w:sz w:val="17"/>
+              </w:rPr>
+              <w:t>Installation through application test completion</w:t>
+            </w:r>
+          </w:p>
+        </w:tc>
+        <w:tc>
+          <w:tcPr>
+            <w:tcW w:type="dxa" w:w="3081"/>
+            <w:vAlign w:val="center"/>
+            <w:shd w:fill="F2F2F2"/>
+          </w:tcPr>
+          <w:p>
+            <w:pPr>
+              <w:spacing w:after="0"/>
+            </w:pPr>
+            <w:r/>
+            <w:r>
+              <w:rPr>
+                <w:rFonts w:ascii="Aptos" w:hAnsi="Aptos"/>
+                <w:b w:val="0"/>
+                <w:sz w:val="17"/>
+              </w:rPr>
+              <w:t>About 2 weeks discussed</w:t>
+            </w:r>
+          </w:p>
+        </w:tc>
+        <w:tc>
+          <w:tcPr>
+            <w:tcW w:type="dxa" w:w="4342"/>
+            <w:vAlign w:val="center"/>
+            <w:shd w:fill="F2F2F2"/>
+          </w:tcPr>
+          <w:p>
+            <w:pPr>
+              <w:spacing w:after="0"/>
+            </w:pPr>
+            <w:r/>
+            <w:r>
+              <w:rPr>
+                <w:rFonts w:ascii="Aptos" w:hAnsi="Aptos"/>
+                <w:b w:val="0"/>
+                <w:sz w:val="17"/>
+              </w:rPr>
+              <w:t>Not 2 weeks of testing alone; Mo confirms working-day/calendar interpretation</w:t>
+            </w:r>
+          </w:p>
+        </w:tc>
+      </w:tr>
+      <w:tr>
+        <w:trPr>
+          <w:cantSplit/>
+        </w:trPr>
+        <w:tc>
+          <w:tcPr>
+            <w:tcW w:type="dxa" w:w="2801"/>
+            <w:vAlign w:val="center"/>
+          </w:tcPr>
+          <w:p>
+            <w:pPr>
+              <w:spacing w:after="0"/>
+            </w:pPr>
+            <w:r/>
+            <w:r>
+              <w:rPr>
+                <w:rFonts w:ascii="Aptos" w:hAnsi="Aptos"/>
+                <w:b w:val="0"/>
+                <w:sz w:val="17"/>
+              </w:rPr>
+              <w:t>Technical completion target</w:t>
+            </w:r>
+          </w:p>
+        </w:tc>
+        <w:tc>
+          <w:tcPr>
+            <w:tcW w:type="dxa" w:w="3081"/>
+            <w:vAlign w:val="center"/>
+          </w:tcPr>
+          <w:p>
+            <w:pPr>
+              <w:spacing w:after="0"/>
+            </w:pPr>
+            <w:r/>
+            <w:r>
+              <w:rPr>
+                <w:rFonts w:ascii="Aptos" w:hAnsi="Aptos"/>
+                <w:b w:val="0"/>
+                <w:sz w:val="17"/>
+              </w:rPr>
+              <w:t>November 24, 2026</w:t>
+            </w:r>
+          </w:p>
+        </w:tc>
+        <w:tc>
+          <w:tcPr>
+            <w:tcW w:type="dxa" w:w="4342"/>
+            <w:vAlign w:val="center"/>
+          </w:tcPr>
+          <w:p>
+            <w:pPr>
+              <w:spacing w:after="0"/>
+            </w:pPr>
+            <w:r/>
+            <w:r>
+              <w:rPr>
+                <w:rFonts w:ascii="Aptos" w:hAnsi="Aptos"/>
+                <w:b w:val="0"/>
+                <w:sz w:val="17"/>
+              </w:rPr>
+              <w:t>Written success criteria, tests and decision evidence complete</w:t>
+            </w:r>
+          </w:p>
+        </w:tc>
+      </w:tr>
+      <w:tr>
+        <w:trPr>
+          <w:cantSplit/>
+        </w:trPr>
+        <w:tc>
+          <w:tcPr>
+            <w:tcW w:type="dxa" w:w="2801"/>
+            <w:vAlign w:val="center"/>
+            <w:shd w:fill="F2F2F2"/>
+          </w:tcPr>
+          <w:p>
+            <w:pPr>
+              <w:spacing w:after="0"/>
+            </w:pPr>
+            <w:r/>
+            <w:r>
+              <w:rPr>
+                <w:rFonts w:ascii="Aptos" w:hAnsi="Aptos"/>
+                <w:b w:val="0"/>
+                <w:sz w:val="17"/>
+              </w:rPr>
+              <w:t>Funding deadline</w:t>
+            </w:r>
+          </w:p>
+        </w:tc>
+        <w:tc>
+          <w:tcPr>
+            <w:tcW w:type="dxa" w:w="3081"/>
+            <w:vAlign w:val="center"/>
+            <w:shd w:fill="F2F2F2"/>
+          </w:tcPr>
+          <w:p>
+            <w:pPr>
+              <w:spacing w:after="0"/>
+            </w:pPr>
+            <w:r/>
+            <w:r>
+              <w:rPr>
+                <w:rFonts w:ascii="Aptos" w:hAnsi="Aptos"/>
+                <w:b w:val="0"/>
+                <w:sz w:val="17"/>
+              </w:rPr>
+              <w:t>November 25, 2026</w:t>
+            </w:r>
+          </w:p>
+        </w:tc>
+        <w:tc>
+          <w:tcPr>
+            <w:tcW w:type="dxa" w:w="4342"/>
+            <w:vAlign w:val="center"/>
+            <w:shd w:fill="F2F2F2"/>
+          </w:tcPr>
+          <w:p>
+            <w:pPr>
+              <w:spacing w:after="0"/>
+            </w:pPr>
+            <w:r/>
+            <w:r>
+              <w:rPr>
+                <w:rFonts w:ascii="Aptos" w:hAnsi="Aptos"/>
+                <w:b w:val="0"/>
+                <w:sz w:val="17"/>
+              </w:rPr>
+              <w:t>Confirm remaining credits and other tenancy consumption before build</w:t>
+            </w:r>
+          </w:p>
+        </w:tc>
+      </w:tr>
+    </w:tbl>
+    <w:p>
+      <w:pPr>
+        <w:spacing w:after="0"/>
+      </w:pPr>
+    </w:p>
+    <w:p>
+      <w:r>
+        <w:t>After sign-off, record the recommendation and remaining production work. ATO, long-term funding, production sizing and deployment approval are separate government decisions. Mo baselines the updated schedule and tracks weekly status; a POC pass does not authorize production cutover or on-premises decommissioning.</w:t>
+      </w:r>
+    </w:p>
+    <w:p>
+      <w:pPr>
         <w:pStyle w:val="Heading1"/>
         <w:keepNext/>
         <w:pageBreakBefore/>
       </w:pPr>
       <w:r>
-        <w:t>9. Acceptance, rollback and closeout</w:t>
+        <w:t>9 Acceptance rollback and closeout</w:t>
       </w:r>
     </w:p>
     <w:p>
@@ -7433,7 +8868,7 @@
         <w:keepNext/>
       </w:pPr>
       <w:r>
-        <w:t>9.1 Infrastructure acceptance tests</w:t>
+        <w:t>9 1 Infrastructure acceptance tests</w:t>
       </w:r>
     </w:p>
     <w:tbl>
@@ -7441,12 +8876,21 @@
         <w:tblStyle w:val="TableGrid"/>
         <w:tblW w:type="auto" w:w="0"/>
         <w:jc w:val="center"/>
+        <w:tblLayout w:type="fixed"/>
         <w:tblLook w:firstColumn="1" w:firstRow="1" w:lastColumn="0" w:lastRow="0" w:noHBand="0" w:noVBand="1" w:val="04A0"/>
+        <w:tblBorders>
+          <w:top w:val="single" w:sz="4" w:color="D9D9D9"/>
+          <w:left w:val="single" w:sz="4" w:color="D9D9D9"/>
+          <w:bottom w:val="single" w:sz="4" w:color="D9D9D9"/>
+          <w:right w:val="single" w:sz="4" w:color="D9D9D9"/>
+          <w:insideH w:val="single" w:sz="4" w:color="D9D9D9"/>
+          <w:insideV w:val="single" w:sz="4" w:color="D9D9D9"/>
+        </w:tblBorders>
       </w:tblPr>
       <w:tblGrid>
-        <w:gridCol w:w="3408"/>
-        <w:gridCol w:w="3408"/>
-        <w:gridCol w:w="3408"/>
+        <w:gridCol w:w="1008"/>
+        <w:gridCol w:w="3011"/>
+        <w:gridCol w:w="6204"/>
       </w:tblGrid>
       <w:tr>
         <w:trPr>
@@ -7455,7 +8899,7 @@
         </w:trPr>
         <w:tc>
           <w:tcPr>
-            <w:tcW w:type="dxa" w:w="1037"/>
+            <w:tcW w:type="dxa" w:w="1008"/>
             <w:vAlign w:val="center"/>
             <w:shd w:fill="1F4E78"/>
           </w:tcPr>
@@ -7477,7 +8921,7 @@
         </w:tc>
         <w:tc>
           <w:tcPr>
-            <w:tcW w:type="dxa" w:w="3096"/>
+            <w:tcW w:type="dxa" w:w="3011"/>
             <w:vAlign w:val="center"/>
             <w:shd w:fill="1F4E78"/>
           </w:tcPr>
@@ -7499,7 +8943,7 @@
         </w:tc>
         <w:tc>
           <w:tcPr>
-            <w:tcW w:type="dxa" w:w="6379"/>
+            <w:tcW w:type="dxa" w:w="6204"/>
             <w:vAlign w:val="center"/>
             <w:shd w:fill="1F4E78"/>
           </w:tcPr>
@@ -7526,7 +8970,7 @@
         </w:trPr>
         <w:tc>
           <w:tcPr>
-            <w:tcW w:type="dxa" w:w="1037"/>
+            <w:tcW w:type="dxa" w:w="1008"/>
             <w:vAlign w:val="center"/>
           </w:tcPr>
           <w:p>
@@ -7546,7 +8990,7 @@
         </w:tc>
         <w:tc>
           <w:tcPr>
-            <w:tcW w:type="dxa" w:w="3096"/>
+            <w:tcW w:type="dxa" w:w="3011"/>
             <w:vAlign w:val="center"/>
           </w:tcPr>
           <w:p>
@@ -7566,7 +9010,7 @@
         </w:tc>
         <w:tc>
           <w:tcPr>
-            <w:tcW w:type="dxa" w:w="6379"/>
+            <w:tcW w:type="dxa" w:w="6204"/>
             <w:vAlign w:val="center"/>
           </w:tcPr>
           <w:p>
@@ -7591,7 +9035,7 @@
         </w:trPr>
         <w:tc>
           <w:tcPr>
-            <w:tcW w:type="dxa" w:w="1037"/>
+            <w:tcW w:type="dxa" w:w="1008"/>
             <w:vAlign w:val="center"/>
             <w:shd w:fill="F2F2F2"/>
           </w:tcPr>
@@ -7612,7 +9056,7 @@
         </w:tc>
         <w:tc>
           <w:tcPr>
-            <w:tcW w:type="dxa" w:w="3096"/>
+            <w:tcW w:type="dxa" w:w="3011"/>
             <w:vAlign w:val="center"/>
             <w:shd w:fill="F2F2F2"/>
           </w:tcPr>
@@ -7633,7 +9077,7 @@
         </w:tc>
         <w:tc>
           <w:tcPr>
-            <w:tcW w:type="dxa" w:w="6379"/>
+            <w:tcW w:type="dxa" w:w="6204"/>
             <w:vAlign w:val="center"/>
             <w:shd w:fill="F2F2F2"/>
           </w:tcPr>
@@ -7659,7 +9103,7 @@
         </w:trPr>
         <w:tc>
           <w:tcPr>
-            <w:tcW w:type="dxa" w:w="1037"/>
+            <w:tcW w:type="dxa" w:w="1008"/>
             <w:vAlign w:val="center"/>
           </w:tcPr>
           <w:p>
@@ -7679,7 +9123,7 @@
         </w:tc>
         <w:tc>
           <w:tcPr>
-            <w:tcW w:type="dxa" w:w="3096"/>
+            <w:tcW w:type="dxa" w:w="3011"/>
             <w:vAlign w:val="center"/>
           </w:tcPr>
           <w:p>
@@ -7699,7 +9143,7 @@
         </w:tc>
         <w:tc>
           <w:tcPr>
-            <w:tcW w:type="dxa" w:w="6379"/>
+            <w:tcW w:type="dxa" w:w="6204"/>
             <w:vAlign w:val="center"/>
           </w:tcPr>
           <w:p>
@@ -7724,7 +9168,7 @@
         </w:trPr>
         <w:tc>
           <w:tcPr>
-            <w:tcW w:type="dxa" w:w="1037"/>
+            <w:tcW w:type="dxa" w:w="1008"/>
             <w:vAlign w:val="center"/>
             <w:shd w:fill="F2F2F2"/>
           </w:tcPr>
@@ -7745,7 +9189,7 @@
         </w:tc>
         <w:tc>
           <w:tcPr>
-            <w:tcW w:type="dxa" w:w="3096"/>
+            <w:tcW w:type="dxa" w:w="3011"/>
             <w:vAlign w:val="center"/>
             <w:shd w:fill="F2F2F2"/>
           </w:tcPr>
@@ -7766,7 +9210,7 @@
         </w:tc>
         <w:tc>
           <w:tcPr>
-            <w:tcW w:type="dxa" w:w="6379"/>
+            <w:tcW w:type="dxa" w:w="6204"/>
             <w:vAlign w:val="center"/>
             <w:shd w:fill="F2F2F2"/>
           </w:tcPr>
@@ -7792,7 +9236,7 @@
         </w:trPr>
         <w:tc>
           <w:tcPr>
-            <w:tcW w:type="dxa" w:w="1037"/>
+            <w:tcW w:type="dxa" w:w="1008"/>
             <w:vAlign w:val="center"/>
           </w:tcPr>
           <w:p>
@@ -7812,7 +9256,7 @@
         </w:tc>
         <w:tc>
           <w:tcPr>
-            <w:tcW w:type="dxa" w:w="3096"/>
+            <w:tcW w:type="dxa" w:w="3011"/>
             <w:vAlign w:val="center"/>
           </w:tcPr>
           <w:p>
@@ -7832,7 +9276,7 @@
         </w:tc>
         <w:tc>
           <w:tcPr>
-            <w:tcW w:type="dxa" w:w="6379"/>
+            <w:tcW w:type="dxa" w:w="6204"/>
             <w:vAlign w:val="center"/>
           </w:tcPr>
           <w:p>
@@ -7846,7 +9290,7 @@
                 <w:b w:val="0"/>
                 <w:sz w:val="15"/>
               </w:rPr>
-              <w:t>Both A10.2 VMs healthy with correct CPU/RAM and expected private IPs</w:t>
+              <w:t>Approved VM count healthy with correct CPU/RAM and private IPs; baseline one application VM</w:t>
             </w:r>
           </w:p>
         </w:tc>
@@ -7857,7 +9301,7 @@
         </w:trPr>
         <w:tc>
           <w:tcPr>
-            <w:tcW w:type="dxa" w:w="1037"/>
+            <w:tcW w:type="dxa" w:w="1008"/>
             <w:vAlign w:val="center"/>
             <w:shd w:fill="F2F2F2"/>
           </w:tcPr>
@@ -7878,7 +9322,7 @@
         </w:tc>
         <w:tc>
           <w:tcPr>
-            <w:tcW w:type="dxa" w:w="3096"/>
+            <w:tcW w:type="dxa" w:w="3011"/>
             <w:vAlign w:val="center"/>
             <w:shd w:fill="F2F2F2"/>
           </w:tcPr>
@@ -7899,7 +9343,7 @@
         </w:tc>
         <w:tc>
           <w:tcPr>
-            <w:tcW w:type="dxa" w:w="6379"/>
+            <w:tcW w:type="dxa" w:w="6204"/>
             <w:vAlign w:val="center"/>
             <w:shd w:fill="F2F2F2"/>
           </w:tcPr>
@@ -7925,7 +9369,7 @@
         </w:trPr>
         <w:tc>
           <w:tcPr>
-            <w:tcW w:type="dxa" w:w="1037"/>
+            <w:tcW w:type="dxa" w:w="1008"/>
             <w:vAlign w:val="center"/>
           </w:tcPr>
           <w:p>
@@ -7945,7 +9389,7 @@
         </w:tc>
         <w:tc>
           <w:tcPr>
-            <w:tcW w:type="dxa" w:w="3096"/>
+            <w:tcW w:type="dxa" w:w="3011"/>
             <w:vAlign w:val="center"/>
           </w:tcPr>
           <w:p>
@@ -7965,7 +9409,7 @@
         </w:tc>
         <w:tc>
           <w:tcPr>
-            <w:tcW w:type="dxa" w:w="6379"/>
+            <w:tcW w:type="dxa" w:w="6204"/>
             <w:vAlign w:val="center"/>
           </w:tcPr>
           <w:p>
@@ -7990,7 +9434,7 @@
         </w:trPr>
         <w:tc>
           <w:tcPr>
-            <w:tcW w:type="dxa" w:w="1037"/>
+            <w:tcW w:type="dxa" w:w="1008"/>
             <w:vAlign w:val="center"/>
             <w:shd w:fill="F2F2F2"/>
           </w:tcPr>
@@ -8011,7 +9455,7 @@
         </w:tc>
         <w:tc>
           <w:tcPr>
-            <w:tcW w:type="dxa" w:w="3096"/>
+            <w:tcW w:type="dxa" w:w="3011"/>
             <w:vAlign w:val="center"/>
             <w:shd w:fill="F2F2F2"/>
           </w:tcPr>
@@ -8032,7 +9476,7 @@
         </w:tc>
         <w:tc>
           <w:tcPr>
-            <w:tcW w:type="dxa" w:w="6379"/>
+            <w:tcW w:type="dxa" w:w="6204"/>
             <w:vAlign w:val="center"/>
             <w:shd w:fill="F2F2F2"/>
           </w:tcPr>
@@ -8058,7 +9502,7 @@
         </w:trPr>
         <w:tc>
           <w:tcPr>
-            <w:tcW w:type="dxa" w:w="1037"/>
+            <w:tcW w:type="dxa" w:w="1008"/>
             <w:vAlign w:val="center"/>
           </w:tcPr>
           <w:p>
@@ -8078,7 +9522,7 @@
         </w:tc>
         <w:tc>
           <w:tcPr>
-            <w:tcW w:type="dxa" w:w="3096"/>
+            <w:tcW w:type="dxa" w:w="3011"/>
             <w:vAlign w:val="center"/>
           </w:tcPr>
           <w:p>
@@ -8098,7 +9542,7 @@
         </w:tc>
         <w:tc>
           <w:tcPr>
-            <w:tcW w:type="dxa" w:w="6379"/>
+            <w:tcW w:type="dxa" w:w="6204"/>
             <w:vAlign w:val="center"/>
           </w:tcPr>
           <w:p>
@@ -8123,7 +9567,7 @@
         </w:trPr>
         <w:tc>
           <w:tcPr>
-            <w:tcW w:type="dxa" w:w="1037"/>
+            <w:tcW w:type="dxa" w:w="1008"/>
             <w:vAlign w:val="center"/>
             <w:shd w:fill="F2F2F2"/>
           </w:tcPr>
@@ -8144,7 +9588,7 @@
         </w:tc>
         <w:tc>
           <w:tcPr>
-            <w:tcW w:type="dxa" w:w="3096"/>
+            <w:tcW w:type="dxa" w:w="3011"/>
             <w:vAlign w:val="center"/>
             <w:shd w:fill="F2F2F2"/>
           </w:tcPr>
@@ -8165,7 +9609,7 @@
         </w:tc>
         <w:tc>
           <w:tcPr>
-            <w:tcW w:type="dxa" w:w="6379"/>
+            <w:tcW w:type="dxa" w:w="6204"/>
             <w:vAlign w:val="center"/>
             <w:shd w:fill="F2F2F2"/>
           </w:tcPr>
@@ -8191,7 +9635,7 @@
         </w:trPr>
         <w:tc>
           <w:tcPr>
-            <w:tcW w:type="dxa" w:w="1037"/>
+            <w:tcW w:type="dxa" w:w="1008"/>
             <w:vAlign w:val="center"/>
           </w:tcPr>
           <w:p>
@@ -8211,7 +9655,7 @@
         </w:tc>
         <w:tc>
           <w:tcPr>
-            <w:tcW w:type="dxa" w:w="3096"/>
+            <w:tcW w:type="dxa" w:w="3011"/>
             <w:vAlign w:val="center"/>
           </w:tcPr>
           <w:p>
@@ -8225,13 +9669,13 @@
                 <w:b w:val="0"/>
                 <w:sz w:val="15"/>
               </w:rPr>
-              <w:t>Vendor readiness</w:t>
-            </w:r>
-          </w:p>
-        </w:tc>
-        <w:tc>
-          <w:tcPr>
-            <w:tcW w:type="dxa" w:w="6379"/>
+              <w:t>Installation readiness</w:t>
+            </w:r>
+          </w:p>
+        </w:tc>
+        <w:tc>
+          <w:tcPr>
+            <w:tcW w:type="dxa" w:w="6204"/>
             <w:vAlign w:val="center"/>
           </w:tcPr>
           <w:p>
@@ -8245,7 +9689,7 @@
                 <w:b w:val="0"/>
                 <w:sz w:val="15"/>
               </w:rPr>
-              <w:t>Hyperscience accepts the platform checklist and starts the application install</w:t>
+              <w:t>MSS accepts the platform; authorized operator has tested sudo; Chase supports installation remotely</w:t>
             </w:r>
           </w:p>
         </w:tc>
@@ -8262,7 +9706,7 @@
         <w:keepNext/>
       </w:pPr>
       <w:r>
-        <w:t>9.2 Application POC evidence after vendor install</w:t>
+        <w:t>9 2 Application POC evidence after vendor install</w:t>
       </w:r>
     </w:p>
     <w:p>
@@ -8278,7 +9722,7 @@
         <w:pStyle w:val="ListBullet"/>
       </w:pPr>
       <w:r>
-        <w:t>Trainer authenticates to the application over the approved private TLS endpoint.</w:t>
+        <w:t>If approved, trainer authenticates over the private TLS endpoint; otherwise mark trainer tests not applicable with the reason.</w:t>
       </w:r>
     </w:p>
     <w:p>
@@ -8286,7 +9730,7 @@
         <w:pStyle w:val="ListBullet"/>
       </w:pPr>
       <w:r>
-        <w:t>Approved structured and semi-structured samples process successfully; required model training completes.</w:t>
+        <w:t>Imported flows, layouts and models process approved check, deposit-slip, wire-record, bank-statement and multi-document samples. Include a GPU-enabled model and retain GPU-use evidence.</w:t>
       </w:r>
     </w:p>
     <w:p>
@@ -8311,7 +9755,7 @@
         <w:keepNext/>
       </w:pPr>
       <w:r>
-        <w:t>9.3 Rollback and teardown</w:t>
+        <w:t>9 3 Rollback and teardown</w:t>
       </w:r>
     </w:p>
     <w:p>
@@ -8377,7 +9821,7 @@
         <w:pageBreakBefore/>
       </w:pPr>
       <w:r>
-        <w:t>10. Execution log and references</w:t>
+        <w:t>10 Execution log and references</w:t>
       </w:r>
     </w:p>
     <w:p>
@@ -8386,7 +9830,7 @@
         <w:keepNext/>
       </w:pPr>
       <w:r>
-        <w:t>10.1 Execution log</w:t>
+        <w:t>10 1 Execution log</w:t>
       </w:r>
     </w:p>
     <w:tbl>
@@ -8394,13 +9838,22 @@
         <w:tblStyle w:val="TableGrid"/>
         <w:tblW w:type="auto" w:w="0"/>
         <w:jc w:val="center"/>
+        <w:tblLayout w:type="fixed"/>
         <w:tblLook w:firstColumn="1" w:firstRow="1" w:lastColumn="0" w:lastRow="0" w:noHBand="0" w:noVBand="1" w:val="04A0"/>
+        <w:tblBorders>
+          <w:top w:val="single" w:sz="4" w:color="D9D9D9"/>
+          <w:left w:val="single" w:sz="4" w:color="D9D9D9"/>
+          <w:bottom w:val="single" w:sz="4" w:color="D9D9D9"/>
+          <w:right w:val="single" w:sz="4" w:color="D9D9D9"/>
+          <w:insideH w:val="single" w:sz="4" w:color="D9D9D9"/>
+          <w:insideV w:val="single" w:sz="4" w:color="D9D9D9"/>
+        </w:tblBorders>
       </w:tblPr>
       <w:tblGrid>
-        <w:gridCol w:w="2556"/>
-        <w:gridCol w:w="2556"/>
-        <w:gridCol w:w="2556"/>
-        <w:gridCol w:w="2556"/>
+        <w:gridCol w:w="1891"/>
+        <w:gridCol w:w="1821"/>
+        <w:gridCol w:w="3081"/>
+        <w:gridCol w:w="3431"/>
       </w:tblGrid>
       <w:tr>
         <w:trPr>
@@ -8409,7 +9862,7 @@
         </w:trPr>
         <w:tc>
           <w:tcPr>
-            <w:tcW w:type="dxa" w:w="1944"/>
+            <w:tcW w:type="dxa" w:w="1891"/>
             <w:vAlign w:val="center"/>
             <w:shd w:fill="1F4E78"/>
           </w:tcPr>
@@ -8431,7 +9884,7 @@
         </w:tc>
         <w:tc>
           <w:tcPr>
-            <w:tcW w:type="dxa" w:w="1872"/>
+            <w:tcW w:type="dxa" w:w="1821"/>
             <w:vAlign w:val="center"/>
             <w:shd w:fill="1F4E78"/>
           </w:tcPr>
@@ -8453,7 +9906,7 @@
         </w:tc>
         <w:tc>
           <w:tcPr>
-            <w:tcW w:type="dxa" w:w="3168"/>
+            <w:tcW w:type="dxa" w:w="3081"/>
             <w:vAlign w:val="center"/>
             <w:shd w:fill="1F4E78"/>
           </w:tcPr>
@@ -8475,7 +9928,7 @@
         </w:tc>
         <w:tc>
           <w:tcPr>
-            <w:tcW w:type="dxa" w:w="3528"/>
+            <w:tcW w:type="dxa" w:w="3431"/>
             <w:vAlign w:val="center"/>
             <w:shd w:fill="1F4E78"/>
           </w:tcPr>
@@ -8502,7 +9955,7 @@
         </w:trPr>
         <w:tc>
           <w:tcPr>
-            <w:tcW w:type="dxa" w:w="1944"/>
+            <w:tcW w:type="dxa" w:w="1891"/>
             <w:vAlign w:val="center"/>
           </w:tcPr>
           <w:p>
@@ -8521,7 +9974,7 @@
         </w:tc>
         <w:tc>
           <w:tcPr>
-            <w:tcW w:type="dxa" w:w="1872"/>
+            <w:tcW w:type="dxa" w:w="1821"/>
             <w:vAlign w:val="center"/>
           </w:tcPr>
           <w:p>
@@ -8540,7 +9993,7 @@
         </w:tc>
         <w:tc>
           <w:tcPr>
-            <w:tcW w:type="dxa" w:w="3168"/>
+            <w:tcW w:type="dxa" w:w="3081"/>
             <w:vAlign w:val="center"/>
           </w:tcPr>
           <w:p>
@@ -8559,7 +10012,7 @@
         </w:tc>
         <w:tc>
           <w:tcPr>
-            <w:tcW w:type="dxa" w:w="3528"/>
+            <w:tcW w:type="dxa" w:w="3431"/>
             <w:vAlign w:val="center"/>
           </w:tcPr>
           <w:p>
@@ -8583,7 +10036,7 @@
         </w:trPr>
         <w:tc>
           <w:tcPr>
-            <w:tcW w:type="dxa" w:w="1944"/>
+            <w:tcW w:type="dxa" w:w="1891"/>
             <w:vAlign w:val="center"/>
             <w:shd w:fill="F2F2F2"/>
           </w:tcPr>
@@ -8603,7 +10056,7 @@
         </w:tc>
         <w:tc>
           <w:tcPr>
-            <w:tcW w:type="dxa" w:w="1872"/>
+            <w:tcW w:type="dxa" w:w="1821"/>
             <w:vAlign w:val="center"/>
             <w:shd w:fill="F2F2F2"/>
           </w:tcPr>
@@ -8623,7 +10076,7 @@
         </w:tc>
         <w:tc>
           <w:tcPr>
-            <w:tcW w:type="dxa" w:w="3168"/>
+            <w:tcW w:type="dxa" w:w="3081"/>
             <w:vAlign w:val="center"/>
             <w:shd w:fill="F2F2F2"/>
           </w:tcPr>
@@ -8643,7 +10096,7 @@
         </w:tc>
         <w:tc>
           <w:tcPr>
-            <w:tcW w:type="dxa" w:w="3528"/>
+            <w:tcW w:type="dxa" w:w="3431"/>
             <w:vAlign w:val="center"/>
             <w:shd w:fill="F2F2F2"/>
           </w:tcPr>
@@ -8668,7 +10121,7 @@
         </w:trPr>
         <w:tc>
           <w:tcPr>
-            <w:tcW w:type="dxa" w:w="1944"/>
+            <w:tcW w:type="dxa" w:w="1891"/>
             <w:vAlign w:val="center"/>
           </w:tcPr>
           <w:p>
@@ -8687,7 +10140,7 @@
         </w:tc>
         <w:tc>
           <w:tcPr>
-            <w:tcW w:type="dxa" w:w="1872"/>
+            <w:tcW w:type="dxa" w:w="1821"/>
             <w:vAlign w:val="center"/>
           </w:tcPr>
           <w:p>
@@ -8706,7 +10159,7 @@
         </w:tc>
         <w:tc>
           <w:tcPr>
-            <w:tcW w:type="dxa" w:w="3168"/>
+            <w:tcW w:type="dxa" w:w="3081"/>
             <w:vAlign w:val="center"/>
           </w:tcPr>
           <w:p>
@@ -8725,7 +10178,7 @@
         </w:tc>
         <w:tc>
           <w:tcPr>
-            <w:tcW w:type="dxa" w:w="3528"/>
+            <w:tcW w:type="dxa" w:w="3431"/>
             <w:vAlign w:val="center"/>
           </w:tcPr>
           <w:p>
@@ -8749,7 +10202,7 @@
         </w:trPr>
         <w:tc>
           <w:tcPr>
-            <w:tcW w:type="dxa" w:w="1944"/>
+            <w:tcW w:type="dxa" w:w="1891"/>
             <w:vAlign w:val="center"/>
             <w:shd w:fill="F2F2F2"/>
           </w:tcPr>
@@ -8769,7 +10222,7 @@
         </w:tc>
         <w:tc>
           <w:tcPr>
-            <w:tcW w:type="dxa" w:w="1872"/>
+            <w:tcW w:type="dxa" w:w="1821"/>
             <w:vAlign w:val="center"/>
             <w:shd w:fill="F2F2F2"/>
           </w:tcPr>
@@ -8789,7 +10242,7 @@
         </w:tc>
         <w:tc>
           <w:tcPr>
-            <w:tcW w:type="dxa" w:w="3168"/>
+            <w:tcW w:type="dxa" w:w="3081"/>
             <w:vAlign w:val="center"/>
             <w:shd w:fill="F2F2F2"/>
           </w:tcPr>
@@ -8809,7 +10262,7 @@
         </w:tc>
         <w:tc>
           <w:tcPr>
-            <w:tcW w:type="dxa" w:w="3528"/>
+            <w:tcW w:type="dxa" w:w="3431"/>
             <w:vAlign w:val="center"/>
             <w:shd w:fill="F2F2F2"/>
           </w:tcPr>
@@ -8834,7 +10287,7 @@
         </w:trPr>
         <w:tc>
           <w:tcPr>
-            <w:tcW w:type="dxa" w:w="1944"/>
+            <w:tcW w:type="dxa" w:w="1891"/>
             <w:vAlign w:val="center"/>
           </w:tcPr>
           <w:p>
@@ -8853,7 +10306,7 @@
         </w:tc>
         <w:tc>
           <w:tcPr>
-            <w:tcW w:type="dxa" w:w="1872"/>
+            <w:tcW w:type="dxa" w:w="1821"/>
             <w:vAlign w:val="center"/>
           </w:tcPr>
           <w:p>
@@ -8872,7 +10325,7 @@
         </w:tc>
         <w:tc>
           <w:tcPr>
-            <w:tcW w:type="dxa" w:w="3168"/>
+            <w:tcW w:type="dxa" w:w="3081"/>
             <w:vAlign w:val="center"/>
           </w:tcPr>
           <w:p>
@@ -8891,7 +10344,7 @@
         </w:tc>
         <w:tc>
           <w:tcPr>
-            <w:tcW w:type="dxa" w:w="3528"/>
+            <w:tcW w:type="dxa" w:w="3431"/>
             <w:vAlign w:val="center"/>
           </w:tcPr>
           <w:p>
@@ -8915,7 +10368,7 @@
         </w:trPr>
         <w:tc>
           <w:tcPr>
-            <w:tcW w:type="dxa" w:w="1944"/>
+            <w:tcW w:type="dxa" w:w="1891"/>
             <w:vAlign w:val="center"/>
             <w:shd w:fill="F2F2F2"/>
           </w:tcPr>
@@ -8935,7 +10388,7 @@
         </w:tc>
         <w:tc>
           <w:tcPr>
-            <w:tcW w:type="dxa" w:w="1872"/>
+            <w:tcW w:type="dxa" w:w="1821"/>
             <w:vAlign w:val="center"/>
             <w:shd w:fill="F2F2F2"/>
           </w:tcPr>
@@ -8955,7 +10408,7 @@
         </w:tc>
         <w:tc>
           <w:tcPr>
-            <w:tcW w:type="dxa" w:w="3168"/>
+            <w:tcW w:type="dxa" w:w="3081"/>
             <w:vAlign w:val="center"/>
             <w:shd w:fill="F2F2F2"/>
           </w:tcPr>
@@ -8975,7 +10428,7 @@
         </w:tc>
         <w:tc>
           <w:tcPr>
-            <w:tcW w:type="dxa" w:w="3528"/>
+            <w:tcW w:type="dxa" w:w="3431"/>
             <w:vAlign w:val="center"/>
             <w:shd w:fill="F2F2F2"/>
           </w:tcPr>
@@ -9006,7 +10459,7 @@
         <w:keepNext/>
       </w:pPr>
       <w:r>
-        <w:t>10.2 Final sign-off</w:t>
+        <w:t>10 2 Final sign off</w:t>
       </w:r>
     </w:p>
     <w:tbl>
@@ -9014,12 +10467,21 @@
         <w:tblStyle w:val="TableGrid"/>
         <w:tblW w:type="auto" w:w="0"/>
         <w:jc w:val="center"/>
+        <w:tblLayout w:type="fixed"/>
         <w:tblLook w:firstColumn="1" w:firstRow="1" w:lastColumn="0" w:lastRow="0" w:noHBand="0" w:noVBand="1" w:val="04A0"/>
+        <w:tblBorders>
+          <w:top w:val="single" w:sz="4" w:color="D9D9D9"/>
+          <w:left w:val="single" w:sz="4" w:color="D9D9D9"/>
+          <w:bottom w:val="single" w:sz="4" w:color="D9D9D9"/>
+          <w:right w:val="single" w:sz="4" w:color="D9D9D9"/>
+          <w:insideH w:val="single" w:sz="4" w:color="D9D9D9"/>
+          <w:insideV w:val="single" w:sz="4" w:color="D9D9D9"/>
+        </w:tblBorders>
       </w:tblPr>
       <w:tblGrid>
-        <w:gridCol w:w="3408"/>
-        <w:gridCol w:w="3408"/>
-        <w:gridCol w:w="3408"/>
+        <w:gridCol w:w="2871"/>
+        <w:gridCol w:w="3151"/>
+        <w:gridCol w:w="4202"/>
       </w:tblGrid>
       <w:tr>
         <w:trPr>
@@ -9028,7 +10490,7 @@
         </w:trPr>
         <w:tc>
           <w:tcPr>
-            <w:tcW w:type="dxa" w:w="2952"/>
+            <w:tcW w:type="dxa" w:w="2871"/>
             <w:vAlign w:val="center"/>
             <w:shd w:fill="1F4E78"/>
           </w:tcPr>
@@ -9050,7 +10512,7 @@
         </w:tc>
         <w:tc>
           <w:tcPr>
-            <w:tcW w:type="dxa" w:w="3240"/>
+            <w:tcW w:type="dxa" w:w="3151"/>
             <w:vAlign w:val="center"/>
             <w:shd w:fill="1F4E78"/>
           </w:tcPr>
@@ -9072,7 +10534,7 @@
         </w:tc>
         <w:tc>
           <w:tcPr>
-            <w:tcW w:type="dxa" w:w="4320"/>
+            <w:tcW w:type="dxa" w:w="4202"/>
             <w:vAlign w:val="center"/>
             <w:shd w:fill="1F4E78"/>
           </w:tcPr>
@@ -9099,7 +10561,7 @@
         </w:trPr>
         <w:tc>
           <w:tcPr>
-            <w:tcW w:type="dxa" w:w="2952"/>
+            <w:tcW w:type="dxa" w:w="2871"/>
             <w:vAlign w:val="center"/>
           </w:tcPr>
           <w:p>
@@ -9119,7 +10581,7 @@
         </w:tc>
         <w:tc>
           <w:tcPr>
-            <w:tcW w:type="dxa" w:w="3240"/>
+            <w:tcW w:type="dxa" w:w="3151"/>
             <w:vAlign w:val="center"/>
           </w:tcPr>
           <w:p>
@@ -9138,7 +10600,7 @@
         </w:tc>
         <w:tc>
           <w:tcPr>
-            <w:tcW w:type="dxa" w:w="4320"/>
+            <w:tcW w:type="dxa" w:w="4202"/>
             <w:vAlign w:val="center"/>
           </w:tcPr>
           <w:p>
@@ -9162,7 +10624,7 @@
         </w:trPr>
         <w:tc>
           <w:tcPr>
-            <w:tcW w:type="dxa" w:w="2952"/>
+            <w:tcW w:type="dxa" w:w="2871"/>
             <w:vAlign w:val="center"/>
             <w:shd w:fill="F2F2F2"/>
           </w:tcPr>
@@ -9183,7 +10645,7 @@
         </w:tc>
         <w:tc>
           <w:tcPr>
-            <w:tcW w:type="dxa" w:w="3240"/>
+            <w:tcW w:type="dxa" w:w="3151"/>
             <w:vAlign w:val="center"/>
             <w:shd w:fill="F2F2F2"/>
           </w:tcPr>
@@ -9203,7 +10665,7 @@
         </w:tc>
         <w:tc>
           <w:tcPr>
-            <w:tcW w:type="dxa" w:w="4320"/>
+            <w:tcW w:type="dxa" w:w="4202"/>
             <w:vAlign w:val="center"/>
             <w:shd w:fill="F2F2F2"/>
           </w:tcPr>
@@ -9228,7 +10690,7 @@
         </w:trPr>
         <w:tc>
           <w:tcPr>
-            <w:tcW w:type="dxa" w:w="2952"/>
+            <w:tcW w:type="dxa" w:w="2871"/>
             <w:vAlign w:val="center"/>
           </w:tcPr>
           <w:p>
@@ -9248,7 +10710,7 @@
         </w:tc>
         <w:tc>
           <w:tcPr>
-            <w:tcW w:type="dxa" w:w="3240"/>
+            <w:tcW w:type="dxa" w:w="3151"/>
             <w:vAlign w:val="center"/>
           </w:tcPr>
           <w:p>
@@ -9267,7 +10729,7 @@
         </w:tc>
         <w:tc>
           <w:tcPr>
-            <w:tcW w:type="dxa" w:w="4320"/>
+            <w:tcW w:type="dxa" w:w="4202"/>
             <w:vAlign w:val="center"/>
           </w:tcPr>
           <w:p>
@@ -9291,7 +10753,7 @@
         </w:trPr>
         <w:tc>
           <w:tcPr>
-            <w:tcW w:type="dxa" w:w="2952"/>
+            <w:tcW w:type="dxa" w:w="2871"/>
             <w:vAlign w:val="center"/>
             <w:shd w:fill="F2F2F2"/>
           </w:tcPr>
@@ -9312,7 +10774,7 @@
         </w:tc>
         <w:tc>
           <w:tcPr>
-            <w:tcW w:type="dxa" w:w="3240"/>
+            <w:tcW w:type="dxa" w:w="3151"/>
             <w:vAlign w:val="center"/>
             <w:shd w:fill="F2F2F2"/>
           </w:tcPr>
@@ -9332,7 +10794,7 @@
         </w:tc>
         <w:tc>
           <w:tcPr>
-            <w:tcW w:type="dxa" w:w="4320"/>
+            <w:tcW w:type="dxa" w:w="4202"/>
             <w:vAlign w:val="center"/>
             <w:shd w:fill="F2F2F2"/>
           </w:tcPr>
@@ -9357,7 +10819,7 @@
         </w:trPr>
         <w:tc>
           <w:tcPr>
-            <w:tcW w:type="dxa" w:w="2952"/>
+            <w:tcW w:type="dxa" w:w="2871"/>
             <w:vAlign w:val="center"/>
           </w:tcPr>
           <w:p>
@@ -9377,7 +10839,7 @@
         </w:tc>
         <w:tc>
           <w:tcPr>
-            <w:tcW w:type="dxa" w:w="3240"/>
+            <w:tcW w:type="dxa" w:w="3151"/>
             <w:vAlign w:val="center"/>
           </w:tcPr>
           <w:p>
@@ -9396,7 +10858,7 @@
         </w:tc>
         <w:tc>
           <w:tcPr>
-            <w:tcW w:type="dxa" w:w="4320"/>
+            <w:tcW w:type="dxa" w:w="4202"/>
             <w:vAlign w:val="center"/>
           </w:tcPr>
           <w:p>
@@ -9426,7 +10888,7 @@
         <w:keepNext/>
       </w:pPr>
       <w:r>
-        <w:t>10.3 Authoritative references</w:t>
+        <w:t>10 3 Authoritative references</w:t>
       </w:r>
     </w:p>
     <w:p>
@@ -9501,46 +10963,16 @@
         <w:t>[R9] Project IaC — https://github.com/oci-appdev/dwhs/tree/main/terraform/oci-vm-foundation</w:t>
       </w:r>
     </w:p>
-    <w:tbl>
-      <w:tblPr>
-        <w:tblStyle w:val="TableGrid"/>
-        <w:tblW w:type="auto" w:w="0"/>
-        <w:tblLook w:firstColumn="1" w:firstRow="1" w:lastColumn="0" w:lastRow="0" w:noHBand="0" w:noVBand="1" w:val="04A0"/>
-      </w:tblPr>
-      <w:tblGrid>
-        <w:gridCol w:w="10224"/>
-      </w:tblGrid>
-      <w:tr>
-        <w:trPr>
-          <w:cantSplit/>
-        </w:trPr>
-        <w:tc>
-          <w:tcPr>
-            <w:tcW w:type="dxa" w:w="10224"/>
-            <w:shd w:fill="D9EAF7"/>
-          </w:tcPr>
-          <w:p>
-            <w:pPr>
-              <w:spacing w:after="0"/>
-            </w:pPr>
-            <w:r>
-              <w:rPr>
-                <w:b/>
-                <w:color w:val="1F4E78"/>
-              </w:rPr>
-              <w:t xml:space="preserve">DOCUMENT CONTROL  </w:t>
-            </w:r>
-            <w:r>
-              <w:t>Record every deviation in the execution log and obtain the responsible owner's approval before continuing. Vendor documentation and the approved change record take precedence over illustrative values in this runbook.</w:t>
-            </w:r>
-          </w:p>
-        </w:tc>
-      </w:tr>
-    </w:tbl>
     <w:p>
-      <w:pPr>
-        <w:spacing w:after="0"/>
-      </w:pPr>
+      <w:r>
+        <w:rPr>
+          <w:b/>
+        </w:rPr>
+        <w:t xml:space="preserve">DOCUMENT CONTROL  </w:t>
+      </w:r>
+      <w:r>
+        <w:t>Record every deviation in the execution log and obtain the responsible owner's approval before continuing. Vendor documentation and the approved change record take precedence over illustrative values in this runbook.</w:t>
+      </w:r>
     </w:p>
     <w:sectPr>
       <w:headerReference w:type="default" r:id="rId9"/>
@@ -10307,9 +11739,6 @@
     <w:qFormat/>
     <w:rsid w:val="00FC693F"/>
     <w:pPr>
-      <w:pBdr>
-        <w:bottom w:val="single" w:sz="8" w:space="4" w:color="4F81BD" w:themeColor="accent1"/>
-      </w:pBdr>
       <w:spacing w:after="300" w:line="240" w:lineRule="auto"/>
       <w:contextualSpacing/>
     </w:pPr>
@@ -10794,9 +12223,6 @@
     <w:qFormat/>
     <w:rsid w:val="00FC693F"/>
     <w:pPr>
-      <w:pBdr>
-        <w:bottom w:val="single" w:sz="4" w:space="4" w:color="4F81BD" w:themeColor="accent1"/>
-      </w:pBdr>
       <w:spacing w:before="200" w:after="280"/>
       <w:ind w:left="936" w:right="936"/>
     </w:pPr>

--- a/Hyperscience_OCI_POC_Infrastructure_Build_Runbook.docx
+++ b/Hyperscience_OCI_POC_Infrastructure_Build_Runbook.docx
@@ -683,12 +683,12 @@
     </w:p>
     <w:p>
       <w:r>
-        <w:t>Create the application VM with the approved RHEL 8.10 x86_64 image and VM.GPU.A10.2 shape. Keep its two A10 GPUs distinct. Provision the separate trainer after Chase confirms the CPU/GPU requirement; do not colocate it for this baseline. Record image, shape, OCIDs, private IPs, disk sizes and owner in the handoff.</w:t>
+        <w:t>Create the application VM with the approved RHEL 8.10 x86_64 image and VM.GPU.A10.2 shape. Keep its two A10 GPUs distinct. For semi-structured training, plan a separate Intel x86_64 trainer with at least 16 vCPUs and 64 GB RAM, subject to Chase confirming release/workload sizing and GPU needs. Do not colocate it. Record image, shape, OCIDs, private IPs, disks and owner. [2]</w:t>
       </w:r>
     </w:p>
     <w:p>
       <w:r>
-        <w:t>Attach persistent block storage and mount by UUID. The earlier 100 GB boot + 600 GB data estimate is provisional: verify actual free space at the bundle path, rootful Podman graphRoot, database and media paths. Meet the selected release’s 400 GB base requirement, plus ORCA’s additional 100 GB when used, plus test data and growth. A large unmounted disk does not meet this gate. [2,3]</w:t>
+        <w:t>Attach persistent block storage and mount by UUID. The earlier 100 GB boot + 600 GB data estimate is provisional. On each VM allocate at least 300 GB for bundle download/extraction and 100 GB for rootful Podman images, excluding OS space; add DB/media growth. For ORCA add 100 GB beyond this base. Verify actual capacity at each path, including graphRoot; a disk mounted elsewhere does not satisfy the requirement. [2,3]</w:t>
       </w:r>
     </w:p>
     <w:p>
@@ -1190,7 +1190,7 @@
     </w:p>
     <w:p>
       <w:r>
-        <w:t>Create /opt/hs and the chosen persistent data directory. Download once through the approved channel and distribute internally. Compare SHA-256 before and after each transfer, then extract the exact approved archive in /opt/hs. Use the resulting bundle directory for subsequent commands. Resolve any mismatch before extraction. [8]</w:t>
+        <w:t>Create /opt/hs and the chosen persistent data directory. Download once through the approved channel. Match its SHA-256 to the vendor-provided checksum, then verify the same hash after every internal transfer. Extract the approved archive in /opt/hs and use its resulting directory for later commands. Resolve any mismatch before extraction. [8]</w:t>
       </w:r>
     </w:p>
     <w:p>
@@ -1314,7 +1314,7 @@
     </w:p>
     <w:p>
       <w:r>
-        <w:t>Use an approved sample to demonstrate actual model execution and GPU utilization. Record model/version, processing outcome and GPU metrics. Omit this step when ORCA is not in scope, and document what alternative GPU workload is being tested. [7]</w:t>
+        <w:t>Use an approved sample to demonstrate ORCA execution and GPU utilization. Record model/version, outcome and GPU metrics. Application GPUs are supported for ORCA; if ORCA is excluded, omit this step and revisit the application GPU test objective with Chase. Trainer GPU training is a separate use case. [3,7]</w:t>
       </w:r>
     </w:p>
     <w:p>
@@ -2388,7 +2388,7 @@
       <w:pStyle w:val="Footer"/>
     </w:pPr>
     <w:r>
-      <w:t xml:space="preserve">Version 3.0  •  16 October 2026                                      Page </w:t>
+      <w:t xml:space="preserve">Version 3.1  •  16 October 2026                                      Page </w:t>
     </w:r>
     <w:fldSimple w:instr="PAGE"/>
   </w:p>
